--- a/doc/詞/宋朝/蘇東坡/蘇軾-蝶戀花·春景.docx
+++ b/doc/詞/宋朝/蘇東坡/蘇軾-蝶戀花·春景.docx
@@ -249,9 +249,10 @@
           <w:numId w:val="16"/>
         </w:numPr>
         <w:spacing w:line="440" w:lineRule="exact"/>
-        <w:ind w:leftChars="0"/>
-        <w:rPr>
-          <w:rFonts w:ascii="標楷體" w:eastAsia="標楷體" w:hAnsi="標楷體" w:cs="標楷體"/>
+        <w:ind w:leftChars="0" w:left="284" w:hanging="284"/>
+        <w:jc w:val="both"/>
+        <w:rPr>
+          <w:rFonts w:ascii="標楷體" w:eastAsia="標楷體" w:hAnsi="標楷體" w:cs="標楷體" w:hint="eastAsia"/>
           <w:sz w:val="28"/>
           <w:szCs w:val="28"/>
         </w:rPr>
@@ -297,20 +298,16 @@
           <w:sz w:val="28"/>
           <w:szCs w:val="28"/>
         </w:rPr>
-        <w:t>殘紅：殘花凋謝。</w:t>
-      </w:r>
-    </w:p>
-    <w:p>
-      <w:pPr>
-        <w:pStyle w:val="a6"/>
-        <w:spacing w:line="440" w:lineRule="exact"/>
-        <w:ind w:leftChars="0"/>
-        <w:rPr>
-          <w:rFonts w:ascii="標楷體" w:eastAsia="標楷體" w:hAnsi="標楷體" w:cs="標楷體"/>
-          <w:sz w:val="28"/>
-          <w:szCs w:val="28"/>
-        </w:rPr>
-      </w:pPr>
+        <w:t>殘紅：</w:t>
+      </w:r>
+      <w:r>
+        <w:rPr>
+          <w:rFonts w:ascii="標楷體" w:eastAsia="標楷體" w:hAnsi="標楷體" w:cs="標楷體" w:hint="eastAsia"/>
+          <w:sz w:val="28"/>
+          <w:szCs w:val="28"/>
+        </w:rPr>
+        <w:t>花朵凋謝，殘留的紅色花瓣漸漸褪去。形容</w:t>
+      </w:r>
       <w:proofErr w:type="gramStart"/>
       <w:r>
         <w:rPr>
@@ -318,56 +315,16 @@
           <w:sz w:val="28"/>
           <w:szCs w:val="28"/>
         </w:rPr>
-        <w:t>褪</w:t>
+        <w:t>春深花</w:t>
       </w:r>
       <w:proofErr w:type="gramEnd"/>
-    </w:p>
-    <w:p>
-      <w:pPr>
-        <w:pStyle w:val="a6"/>
-        <w:numPr>
-          <w:ilvl w:val="0"/>
-          <w:numId w:val="23"/>
-        </w:numPr>
-        <w:spacing w:line="440" w:lineRule="exact"/>
-        <w:ind w:leftChars="0"/>
-        <w:rPr>
-          <w:rFonts w:ascii="標楷體" w:eastAsia="標楷體" w:hAnsi="標楷體" w:cs="標楷體"/>
-          <w:sz w:val="28"/>
-          <w:szCs w:val="28"/>
-        </w:rPr>
-      </w:pPr>
       <w:r>
         <w:rPr>
           <w:rFonts w:ascii="標楷體" w:eastAsia="標楷體" w:hAnsi="標楷體" w:cs="標楷體" w:hint="eastAsia"/>
           <w:sz w:val="28"/>
           <w:szCs w:val="28"/>
         </w:rPr>
-        <w:t>脫下、脫掉。如：「褪下」、「褪衣」。</w:t>
-      </w:r>
-    </w:p>
-    <w:p>
-      <w:pPr>
-        <w:pStyle w:val="a6"/>
-        <w:numPr>
-          <w:ilvl w:val="0"/>
-          <w:numId w:val="23"/>
-        </w:numPr>
-        <w:spacing w:line="440" w:lineRule="exact"/>
-        <w:ind w:leftChars="0"/>
-        <w:rPr>
-          <w:rFonts w:ascii="標楷體" w:eastAsia="標楷體" w:hAnsi="標楷體" w:cs="標楷體"/>
-          <w:sz w:val="28"/>
-          <w:szCs w:val="28"/>
-        </w:rPr>
-      </w:pPr>
-      <w:r>
-        <w:rPr>
-          <w:rFonts w:ascii="標楷體" w:eastAsia="標楷體" w:hAnsi="標楷體" w:cs="標楷體" w:hint="eastAsia"/>
-          <w:sz w:val="28"/>
-          <w:szCs w:val="28"/>
-        </w:rPr>
-        <w:t>脫落、消退。如：「褪色」。</w:t>
+        <w:t>落的景象。</w:t>
       </w:r>
     </w:p>
     <w:p>
@@ -378,7 +335,8 @@
           <w:numId w:val="16"/>
         </w:numPr>
         <w:spacing w:line="440" w:lineRule="exact"/>
-        <w:ind w:leftChars="0"/>
+        <w:ind w:leftChars="0" w:left="284" w:hanging="284"/>
+        <w:jc w:val="both"/>
         <w:rPr>
           <w:rFonts w:ascii="標楷體" w:eastAsia="標楷體" w:hAnsi="標楷體" w:cs="標楷體"/>
           <w:sz w:val="28"/>
@@ -391,7 +349,33 @@
           <w:sz w:val="28"/>
           <w:szCs w:val="28"/>
         </w:rPr>
-        <w:t>柳綿：即柳絮。</w:t>
+        <w:t>柳綿：</w:t>
+      </w:r>
+      <w:r>
+        <w:rPr>
+          <w:rFonts w:ascii="標楷體" w:eastAsia="標楷體" w:hAnsi="標楷體" w:cs="標楷體" w:hint="eastAsia"/>
+          <w:sz w:val="28"/>
+          <w:szCs w:val="28"/>
+        </w:rPr>
+        <w:t>柳樹的種子，上面帶有白色絨毛，隨風</w:t>
+      </w:r>
+      <w:proofErr w:type="gramStart"/>
+      <w:r>
+        <w:rPr>
+          <w:rFonts w:ascii="標楷體" w:eastAsia="標楷體" w:hAnsi="標楷體" w:cs="標楷體" w:hint="eastAsia"/>
+          <w:sz w:val="28"/>
+          <w:szCs w:val="28"/>
+        </w:rPr>
+        <w:t>飛舞時狀如</w:t>
+      </w:r>
+      <w:proofErr w:type="gramEnd"/>
+      <w:r>
+        <w:rPr>
+          <w:rFonts w:ascii="標楷體" w:eastAsia="標楷體" w:hAnsi="標楷體" w:cs="標楷體" w:hint="eastAsia"/>
+          <w:sz w:val="28"/>
+          <w:szCs w:val="28"/>
+        </w:rPr>
+        <w:t>棉絮，故稱柳綿（即柳絮）。</w:t>
       </w:r>
     </w:p>
     <w:p>
@@ -402,7 +386,8 @@
           <w:numId w:val="16"/>
         </w:numPr>
         <w:spacing w:line="440" w:lineRule="exact"/>
-        <w:ind w:leftChars="0"/>
+        <w:ind w:leftChars="0" w:left="284" w:hanging="284"/>
+        <w:jc w:val="both"/>
         <w:rPr>
           <w:rFonts w:ascii="標楷體" w:eastAsia="標楷體" w:hAnsi="標楷體" w:cs="標楷體"/>
           <w:sz w:val="28"/>
@@ -417,67 +402,13 @@
         </w:rPr>
         <w:t>天涯何處無芳草：</w:t>
       </w:r>
-      <w:proofErr w:type="gramStart"/>
       <w:r>
         <w:rPr>
           <w:rFonts w:ascii="標楷體" w:eastAsia="標楷體" w:hAnsi="標楷體" w:cs="標楷體" w:hint="eastAsia"/>
           <w:sz w:val="28"/>
           <w:szCs w:val="28"/>
         </w:rPr>
-        <w:t>指春暖</w:t>
-      </w:r>
-      <w:proofErr w:type="gramEnd"/>
-      <w:r>
-        <w:rPr>
-          <w:rFonts w:ascii="標楷體" w:eastAsia="標楷體" w:hAnsi="標楷體" w:cs="標楷體" w:hint="eastAsia"/>
-          <w:sz w:val="28"/>
-          <w:szCs w:val="28"/>
-        </w:rPr>
-        <w:t>大地，處</w:t>
-      </w:r>
-      <w:proofErr w:type="gramStart"/>
-      <w:r>
-        <w:rPr>
-          <w:rFonts w:ascii="標楷體" w:eastAsia="標楷體" w:hAnsi="標楷體" w:cs="標楷體" w:hint="eastAsia"/>
-          <w:sz w:val="28"/>
-          <w:szCs w:val="28"/>
-        </w:rPr>
-        <w:t>處長滿了美美</w:t>
-      </w:r>
-      <w:proofErr w:type="gramEnd"/>
-      <w:r>
-        <w:rPr>
-          <w:rFonts w:ascii="標楷體" w:eastAsia="標楷體" w:hAnsi="標楷體" w:cs="標楷體" w:hint="eastAsia"/>
-          <w:sz w:val="28"/>
-          <w:szCs w:val="28"/>
-        </w:rPr>
-        <w:t>芳草。</w:t>
-      </w:r>
-      <w:r>
-        <w:rPr>
-          <w:rFonts w:ascii="標楷體" w:eastAsia="標楷體" w:hAnsi="標楷體" w:cs="標楷體" w:hint="eastAsia"/>
-          <w:sz w:val="28"/>
-          <w:szCs w:val="28"/>
-        </w:rPr>
-        <w:t>天涯：</w:t>
-      </w:r>
-      <w:proofErr w:type="gramStart"/>
-      <w:r>
-        <w:rPr>
-          <w:rFonts w:ascii="標楷體" w:eastAsia="標楷體" w:hAnsi="標楷體" w:cs="標楷體" w:hint="eastAsia"/>
-          <w:sz w:val="28"/>
-          <w:szCs w:val="28"/>
-        </w:rPr>
-        <w:t>指極遠</w:t>
-      </w:r>
-      <w:proofErr w:type="gramEnd"/>
-      <w:r>
-        <w:rPr>
-          <w:rFonts w:ascii="標楷體" w:eastAsia="標楷體" w:hAnsi="標楷體" w:cs="標楷體" w:hint="eastAsia"/>
-          <w:sz w:val="28"/>
-          <w:szCs w:val="28"/>
-        </w:rPr>
-        <w:t>的地方。</w:t>
+        <w:t>原意指天地遼闊，到處都可以見到茂盛的花草；詞中用來比喻世界廣大，美好的事物或機會很多，不必過度執著於眼前的一處。</w:t>
       </w:r>
     </w:p>
     <w:p>
@@ -488,7 +419,8 @@
           <w:numId w:val="16"/>
         </w:numPr>
         <w:spacing w:line="440" w:lineRule="exact"/>
-        <w:ind w:leftChars="0"/>
+        <w:ind w:leftChars="0" w:left="284" w:hanging="284"/>
+        <w:jc w:val="both"/>
         <w:rPr>
           <w:rFonts w:ascii="標楷體" w:eastAsia="標楷體" w:hAnsi="標楷體" w:cs="標楷體"/>
           <w:sz w:val="28"/>
@@ -529,7 +461,33 @@
           <w:sz w:val="28"/>
           <w:szCs w:val="28"/>
         </w:rPr>
-        <w:t>：牆外行人已漸漸聽不到牆裡盪鞦韆的女子的笑語歡聲了。</w:t>
+        <w:t>：</w:t>
+      </w:r>
+      <w:r>
+        <w:rPr>
+          <w:rFonts w:ascii="標楷體" w:eastAsia="標楷體" w:hAnsi="標楷體" w:cs="標楷體" w:hint="eastAsia"/>
+          <w:sz w:val="28"/>
+          <w:szCs w:val="28"/>
+        </w:rPr>
+        <w:t>笑聲漸漸聽不見了，聲音也慢慢變得輕微、安靜下來。「</w:t>
+      </w:r>
+      <w:proofErr w:type="gramStart"/>
+      <w:r>
+        <w:rPr>
+          <w:rFonts w:ascii="標楷體" w:eastAsia="標楷體" w:hAnsi="標楷體" w:cs="標楷體" w:hint="eastAsia"/>
+          <w:sz w:val="28"/>
+          <w:szCs w:val="28"/>
+        </w:rPr>
+        <w:t>悄</w:t>
+      </w:r>
+      <w:proofErr w:type="gramEnd"/>
+      <w:r>
+        <w:rPr>
+          <w:rFonts w:ascii="標楷體" w:eastAsia="標楷體" w:hAnsi="標楷體" w:cs="標楷體" w:hint="eastAsia"/>
+          <w:sz w:val="28"/>
+          <w:szCs w:val="28"/>
+        </w:rPr>
+        <w:t>」在此處為輕聲、無聲之意。</w:t>
       </w:r>
     </w:p>
     <w:p>
@@ -540,7 +498,8 @@
           <w:numId w:val="16"/>
         </w:numPr>
         <w:spacing w:line="440" w:lineRule="exact"/>
-        <w:ind w:leftChars="0"/>
+        <w:ind w:leftChars="0" w:left="284" w:hanging="284"/>
+        <w:jc w:val="both"/>
         <w:rPr>
           <w:rFonts w:ascii="標楷體" w:eastAsia="標楷體" w:hAnsi="標楷體" w:cs="標楷體"/>
           <w:spacing w:val="-12"/>
@@ -555,9 +514,8 @@
           <w:sz w:val="28"/>
           <w:szCs w:val="28"/>
         </w:rPr>
-        <w:t>多情：指旅途行人過分多情。卻被：反被。無情：</w:t>
-      </w:r>
-      <w:proofErr w:type="gramStart"/>
+        <w:t>多情：</w:t>
+      </w:r>
       <w:r>
         <w:rPr>
           <w:rFonts w:ascii="標楷體" w:eastAsia="標楷體" w:hAnsi="標楷體" w:cs="標楷體" w:hint="eastAsia"/>
@@ -565,9 +523,26 @@
           <w:sz w:val="28"/>
           <w:szCs w:val="28"/>
         </w:rPr>
-        <w:t>指牆內</w:t>
-      </w:r>
-      <w:proofErr w:type="gramEnd"/>
+        <w:t>指對人或事物懷有深厚情感、容易動情的人。在此詞中指駐足傾聽、心思被牆內笑聲牽動的牆外行人。</w:t>
+      </w:r>
+    </w:p>
+    <w:p>
+      <w:pPr>
+        <w:pStyle w:val="a6"/>
+        <w:numPr>
+          <w:ilvl w:val="0"/>
+          <w:numId w:val="16"/>
+        </w:numPr>
+        <w:spacing w:line="440" w:lineRule="exact"/>
+        <w:ind w:leftChars="0" w:left="284" w:hanging="284"/>
+        <w:jc w:val="both"/>
+        <w:rPr>
+          <w:rFonts w:ascii="標楷體" w:eastAsia="標楷體" w:hAnsi="標楷體" w:cs="標楷體"/>
+          <w:spacing w:val="-12"/>
+          <w:sz w:val="28"/>
+          <w:szCs w:val="28"/>
+        </w:rPr>
+      </w:pPr>
       <w:r>
         <w:rPr>
           <w:rFonts w:ascii="標楷體" w:eastAsia="標楷體" w:hAnsi="標楷體" w:cs="標楷體" w:hint="eastAsia"/>
@@ -575,7 +550,90 @@
           <w:sz w:val="28"/>
           <w:szCs w:val="28"/>
         </w:rPr>
-        <w:t>盪鞦韆的佳人毫無覺察。</w:t>
+        <w:t>卻被</w:t>
+      </w:r>
+      <w:r>
+        <w:rPr>
+          <w:rFonts w:ascii="標楷體" w:eastAsia="標楷體" w:hAnsi="標楷體" w:cs="標楷體" w:hint="eastAsia"/>
+          <w:spacing w:val="-12"/>
+          <w:sz w:val="28"/>
+          <w:szCs w:val="28"/>
+        </w:rPr>
+        <w:t>：</w:t>
+      </w:r>
+      <w:r>
+        <w:rPr>
+          <w:rFonts w:ascii="標楷體" w:eastAsia="標楷體" w:hAnsi="標楷體" w:cs="標楷體" w:hint="eastAsia"/>
+          <w:spacing w:val="-12"/>
+          <w:sz w:val="28"/>
+          <w:szCs w:val="28"/>
+        </w:rPr>
+        <w:t>反而受到、反被…</w:t>
+      </w:r>
+      <w:proofErr w:type="gramStart"/>
+      <w:r>
+        <w:rPr>
+          <w:rFonts w:ascii="標楷體" w:eastAsia="標楷體" w:hAnsi="標楷體" w:cs="標楷體" w:hint="eastAsia"/>
+          <w:spacing w:val="-12"/>
+          <w:sz w:val="28"/>
+          <w:szCs w:val="28"/>
+        </w:rPr>
+        <w:t>…</w:t>
+      </w:r>
+      <w:proofErr w:type="gramEnd"/>
+      <w:r>
+        <w:rPr>
+          <w:rFonts w:ascii="標楷體" w:eastAsia="標楷體" w:hAnsi="標楷體" w:cs="標楷體" w:hint="eastAsia"/>
+          <w:spacing w:val="-12"/>
+          <w:sz w:val="28"/>
+          <w:szCs w:val="28"/>
+        </w:rPr>
+        <w:t>所影響。</w:t>
+      </w:r>
+    </w:p>
+    <w:p>
+      <w:pPr>
+        <w:pStyle w:val="a6"/>
+        <w:numPr>
+          <w:ilvl w:val="0"/>
+          <w:numId w:val="16"/>
+        </w:numPr>
+        <w:spacing w:line="440" w:lineRule="exact"/>
+        <w:ind w:leftChars="0" w:left="284" w:hanging="284"/>
+        <w:jc w:val="both"/>
+        <w:rPr>
+          <w:rFonts w:ascii="標楷體" w:eastAsia="標楷體" w:hAnsi="標楷體" w:cs="標楷體"/>
+          <w:spacing w:val="-12"/>
+          <w:sz w:val="28"/>
+          <w:szCs w:val="28"/>
+        </w:rPr>
+      </w:pPr>
+      <w:r>
+        <w:rPr>
+          <w:rFonts w:ascii="標楷體" w:eastAsia="標楷體" w:hAnsi="標楷體" w:cs="標楷體" w:hint="eastAsia"/>
+          <w:spacing w:val="-12"/>
+          <w:sz w:val="28"/>
+          <w:szCs w:val="28"/>
+        </w:rPr>
+        <w:t>無情</w:t>
+      </w:r>
+      <w:r>
+        <w:rPr>
+          <w:rFonts w:ascii="標楷體" w:eastAsia="標楷體" w:hAnsi="標楷體" w:cs="標楷體" w:hint="eastAsia"/>
+          <w:spacing w:val="-12"/>
+          <w:sz w:val="28"/>
+          <w:szCs w:val="28"/>
+        </w:rPr>
+        <w:t>：</w:t>
+      </w:r>
+      <w:r>
+        <w:rPr>
+          <w:rFonts w:ascii="標楷體" w:eastAsia="標楷體" w:hAnsi="標楷體" w:cs="標楷體" w:hint="eastAsia"/>
+          <w:spacing w:val="-12"/>
+          <w:sz w:val="28"/>
+          <w:szCs w:val="28"/>
+        </w:rPr>
+        <w:t>指沒有刻意回應、並不知道有人在牆外傾聽的牆內佳人（或指本無意撩撥人心的笑聲）。</w:t>
       </w:r>
     </w:p>
     <w:p>
@@ -601,63 +659,75 @@
     <w:p>
       <w:pPr>
         <w:spacing w:line="440" w:lineRule="exact"/>
-        <w:rPr>
-          <w:rFonts w:ascii="標楷體" w:eastAsia="標楷體" w:hAnsi="標楷體"/>
-          <w:sz w:val="28"/>
-          <w:szCs w:val="28"/>
-        </w:rPr>
-      </w:pPr>
-      <w:r>
-        <w:rPr>
-          <w:rFonts w:ascii="標楷體" w:eastAsia="標楷體" w:hAnsi="標楷體" w:hint="eastAsia"/>
-          <w:sz w:val="28"/>
-          <w:szCs w:val="28"/>
-        </w:rPr>
-        <w:t>春日將盡，百花凋零，杏樹之上已長出了小小的青澀果實。</w:t>
+        <w:jc w:val="both"/>
+        <w:rPr>
+          <w:rFonts w:ascii="標楷體" w:eastAsia="標楷體" w:hAnsi="標楷體" w:hint="eastAsia"/>
+          <w:sz w:val="28"/>
+          <w:szCs w:val="28"/>
+        </w:rPr>
+      </w:pPr>
+      <w:r>
+        <w:rPr>
+          <w:rFonts w:ascii="標楷體" w:eastAsia="標楷體" w:hAnsi="標楷體" w:hint="eastAsia"/>
+          <w:sz w:val="28"/>
+          <w:szCs w:val="28"/>
+        </w:rPr>
+        <w:t>花朵的殘紅漸漸褪去，枝頭結出</w:t>
+      </w:r>
+      <w:proofErr w:type="gramStart"/>
+      <w:r>
+        <w:rPr>
+          <w:rFonts w:ascii="標楷體" w:eastAsia="標楷體" w:hAnsi="標楷體" w:hint="eastAsia"/>
+          <w:sz w:val="28"/>
+          <w:szCs w:val="28"/>
+        </w:rPr>
+        <w:t>了青嫩的</w:t>
+      </w:r>
+      <w:proofErr w:type="gramEnd"/>
+      <w:r>
+        <w:rPr>
+          <w:rFonts w:ascii="標楷體" w:eastAsia="標楷體" w:hAnsi="標楷體" w:hint="eastAsia"/>
+          <w:sz w:val="28"/>
+          <w:szCs w:val="28"/>
+        </w:rPr>
+        <w:t>小杏子。燕子在空中飛舞時，清澈的綠水環繞著</w:t>
+      </w:r>
+      <w:proofErr w:type="gramStart"/>
+      <w:r>
+        <w:rPr>
+          <w:rFonts w:ascii="標楷體" w:eastAsia="標楷體" w:hAnsi="標楷體" w:hint="eastAsia"/>
+          <w:sz w:val="28"/>
+          <w:szCs w:val="28"/>
+        </w:rPr>
+        <w:t>農家小院</w:t>
+      </w:r>
+      <w:proofErr w:type="gramEnd"/>
+      <w:r>
+        <w:rPr>
+          <w:rFonts w:ascii="標楷體" w:eastAsia="標楷體" w:hAnsi="標楷體" w:hint="eastAsia"/>
+          <w:sz w:val="28"/>
+          <w:szCs w:val="28"/>
+        </w:rPr>
+        <w:t>。</w:t>
       </w:r>
     </w:p>
     <w:p>
       <w:pPr>
         <w:spacing w:line="440" w:lineRule="exact"/>
-        <w:rPr>
-          <w:rFonts w:ascii="標楷體" w:eastAsia="標楷體" w:hAnsi="標楷體"/>
-          <w:sz w:val="28"/>
-          <w:szCs w:val="28"/>
-        </w:rPr>
-      </w:pPr>
-      <w:r>
-        <w:rPr>
-          <w:rFonts w:ascii="標楷體" w:eastAsia="標楷體" w:hAnsi="標楷體" w:hint="eastAsia"/>
-          <w:sz w:val="28"/>
-          <w:szCs w:val="28"/>
-        </w:rPr>
-        <w:t>不時還有燕子</w:t>
-      </w:r>
-      <w:r>
-        <w:rPr>
-          <w:rFonts w:ascii="標楷體" w:eastAsia="標楷體" w:hAnsi="標楷體" w:hint="eastAsia"/>
-          <w:b/>
-          <w:bCs/>
-          <w:sz w:val="28"/>
-          <w:szCs w:val="28"/>
-        </w:rPr>
-        <w:t>掠</w:t>
-      </w:r>
-      <w:r>
-        <w:rPr>
-          <w:rFonts w:ascii="標楷體" w:eastAsia="標楷體" w:hAnsi="標楷體" w:hint="eastAsia"/>
-          <w:sz w:val="28"/>
-          <w:szCs w:val="28"/>
-        </w:rPr>
-        <w:t>過</w:t>
-      </w:r>
-      <w:r>
-        <w:rPr>
-          <w:rFonts w:ascii="標楷體" w:eastAsia="標楷體" w:hAnsi="標楷體" w:hint="eastAsia"/>
-          <w:sz w:val="28"/>
-          <w:szCs w:val="28"/>
-        </w:rPr>
-        <w:t>天空，這</w:t>
+        <w:jc w:val="both"/>
+        <w:rPr>
+          <w:rFonts w:ascii="標楷體" w:eastAsia="標楷體" w:hAnsi="標楷體" w:hint="eastAsia"/>
+          <w:sz w:val="28"/>
+          <w:szCs w:val="28"/>
+        </w:rPr>
+      </w:pPr>
+      <w:r>
+        <w:rPr>
+          <w:rFonts w:ascii="標楷體" w:eastAsia="標楷體" w:hAnsi="標楷體" w:hint="eastAsia"/>
+          <w:sz w:val="28"/>
+          <w:szCs w:val="28"/>
+        </w:rPr>
+        <w:t>柳枝上的柳絮越吹越少，隨風飄散。其實天涯海角到處都有茂盛的芳草，何必</w:t>
       </w:r>
       <w:proofErr w:type="gramStart"/>
       <w:r>
@@ -666,7 +736,7 @@
           <w:sz w:val="28"/>
           <w:szCs w:val="28"/>
         </w:rPr>
-        <w:t>裏</w:t>
+        <w:t>傷春呢</w:t>
       </w:r>
       <w:proofErr w:type="gramEnd"/>
       <w:r>
@@ -675,210 +745,50 @@
           <w:sz w:val="28"/>
           <w:szCs w:val="28"/>
         </w:rPr>
-        <w:t>的清澈河流圍繞</w:t>
-      </w:r>
-      <w:r>
-        <w:rPr>
-          <w:rFonts w:ascii="標楷體" w:eastAsia="標楷體" w:hAnsi="標楷體" w:hint="eastAsia"/>
-          <w:sz w:val="28"/>
-          <w:szCs w:val="28"/>
-        </w:rPr>
-        <w:t>著</w:t>
-      </w:r>
-      <w:r>
-        <w:rPr>
-          <w:rFonts w:ascii="標楷體" w:eastAsia="標楷體" w:hAnsi="標楷體" w:hint="eastAsia"/>
-          <w:sz w:val="28"/>
-          <w:szCs w:val="28"/>
-        </w:rPr>
-        <w:t>村落人家。</w:t>
+        <w:t>？</w:t>
       </w:r>
     </w:p>
     <w:p>
       <w:pPr>
         <w:spacing w:line="440" w:lineRule="exact"/>
-        <w:rPr>
-          <w:rFonts w:ascii="標楷體" w:eastAsia="標楷體" w:hAnsi="標楷體"/>
-          <w:sz w:val="28"/>
-          <w:szCs w:val="28"/>
-        </w:rPr>
-      </w:pPr>
-      <w:r>
-        <w:rPr>
-          <w:rFonts w:ascii="標楷體" w:eastAsia="標楷體" w:hAnsi="標楷體" w:hint="eastAsia"/>
-          <w:sz w:val="28"/>
-          <w:szCs w:val="28"/>
-        </w:rPr>
-        <w:t>柳枝上的柳絮被吹得越來越少，但</w:t>
-      </w:r>
-      <w:r>
-        <w:rPr>
-          <w:rFonts w:ascii="標楷體" w:eastAsia="標楷體" w:hAnsi="標楷體" w:hint="eastAsia"/>
-          <w:sz w:val="28"/>
-          <w:szCs w:val="28"/>
-        </w:rPr>
-        <w:t>春天</w:t>
-      </w:r>
-      <w:proofErr w:type="gramStart"/>
-      <w:r>
-        <w:rPr>
-          <w:rFonts w:ascii="標楷體" w:eastAsia="標楷體" w:hAnsi="標楷體" w:hint="eastAsia"/>
-          <w:sz w:val="28"/>
-          <w:szCs w:val="28"/>
-        </w:rPr>
-        <w:t>一來，</w:t>
-      </w:r>
-      <w:proofErr w:type="gramEnd"/>
-      <w:r>
-        <w:rPr>
-          <w:rFonts w:ascii="標楷體" w:eastAsia="標楷體" w:hAnsi="標楷體" w:hint="eastAsia"/>
-          <w:sz w:val="28"/>
-          <w:szCs w:val="28"/>
-        </w:rPr>
-        <w:t>天涯</w:t>
-      </w:r>
-      <w:r>
-        <w:rPr>
-          <w:rFonts w:ascii="標楷體" w:eastAsia="標楷體" w:hAnsi="標楷體" w:hint="eastAsia"/>
-          <w:sz w:val="28"/>
-          <w:szCs w:val="28"/>
-        </w:rPr>
-        <w:t>各</w:t>
-      </w:r>
-      <w:r>
-        <w:rPr>
-          <w:rFonts w:ascii="標楷體" w:eastAsia="標楷體" w:hAnsi="標楷體" w:hint="eastAsia"/>
-          <w:sz w:val="28"/>
-          <w:szCs w:val="28"/>
-        </w:rPr>
-        <w:t>處又會再長滿茂盛的芳草。</w:t>
+        <w:jc w:val="both"/>
+        <w:rPr>
+          <w:rFonts w:ascii="標楷體" w:eastAsia="標楷體" w:hAnsi="標楷體" w:hint="eastAsia"/>
+          <w:sz w:val="28"/>
+          <w:szCs w:val="28"/>
+        </w:rPr>
+      </w:pPr>
+      <w:r>
+        <w:rPr>
+          <w:rFonts w:ascii="標楷體" w:eastAsia="標楷體" w:hAnsi="標楷體" w:hint="eastAsia"/>
+          <w:sz w:val="28"/>
+          <w:szCs w:val="28"/>
+        </w:rPr>
+        <w:t>院牆裡面傳來盪鞦韆的嬉笑聲，牆外是來往的道路。路上的行人在駐足聆聽，牆裡的美人正在歡笑。</w:t>
       </w:r>
     </w:p>
     <w:p>
       <w:pPr>
         <w:spacing w:line="440" w:lineRule="exact"/>
-        <w:rPr>
-          <w:rFonts w:ascii="標楷體" w:eastAsia="標楷體" w:hAnsi="標楷體"/>
-          <w:sz w:val="28"/>
-          <w:szCs w:val="28"/>
-        </w:rPr>
-      </w:pPr>
-      <w:r>
-        <w:rPr>
-          <w:rFonts w:ascii="標楷體" w:eastAsia="標楷體" w:hAnsi="標楷體" w:hint="eastAsia"/>
-          <w:sz w:val="28"/>
-          <w:szCs w:val="28"/>
-        </w:rPr>
-        <w:t>圍牆之內，有一位少女</w:t>
-      </w:r>
-      <w:proofErr w:type="gramStart"/>
-      <w:r>
-        <w:rPr>
-          <w:rFonts w:ascii="標楷體" w:eastAsia="標楷體" w:hAnsi="標楷體" w:hint="eastAsia"/>
-          <w:sz w:val="28"/>
-          <w:szCs w:val="28"/>
-        </w:rPr>
-        <w:t>正在蕩</w:t>
-      </w:r>
-      <w:r>
-        <w:rPr>
-          <w:rFonts w:ascii="標楷體" w:eastAsia="標楷體" w:hAnsi="標楷體" w:hint="eastAsia"/>
-          <w:sz w:val="28"/>
-          <w:szCs w:val="28"/>
-        </w:rPr>
-        <w:t>著</w:t>
-      </w:r>
-      <w:r>
-        <w:rPr>
-          <w:rFonts w:ascii="標楷體" w:eastAsia="標楷體" w:hAnsi="標楷體" w:hint="eastAsia"/>
-          <w:sz w:val="28"/>
-          <w:szCs w:val="28"/>
-        </w:rPr>
-        <w:t>鞦韆</w:t>
-      </w:r>
-      <w:proofErr w:type="gramEnd"/>
-      <w:r>
-        <w:rPr>
-          <w:rFonts w:ascii="標楷體" w:eastAsia="標楷體" w:hAnsi="標楷體" w:hint="eastAsia"/>
-          <w:sz w:val="28"/>
-          <w:szCs w:val="28"/>
-        </w:rPr>
-        <w:t>，她發出動聽的笑聲。</w:t>
+        <w:jc w:val="both"/>
+        <w:rPr>
+          <w:rFonts w:ascii="標楷體" w:eastAsia="標楷體" w:hAnsi="標楷體" w:hint="eastAsia"/>
+          <w:sz w:val="28"/>
+          <w:szCs w:val="28"/>
+        </w:rPr>
+      </w:pPr>
+      <w:r>
+        <w:rPr>
+          <w:rFonts w:ascii="標楷體" w:eastAsia="標楷體" w:hAnsi="標楷體" w:hint="eastAsia"/>
+          <w:sz w:val="28"/>
+          <w:szCs w:val="28"/>
+        </w:rPr>
+        <w:t>笑聲漸漸聽不見了，聲音也慢慢平息下來。多情的人反而被無情的人所戲弄和煩惱。</w:t>
       </w:r>
     </w:p>
     <w:p>
       <w:pPr>
-        <w:spacing w:line="440" w:lineRule="exact"/>
-        <w:rPr>
-          <w:rFonts w:ascii="標楷體" w:eastAsia="標楷體" w:hAnsi="標楷體"/>
-          <w:sz w:val="28"/>
-          <w:szCs w:val="28"/>
-        </w:rPr>
-      </w:pPr>
-      <w:r>
-        <w:rPr>
-          <w:rFonts w:ascii="標楷體" w:eastAsia="標楷體" w:hAnsi="標楷體" w:hint="eastAsia"/>
-          <w:sz w:val="28"/>
-          <w:szCs w:val="28"/>
-        </w:rPr>
-        <w:t>圍牆之外的行人聽到那動聽的笑聲，（忍不住去想</w:t>
-      </w:r>
-      <w:r>
-        <w:rPr>
-          <w:rFonts w:ascii="標楷體" w:eastAsia="標楷體" w:hAnsi="標楷體" w:hint="eastAsia"/>
-          <w:sz w:val="28"/>
-          <w:szCs w:val="28"/>
-        </w:rPr>
-        <w:t>像</w:t>
-      </w:r>
-      <w:r>
-        <w:rPr>
-          <w:rFonts w:ascii="標楷體" w:eastAsia="標楷體" w:hAnsi="標楷體" w:hint="eastAsia"/>
-          <w:sz w:val="28"/>
-          <w:szCs w:val="28"/>
-        </w:rPr>
-        <w:t>少女盪鞦韆的歡樂場面）。</w:t>
-      </w:r>
-    </w:p>
-    <w:p>
-      <w:pPr>
-        <w:spacing w:line="440" w:lineRule="exact"/>
-        <w:rPr>
-          <w:rFonts w:ascii="標楷體" w:eastAsia="標楷體" w:hAnsi="標楷體"/>
-          <w:sz w:val="28"/>
-          <w:szCs w:val="28"/>
-        </w:rPr>
-      </w:pPr>
-      <w:r>
-        <w:rPr>
-          <w:rFonts w:ascii="標楷體" w:eastAsia="標楷體" w:hAnsi="標楷體" w:hint="eastAsia"/>
-          <w:sz w:val="28"/>
-          <w:szCs w:val="28"/>
-        </w:rPr>
-        <w:t>慢慢的，牆</w:t>
-      </w:r>
-      <w:proofErr w:type="gramStart"/>
-      <w:r>
-        <w:rPr>
-          <w:rFonts w:ascii="標楷體" w:eastAsia="標楷體" w:hAnsi="標楷體" w:hint="eastAsia"/>
-          <w:sz w:val="28"/>
-          <w:szCs w:val="28"/>
-        </w:rPr>
-        <w:t>裏</w:t>
-      </w:r>
-      <w:proofErr w:type="gramEnd"/>
-      <w:r>
-        <w:rPr>
-          <w:rFonts w:ascii="標楷體" w:eastAsia="標楷體" w:hAnsi="標楷體" w:hint="eastAsia"/>
-          <w:sz w:val="28"/>
-          <w:szCs w:val="28"/>
-        </w:rPr>
-        <w:t>笑聲不再，行人惘然若失。彷彿自己的多情被少女的無情所傷害。</w:t>
-      </w:r>
-    </w:p>
-    <w:p>
-      <w:pPr>
-        <w:spacing w:beforeLines="50" w:before="180" w:line="480" w:lineRule="exact"/>
+        <w:spacing w:beforeLines="50" w:before="180" w:line="440" w:lineRule="exact"/>
         <w:rPr>
           <w:rFonts w:ascii="標楷體" w:eastAsia="標楷體" w:hAnsi="標楷體"/>
           <w:sz w:val="32"/>
@@ -906,9 +816,10 @@
     </w:p>
     <w:p>
       <w:pPr>
-        <w:spacing w:line="420" w:lineRule="exact"/>
-        <w:rPr>
-          <w:rFonts w:ascii="標楷體" w:eastAsia="標楷體" w:hAnsi="標楷體"/>
+        <w:spacing w:line="440" w:lineRule="exact"/>
+        <w:jc w:val="both"/>
+        <w:rPr>
+          <w:rFonts w:ascii="標楷體" w:eastAsia="標楷體" w:hAnsi="標楷體" w:hint="eastAsia"/>
           <w:sz w:val="28"/>
           <w:szCs w:val="28"/>
         </w:rPr>
@@ -921,6 +832,48 @@
         </w:rPr>
         <w:t xml:space="preserve">　　</w:t>
       </w:r>
+      <w:r>
+        <w:rPr>
+          <w:rFonts w:ascii="標楷體" w:eastAsia="標楷體" w:hAnsi="標楷體" w:hint="eastAsia"/>
+          <w:sz w:val="28"/>
+          <w:szCs w:val="28"/>
+        </w:rPr>
+        <w:t>這首《蝶戀花·春景》是</w:t>
+      </w:r>
+      <w:r>
+        <w:rPr>
+          <w:rFonts w:ascii="標楷體" w:eastAsia="標楷體" w:hAnsi="標楷體" w:hint="eastAsia"/>
+          <w:sz w:val="28"/>
+          <w:szCs w:val="28"/>
+          <w:u w:val="single"/>
+        </w:rPr>
+        <w:t>北宋</w:t>
+      </w:r>
+      <w:r>
+        <w:rPr>
+          <w:rFonts w:ascii="標楷體" w:eastAsia="標楷體" w:hAnsi="標楷體" w:hint="eastAsia"/>
+          <w:sz w:val="28"/>
+          <w:szCs w:val="28"/>
+        </w:rPr>
+        <w:t>文學家</w:t>
+      </w:r>
+      <w:r>
+        <w:rPr>
+          <w:rFonts w:ascii="標楷體" w:eastAsia="標楷體" w:hAnsi="標楷體" w:hint="eastAsia"/>
+          <w:sz w:val="28"/>
+          <w:szCs w:val="28"/>
+          <w:u w:val="single"/>
+        </w:rPr>
+        <w:t>蘇軾</w:t>
+      </w:r>
+      <w:r>
+        <w:rPr>
+          <w:rFonts w:ascii="標楷體" w:eastAsia="標楷體" w:hAnsi="標楷體" w:hint="eastAsia"/>
+          <w:sz w:val="28"/>
+          <w:szCs w:val="28"/>
+        </w:rPr>
+        <w:t>的名作。</w:t>
+      </w:r>
       <w:proofErr w:type="gramStart"/>
       <w:r>
         <w:rPr>
@@ -928,52 +881,9 @@
           <w:sz w:val="28"/>
           <w:szCs w:val="28"/>
         </w:rPr>
-        <w:t>本詞是</w:t>
+        <w:t>全詞以</w:t>
       </w:r>
       <w:proofErr w:type="gramEnd"/>
-      <w:r>
-        <w:rPr>
-          <w:rFonts w:ascii="標楷體" w:eastAsia="標楷體" w:hAnsi="標楷體" w:hint="eastAsia"/>
-          <w:sz w:val="28"/>
-          <w:szCs w:val="28"/>
-        </w:rPr>
-        <w:t>傷春之作。</w:t>
-      </w:r>
-      <w:r>
-        <w:rPr>
-          <w:rFonts w:ascii="標楷體" w:eastAsia="標楷體" w:hAnsi="標楷體" w:hint="eastAsia"/>
-          <w:sz w:val="28"/>
-          <w:szCs w:val="28"/>
-          <w:u w:val="single"/>
-        </w:rPr>
-        <w:t>蘇軾</w:t>
-      </w:r>
-      <w:r>
-        <w:rPr>
-          <w:rFonts w:ascii="標楷體" w:eastAsia="標楷體" w:hAnsi="標楷體" w:hint="eastAsia"/>
-          <w:sz w:val="28"/>
-          <w:szCs w:val="28"/>
-        </w:rPr>
-        <w:t>長於豪放。亦</w:t>
-      </w:r>
-      <w:proofErr w:type="gramStart"/>
-      <w:r>
-        <w:rPr>
-          <w:rFonts w:ascii="標楷體" w:eastAsia="標楷體" w:hAnsi="標楷體" w:hint="eastAsia"/>
-          <w:sz w:val="28"/>
-          <w:szCs w:val="28"/>
-        </w:rPr>
-        <w:t>最</w:t>
-      </w:r>
-      <w:proofErr w:type="gramEnd"/>
-      <w:r>
-        <w:rPr>
-          <w:rFonts w:ascii="標楷體" w:eastAsia="標楷體" w:hAnsi="標楷體" w:hint="eastAsia"/>
-          <w:sz w:val="28"/>
-          <w:szCs w:val="28"/>
-        </w:rPr>
-        <w:t>擅</w:t>
-      </w:r>
       <w:r>
         <w:rPr>
           <w:rFonts w:ascii="標楷體" w:eastAsia="標楷體" w:hAnsi="標楷體" w:hint="eastAsia"/>
@@ -982,15 +892,15 @@
           <w:sz w:val="28"/>
           <w:szCs w:val="28"/>
         </w:rPr>
-        <w:t>婉約</w:t>
-      </w:r>
-      <w:r>
-        <w:rPr>
-          <w:rFonts w:ascii="標楷體" w:eastAsia="標楷體" w:hAnsi="標楷體" w:hint="eastAsia"/>
-          <w:sz w:val="28"/>
-          <w:szCs w:val="28"/>
-        </w:rPr>
-        <w:t>，</w:t>
+        <w:t>清新明快</w:t>
+      </w:r>
+      <w:r>
+        <w:rPr>
+          <w:rFonts w:ascii="標楷體" w:eastAsia="標楷體" w:hAnsi="標楷體" w:hint="eastAsia"/>
+          <w:sz w:val="28"/>
+          <w:szCs w:val="28"/>
+        </w:rPr>
+        <w:t>的筆調描繪暮春景象，巧妙地將客觀景物與主觀情感交融，展現出詞人獨特的人生哲學與</w:t>
       </w:r>
       <w:proofErr w:type="gramStart"/>
       <w:r>
@@ -999,7 +909,7 @@
           <w:sz w:val="28"/>
           <w:szCs w:val="28"/>
         </w:rPr>
-        <w:t>本詞寫春景</w:t>
+        <w:t>曠</w:t>
       </w:r>
       <w:proofErr w:type="gramEnd"/>
       <w:r>
@@ -1008,8 +918,133 @@
           <w:sz w:val="28"/>
           <w:szCs w:val="28"/>
         </w:rPr>
-        <w:t>清新秀麗。同時，景中又有</w:t>
-      </w:r>
+        <w:t>達。</w:t>
+      </w:r>
+    </w:p>
+    <w:p>
+      <w:pPr>
+        <w:spacing w:line="440" w:lineRule="exact"/>
+        <w:jc w:val="both"/>
+        <w:rPr>
+          <w:rFonts w:ascii="標楷體" w:eastAsia="標楷體" w:hAnsi="標楷體" w:hint="eastAsia"/>
+          <w:sz w:val="28"/>
+          <w:szCs w:val="28"/>
+        </w:rPr>
+      </w:pPr>
+      <w:r>
+        <w:rPr>
+          <w:rFonts w:ascii="標楷體" w:eastAsia="標楷體" w:hAnsi="標楷體" w:hint="eastAsia"/>
+          <w:sz w:val="28"/>
+          <w:szCs w:val="28"/>
+        </w:rPr>
+        <w:t xml:space="preserve">    </w:t>
+      </w:r>
+      <w:r>
+        <w:rPr>
+          <w:rFonts w:ascii="標楷體" w:eastAsia="標楷體" w:hAnsi="標楷體" w:hint="eastAsia"/>
+          <w:sz w:val="28"/>
+          <w:szCs w:val="28"/>
+        </w:rPr>
+        <w:t>上片寫景，以動靜相襯的手法勾勒出一幅生機盎然的暮春圖。「</w:t>
+      </w:r>
+      <w:proofErr w:type="gramStart"/>
+      <w:r>
+        <w:rPr>
+          <w:rFonts w:ascii="標楷體" w:eastAsia="標楷體" w:hAnsi="標楷體" w:hint="eastAsia"/>
+          <w:sz w:val="28"/>
+          <w:szCs w:val="28"/>
+        </w:rPr>
+        <w:t>花褪殘紅青杏小</w:t>
+      </w:r>
+      <w:proofErr w:type="gramEnd"/>
+      <w:r>
+        <w:rPr>
+          <w:rFonts w:ascii="標楷體" w:eastAsia="標楷體" w:hAnsi="標楷體" w:hint="eastAsia"/>
+          <w:sz w:val="28"/>
+          <w:szCs w:val="28"/>
+        </w:rPr>
+        <w:t>」</w:t>
+      </w:r>
+      <w:r>
+        <w:rPr>
+          <w:rFonts w:ascii="標楷體" w:eastAsia="標楷體" w:hAnsi="標楷體"/>
+          <w:sz w:val="28"/>
+          <w:szCs w:val="28"/>
+        </w:rPr>
+        <w:br/>
+      </w:r>
+      <w:r>
+        <w:rPr>
+          <w:rFonts w:ascii="標楷體" w:eastAsia="標楷體" w:hAnsi="標楷體" w:hint="eastAsia"/>
+          <w:sz w:val="28"/>
+          <w:szCs w:val="28"/>
+        </w:rPr>
+        <w:t>，點明時序由春</w:t>
+      </w:r>
+      <w:proofErr w:type="gramStart"/>
+      <w:r>
+        <w:rPr>
+          <w:rFonts w:ascii="標楷體" w:eastAsia="標楷體" w:hAnsi="標楷體" w:hint="eastAsia"/>
+          <w:sz w:val="28"/>
+          <w:szCs w:val="28"/>
+        </w:rPr>
+        <w:t>暮</w:t>
+      </w:r>
+      <w:proofErr w:type="gramEnd"/>
+      <w:r>
+        <w:rPr>
+          <w:rFonts w:ascii="標楷體" w:eastAsia="標楷體" w:hAnsi="標楷體" w:hint="eastAsia"/>
+          <w:sz w:val="28"/>
+          <w:szCs w:val="28"/>
+        </w:rPr>
+        <w:t>初轉，</w:t>
+      </w:r>
+      <w:proofErr w:type="gramStart"/>
+      <w:r>
+        <w:rPr>
+          <w:rFonts w:ascii="標楷體" w:eastAsia="標楷體" w:hAnsi="標楷體" w:hint="eastAsia"/>
+          <w:sz w:val="28"/>
+          <w:szCs w:val="28"/>
+        </w:rPr>
+        <w:t>落花雖殘</w:t>
+      </w:r>
+      <w:proofErr w:type="gramEnd"/>
+      <w:r>
+        <w:rPr>
+          <w:rFonts w:ascii="標楷體" w:eastAsia="標楷體" w:hAnsi="標楷體" w:hint="eastAsia"/>
+          <w:sz w:val="28"/>
+          <w:szCs w:val="28"/>
+        </w:rPr>
+        <w:t>，卻有</w:t>
+      </w:r>
+      <w:proofErr w:type="gramStart"/>
+      <w:r>
+        <w:rPr>
+          <w:rFonts w:ascii="標楷體" w:eastAsia="標楷體" w:hAnsi="標楷體" w:hint="eastAsia"/>
+          <w:sz w:val="28"/>
+          <w:szCs w:val="28"/>
+        </w:rPr>
+        <w:t>青杏初</w:t>
+      </w:r>
+      <w:proofErr w:type="gramEnd"/>
+      <w:r>
+        <w:rPr>
+          <w:rFonts w:ascii="標楷體" w:eastAsia="標楷體" w:hAnsi="標楷體" w:hint="eastAsia"/>
+          <w:sz w:val="28"/>
+          <w:szCs w:val="28"/>
+        </w:rPr>
+        <w:t>生，帶出生命的延續與新意；「燕子飛時，綠水人家繞」視角由近及遠，燕子穿梭、綠水環抱，動態與靜態交織，充滿鄉野情趣。接著「枝上柳綿吹又少。天涯何處無芳草」，柳絮</w:t>
+      </w:r>
+      <w:proofErr w:type="gramStart"/>
+      <w:r>
+        <w:rPr>
+          <w:rFonts w:ascii="標楷體" w:eastAsia="標楷體" w:hAnsi="標楷體" w:hint="eastAsia"/>
+          <w:sz w:val="28"/>
+          <w:szCs w:val="28"/>
+        </w:rPr>
+        <w:t>飄零本易引發</w:t>
+      </w:r>
+      <w:proofErr w:type="gramEnd"/>
       <w:r>
         <w:rPr>
           <w:rFonts w:ascii="標楷體" w:eastAsia="標楷體" w:hAnsi="標楷體" w:hint="eastAsia"/>
@@ -1018,47 +1053,15 @@
           <w:sz w:val="28"/>
           <w:szCs w:val="28"/>
         </w:rPr>
-        <w:t>情理</w:t>
-      </w:r>
-      <w:r>
-        <w:rPr>
-          <w:rFonts w:ascii="標楷體" w:eastAsia="標楷體" w:hAnsi="標楷體" w:hint="eastAsia"/>
-          <w:sz w:val="28"/>
-          <w:szCs w:val="28"/>
-        </w:rPr>
-        <w:t>，我們仍用</w:t>
-      </w:r>
-      <w:r>
-        <w:rPr>
-          <w:rFonts w:ascii="標楷體" w:eastAsia="標楷體" w:hAnsi="標楷體" w:hint="eastAsia"/>
-          <w:sz w:val="28"/>
-          <w:szCs w:val="28"/>
-        </w:rPr>
-        <w:t>「</w:t>
-      </w:r>
-      <w:r>
-        <w:rPr>
-          <w:rFonts w:ascii="標楷體" w:eastAsia="標楷體" w:hAnsi="標楷體" w:hint="eastAsia"/>
-          <w:sz w:val="28"/>
-          <w:szCs w:val="28"/>
-        </w:rPr>
-        <w:t>何處無芳草（知音）</w:t>
-      </w:r>
-      <w:r>
-        <w:rPr>
-          <w:rFonts w:ascii="標楷體" w:eastAsia="標楷體" w:hAnsi="標楷體" w:hint="eastAsia"/>
-          <w:sz w:val="28"/>
-          <w:szCs w:val="28"/>
-        </w:rPr>
-        <w:t>」</w:t>
-      </w:r>
-      <w:r>
-        <w:rPr>
-          <w:rFonts w:ascii="標楷體" w:eastAsia="標楷體" w:hAnsi="標楷體" w:hint="eastAsia"/>
-          <w:sz w:val="28"/>
-          <w:szCs w:val="28"/>
-        </w:rPr>
-        <w:t>以自慰自</w:t>
+        <w:t>遲暮</w:t>
+      </w:r>
+      <w:r>
+        <w:rPr>
+          <w:rFonts w:ascii="標楷體" w:eastAsia="標楷體" w:hAnsi="標楷體" w:hint="eastAsia"/>
+          <w:sz w:val="28"/>
+          <w:szCs w:val="28"/>
+        </w:rPr>
+        <w:t>之感，但詞人筆鋒一轉，以「天涯何處無芳草」</w:t>
       </w:r>
       <w:proofErr w:type="gramStart"/>
       <w:r>
@@ -1067,7 +1070,7 @@
           <w:sz w:val="28"/>
           <w:szCs w:val="28"/>
         </w:rPr>
-        <w:t>勉</w:t>
+        <w:t>將悲秋傷</w:t>
       </w:r>
       <w:proofErr w:type="gramEnd"/>
       <w:r>
@@ -1076,124 +1079,80 @@
           <w:sz w:val="28"/>
           <w:szCs w:val="28"/>
         </w:rPr>
-        <w:t>。作者的</w:t>
-      </w:r>
-      <w:r>
-        <w:rPr>
-          <w:rFonts w:ascii="標楷體" w:eastAsia="標楷體" w:hAnsi="標楷體" w:hint="eastAsia"/>
-          <w:sz w:val="28"/>
-          <w:szCs w:val="28"/>
-        </w:rPr>
-        <w:t>「</w:t>
-      </w:r>
-      <w:r>
-        <w:rPr>
-          <w:rFonts w:ascii="標楷體" w:eastAsia="標楷體" w:hAnsi="標楷體" w:hint="eastAsia"/>
-          <w:sz w:val="28"/>
-          <w:szCs w:val="28"/>
-        </w:rPr>
-        <w:t>多情卻被無情惱</w:t>
-      </w:r>
-      <w:r>
-        <w:rPr>
-          <w:rFonts w:ascii="標楷體" w:eastAsia="標楷體" w:hAnsi="標楷體" w:hint="eastAsia"/>
-          <w:sz w:val="28"/>
-          <w:szCs w:val="28"/>
-        </w:rPr>
-        <w:t>」</w:t>
-      </w:r>
-      <w:r>
-        <w:rPr>
-          <w:rFonts w:ascii="標楷體" w:eastAsia="標楷體" w:hAnsi="標楷體" w:hint="eastAsia"/>
-          <w:sz w:val="28"/>
-          <w:szCs w:val="28"/>
-        </w:rPr>
-        <w:t>，也不僅僅局限於對</w:t>
-      </w:r>
-      <w:r>
-        <w:rPr>
-          <w:rFonts w:ascii="標楷體" w:eastAsia="標楷體" w:hAnsi="標楷體" w:hint="eastAsia"/>
-          <w:sz w:val="28"/>
-          <w:szCs w:val="28"/>
-        </w:rPr>
-        <w:t>「</w:t>
-      </w:r>
-      <w:r>
-        <w:rPr>
-          <w:rFonts w:ascii="標楷體" w:eastAsia="標楷體" w:hAnsi="標楷體" w:hint="eastAsia"/>
-          <w:sz w:val="28"/>
-          <w:szCs w:val="28"/>
-        </w:rPr>
-        <w:t>佳人</w:t>
-      </w:r>
-      <w:r>
-        <w:rPr>
-          <w:rFonts w:ascii="標楷體" w:eastAsia="標楷體" w:hAnsi="標楷體" w:hint="eastAsia"/>
-          <w:sz w:val="28"/>
-          <w:szCs w:val="28"/>
-        </w:rPr>
-        <w:t>」</w:t>
-      </w:r>
-      <w:r>
-        <w:rPr>
-          <w:rFonts w:ascii="標楷體" w:eastAsia="標楷體" w:hAnsi="標楷體" w:hint="eastAsia"/>
-          <w:sz w:val="28"/>
-          <w:szCs w:val="28"/>
-        </w:rPr>
-        <w:t>的相思。</w:t>
-      </w:r>
-      <w:proofErr w:type="gramStart"/>
-      <w:r>
-        <w:rPr>
-          <w:rFonts w:ascii="標楷體" w:eastAsia="標楷體" w:hAnsi="標楷體" w:hint="eastAsia"/>
-          <w:sz w:val="28"/>
-          <w:szCs w:val="28"/>
-        </w:rPr>
-        <w:t>本詞下</w:t>
-      </w:r>
-      <w:proofErr w:type="gramEnd"/>
-      <w:r>
-        <w:rPr>
-          <w:rFonts w:ascii="標楷體" w:eastAsia="標楷體" w:hAnsi="標楷體" w:hint="eastAsia"/>
-          <w:sz w:val="28"/>
-          <w:szCs w:val="28"/>
-        </w:rPr>
-        <w:t>片所寫的是一個愛情故事的片段，未必有什麼寄託。只是一首很好的</w:t>
-      </w:r>
-      <w:proofErr w:type="gramStart"/>
-      <w:r>
-        <w:rPr>
-          <w:rFonts w:ascii="標楷體" w:eastAsia="標楷體" w:hAnsi="標楷體" w:hint="eastAsia"/>
-          <w:sz w:val="28"/>
-          <w:szCs w:val="28"/>
-        </w:rPr>
-        <w:t>婉約詞</w:t>
-      </w:r>
-      <w:proofErr w:type="gramEnd"/>
-      <w:r>
-        <w:rPr>
-          <w:rFonts w:ascii="標楷體" w:eastAsia="標楷體" w:hAnsi="標楷體" w:hint="eastAsia"/>
-          <w:sz w:val="28"/>
-          <w:szCs w:val="28"/>
-        </w:rPr>
-        <w:t>。</w:t>
+        <w:t>春的情緒一掃而空，展現出寬廣的</w:t>
+      </w:r>
+      <w:r>
+        <w:rPr>
+          <w:rFonts w:ascii="標楷體" w:eastAsia="標楷體" w:hAnsi="標楷體" w:hint="eastAsia"/>
+          <w:b/>
+          <w:bCs/>
+          <w:sz w:val="28"/>
+          <w:szCs w:val="28"/>
+        </w:rPr>
+        <w:t>胸襟</w:t>
+      </w:r>
+      <w:r>
+        <w:rPr>
+          <w:rFonts w:ascii="標楷體" w:eastAsia="標楷體" w:hAnsi="標楷體" w:hint="eastAsia"/>
+          <w:sz w:val="28"/>
+          <w:szCs w:val="28"/>
+        </w:rPr>
+        <w:t>與</w:t>
+      </w:r>
+      <w:r>
+        <w:rPr>
+          <w:rFonts w:ascii="標楷體" w:eastAsia="標楷體" w:hAnsi="標楷體" w:hint="eastAsia"/>
+          <w:b/>
+          <w:bCs/>
+          <w:sz w:val="28"/>
+          <w:szCs w:val="28"/>
+        </w:rPr>
+        <w:t>豁達</w:t>
+      </w:r>
+      <w:r>
+        <w:rPr>
+          <w:rFonts w:ascii="標楷體" w:eastAsia="標楷體" w:hAnsi="標楷體" w:hint="eastAsia"/>
+          <w:sz w:val="28"/>
+          <w:szCs w:val="28"/>
+        </w:rPr>
+        <w:t>的生命觀，不</w:t>
+      </w:r>
+      <w:r>
+        <w:rPr>
+          <w:rFonts w:ascii="標楷體" w:eastAsia="標楷體" w:hAnsi="標楷體" w:hint="eastAsia"/>
+          <w:b/>
+          <w:bCs/>
+          <w:sz w:val="28"/>
+          <w:szCs w:val="28"/>
+        </w:rPr>
+        <w:t>拘泥</w:t>
+      </w:r>
+      <w:r>
+        <w:rPr>
+          <w:rFonts w:ascii="標楷體" w:eastAsia="標楷體" w:hAnsi="標楷體" w:hint="eastAsia"/>
+          <w:sz w:val="28"/>
+          <w:szCs w:val="28"/>
+        </w:rPr>
+        <w:t>於一時一地的繁華消逝。</w:t>
       </w:r>
     </w:p>
     <w:p>
       <w:pPr>
-        <w:spacing w:line="420" w:lineRule="exact"/>
-        <w:rPr>
-          <w:rFonts w:ascii="標楷體" w:eastAsia="標楷體" w:hAnsi="標楷體"/>
-          <w:sz w:val="28"/>
-          <w:szCs w:val="28"/>
-        </w:rPr>
-      </w:pPr>
-      <w:r>
-        <w:rPr>
-          <w:rFonts w:ascii="標楷體" w:eastAsia="標楷體" w:hAnsi="標楷體" w:hint="eastAsia"/>
-          <w:sz w:val="28"/>
-          <w:szCs w:val="28"/>
-        </w:rPr>
+        <w:spacing w:line="440" w:lineRule="exact"/>
+        <w:jc w:val="both"/>
+        <w:rPr>
+          <w:rFonts w:ascii="標楷體" w:eastAsia="標楷體" w:hAnsi="標楷體" w:hint="eastAsia"/>
+          <w:sz w:val="28"/>
+          <w:szCs w:val="28"/>
+        </w:rPr>
+      </w:pPr>
+      <w:r>
+        <w:rPr>
+          <w:rFonts w:ascii="標楷體" w:eastAsia="標楷體" w:hAnsi="標楷體" w:hint="eastAsia"/>
+          <w:sz w:val="28"/>
+          <w:szCs w:val="28"/>
+        </w:rPr>
+        <w:lastRenderedPageBreak/>
         <w:t xml:space="preserve">    </w:t>
       </w:r>
       <w:r>
@@ -1202,7 +1161,7 @@
           <w:sz w:val="28"/>
           <w:szCs w:val="28"/>
         </w:rPr>
-        <w:t>「</w:t>
+        <w:t>下片則由自然景物轉入人間的生活情趣，極具戲劇張力。「牆</w:t>
       </w:r>
       <w:proofErr w:type="gramStart"/>
       <w:r>
@@ -1211,7 +1170,7 @@
           <w:sz w:val="28"/>
           <w:szCs w:val="28"/>
         </w:rPr>
-        <w:t>花褪殘紅青杏小</w:t>
+        <w:t>裏</w:t>
       </w:r>
       <w:proofErr w:type="gramEnd"/>
       <w:r>
@@ -1220,49 +1179,7 @@
           <w:sz w:val="28"/>
           <w:szCs w:val="28"/>
         </w:rPr>
-        <w:t>。</w:t>
-      </w:r>
-      <w:r>
-        <w:rPr>
-          <w:rFonts w:ascii="標楷體" w:eastAsia="標楷體" w:hAnsi="標楷體" w:hint="eastAsia"/>
-          <w:sz w:val="28"/>
-          <w:szCs w:val="28"/>
-        </w:rPr>
-        <w:t>」</w:t>
-      </w:r>
-      <w:proofErr w:type="gramStart"/>
-      <w:r>
-        <w:rPr>
-          <w:rFonts w:ascii="標楷體" w:eastAsia="標楷體" w:hAnsi="標楷體" w:hint="eastAsia"/>
-          <w:sz w:val="28"/>
-          <w:szCs w:val="28"/>
-        </w:rPr>
-        <w:t>褪</w:t>
-      </w:r>
-      <w:r>
-        <w:rPr>
-          <w:rFonts w:ascii="標楷體" w:eastAsia="標楷體" w:hAnsi="標楷體" w:hint="eastAsia"/>
-          <w:sz w:val="28"/>
-          <w:szCs w:val="28"/>
-        </w:rPr>
-        <w:t>指</w:t>
-      </w:r>
-      <w:r>
-        <w:rPr>
-          <w:rFonts w:ascii="標楷體" w:eastAsia="標楷體" w:hAnsi="標楷體" w:hint="eastAsia"/>
-          <w:sz w:val="28"/>
-          <w:szCs w:val="28"/>
-        </w:rPr>
-        <w:t>顏色變淺或消失</w:t>
-      </w:r>
-      <w:proofErr w:type="gramEnd"/>
-      <w:r>
-        <w:rPr>
-          <w:rFonts w:ascii="標楷體" w:eastAsia="標楷體" w:hAnsi="標楷體" w:hint="eastAsia"/>
-          <w:sz w:val="28"/>
-          <w:szCs w:val="28"/>
-        </w:rPr>
-        <w:t>。開頭一句描寫的是暮春景象，句意為：暮春時節，杏花</w:t>
+        <w:t>鞦韆牆外道」，一牆之隔分隔了兩個世界。牆內是佳人的歡笑與盪鞦韆的活力，牆外則是</w:t>
       </w:r>
       <w:r>
         <w:rPr>
@@ -1272,15 +1189,15 @@
           <w:sz w:val="28"/>
           <w:szCs w:val="28"/>
         </w:rPr>
-        <w:t>凋零</w:t>
-      </w:r>
-      <w:r>
-        <w:rPr>
-          <w:rFonts w:ascii="標楷體" w:eastAsia="標楷體" w:hAnsi="標楷體" w:hint="eastAsia"/>
-          <w:sz w:val="28"/>
-          <w:szCs w:val="28"/>
-        </w:rPr>
-        <w:t>枯萎，枝頭只掛著又小又青的杏子。作者的視線是從一棵杏樹開始的：花兒已經凋謝，</w:t>
+        <w:t>踽踽獨行</w:t>
+      </w:r>
+      <w:r>
+        <w:rPr>
+          <w:rFonts w:ascii="標楷體" w:eastAsia="標楷體" w:hAnsi="標楷體" w:hint="eastAsia"/>
+          <w:sz w:val="28"/>
+          <w:szCs w:val="28"/>
+        </w:rPr>
+        <w:t>的過客。「牆外行人，牆</w:t>
       </w:r>
       <w:proofErr w:type="gramStart"/>
       <w:r>
@@ -1289,23 +1206,7 @@
           <w:sz w:val="28"/>
           <w:szCs w:val="28"/>
         </w:rPr>
-        <w:t>所</w:t>
-      </w:r>
-      <w:r>
-        <w:rPr>
-          <w:rFonts w:ascii="標楷體" w:eastAsia="標楷體" w:hAnsi="標楷體" w:hint="eastAsia"/>
-          <w:sz w:val="28"/>
-          <w:szCs w:val="28"/>
-        </w:rPr>
-        <w:t>餘</w:t>
-      </w:r>
-      <w:r>
-        <w:rPr>
-          <w:rFonts w:ascii="標楷體" w:eastAsia="標楷體" w:hAnsi="標楷體" w:hint="eastAsia"/>
-          <w:sz w:val="28"/>
-          <w:szCs w:val="28"/>
-        </w:rPr>
-        <w:t>不多</w:t>
+        <w:t>裏</w:t>
       </w:r>
       <w:proofErr w:type="gramEnd"/>
       <w:r>
@@ -1314,341 +1215,8 @@
           <w:sz w:val="28"/>
           <w:szCs w:val="28"/>
         </w:rPr>
-        <w:t>的紅色也正在一點</w:t>
-      </w:r>
-      <w:proofErr w:type="gramStart"/>
-      <w:r>
-        <w:rPr>
-          <w:rFonts w:ascii="標楷體" w:eastAsia="標楷體" w:hAnsi="標楷體" w:hint="eastAsia"/>
-          <w:sz w:val="28"/>
-          <w:szCs w:val="28"/>
-        </w:rPr>
-        <w:t>一點</w:t>
-      </w:r>
-      <w:proofErr w:type="gramEnd"/>
-      <w:r>
-        <w:rPr>
-          <w:rFonts w:ascii="標楷體" w:eastAsia="標楷體" w:hAnsi="標楷體" w:hint="eastAsia"/>
-          <w:sz w:val="28"/>
-          <w:szCs w:val="28"/>
-        </w:rPr>
-        <w:t>褪去，樹枝上開始結出了幼小</w:t>
-      </w:r>
-      <w:proofErr w:type="gramStart"/>
-      <w:r>
-        <w:rPr>
-          <w:rFonts w:ascii="標楷體" w:eastAsia="標楷體" w:hAnsi="標楷體" w:hint="eastAsia"/>
-          <w:sz w:val="28"/>
-          <w:szCs w:val="28"/>
-        </w:rPr>
-        <w:t>的青杏</w:t>
-      </w:r>
-      <w:proofErr w:type="gramEnd"/>
-      <w:r>
-        <w:rPr>
-          <w:rFonts w:ascii="標楷體" w:eastAsia="標楷體" w:hAnsi="標楷體" w:hint="eastAsia"/>
-          <w:sz w:val="28"/>
-          <w:szCs w:val="28"/>
-        </w:rPr>
-        <w:t>。他特別注意到初生的</w:t>
-      </w:r>
-      <w:r>
-        <w:rPr>
-          <w:rFonts w:ascii="標楷體" w:eastAsia="標楷體" w:hAnsi="標楷體" w:hint="eastAsia"/>
-          <w:sz w:val="28"/>
-          <w:szCs w:val="28"/>
-        </w:rPr>
-        <w:t>「</w:t>
-      </w:r>
-      <w:proofErr w:type="gramStart"/>
-      <w:r>
-        <w:rPr>
-          <w:rFonts w:ascii="標楷體" w:eastAsia="標楷體" w:hAnsi="標楷體" w:hint="eastAsia"/>
-          <w:sz w:val="28"/>
-          <w:szCs w:val="28"/>
-        </w:rPr>
-        <w:t>青杏</w:t>
-      </w:r>
-      <w:proofErr w:type="gramEnd"/>
-      <w:r>
-        <w:rPr>
-          <w:rFonts w:ascii="標楷體" w:eastAsia="標楷體" w:hAnsi="標楷體" w:hint="eastAsia"/>
-          <w:sz w:val="28"/>
-          <w:szCs w:val="28"/>
-        </w:rPr>
-        <w:t>」</w:t>
-      </w:r>
-      <w:r>
-        <w:rPr>
-          <w:rFonts w:ascii="標楷體" w:eastAsia="標楷體" w:hAnsi="標楷體" w:hint="eastAsia"/>
-          <w:sz w:val="28"/>
-          <w:szCs w:val="28"/>
-        </w:rPr>
-        <w:t>，語氣中透出憐惜和喜愛，有意識地沖淡了先前濃郁的傷感之情。</w:t>
-      </w:r>
-      <w:r>
-        <w:rPr>
-          <w:rFonts w:ascii="標楷體" w:eastAsia="標楷體" w:hAnsi="標楷體" w:hint="eastAsia"/>
-          <w:sz w:val="28"/>
-          <w:szCs w:val="28"/>
-        </w:rPr>
-        <w:t>「</w:t>
-      </w:r>
-      <w:r>
-        <w:rPr>
-          <w:rFonts w:ascii="標楷體" w:eastAsia="標楷體" w:hAnsi="標楷體" w:hint="eastAsia"/>
-          <w:sz w:val="28"/>
-          <w:szCs w:val="28"/>
-        </w:rPr>
-        <w:t>燕子飛時，綠水人家繞。</w:t>
-      </w:r>
-      <w:r>
-        <w:rPr>
-          <w:rFonts w:ascii="標楷體" w:eastAsia="標楷體" w:hAnsi="標楷體" w:hint="eastAsia"/>
-          <w:sz w:val="28"/>
-          <w:szCs w:val="28"/>
-        </w:rPr>
-        <w:t>」</w:t>
-      </w:r>
-      <w:r>
-        <w:rPr>
-          <w:rFonts w:ascii="標楷體" w:eastAsia="標楷體" w:hAnsi="標楷體" w:hint="eastAsia"/>
-          <w:sz w:val="28"/>
-          <w:szCs w:val="28"/>
-        </w:rPr>
-        <w:t>燕子在空中飛來飛去，綠水環繞著一戶人家。</w:t>
-      </w:r>
-      <w:proofErr w:type="gramStart"/>
-      <w:r>
-        <w:rPr>
-          <w:rFonts w:ascii="標楷體" w:eastAsia="標楷體" w:hAnsi="標楷體" w:hint="eastAsia"/>
-          <w:sz w:val="28"/>
-          <w:szCs w:val="28"/>
-        </w:rPr>
-        <w:t>這兩句又描繪</w:t>
-      </w:r>
-      <w:proofErr w:type="gramEnd"/>
-      <w:r>
-        <w:rPr>
-          <w:rFonts w:ascii="標楷體" w:eastAsia="標楷體" w:hAnsi="標楷體" w:hint="eastAsia"/>
-          <w:sz w:val="28"/>
-          <w:szCs w:val="28"/>
-        </w:rPr>
-        <w:t>了一幅美麗而生動的春天畫面，但缺少了花樹的點綴，仍顯美中不足。</w:t>
-      </w:r>
-      <w:proofErr w:type="gramStart"/>
-      <w:r>
-        <w:rPr>
-          <w:rFonts w:ascii="標楷體" w:eastAsia="標楷體" w:hAnsi="標楷體" w:hint="eastAsia"/>
-          <w:sz w:val="28"/>
-          <w:szCs w:val="28"/>
-        </w:rPr>
-        <w:t>燕子繞舍而</w:t>
-      </w:r>
-      <w:proofErr w:type="gramEnd"/>
-      <w:r>
-        <w:rPr>
-          <w:rFonts w:ascii="標楷體" w:eastAsia="標楷體" w:hAnsi="標楷體" w:hint="eastAsia"/>
-          <w:sz w:val="28"/>
-          <w:szCs w:val="28"/>
-        </w:rPr>
-        <w:t>飛，</w:t>
-      </w:r>
-      <w:proofErr w:type="gramStart"/>
-      <w:r>
-        <w:rPr>
-          <w:rFonts w:ascii="標楷體" w:eastAsia="標楷體" w:hAnsi="標楷體" w:hint="eastAsia"/>
-          <w:sz w:val="28"/>
-          <w:szCs w:val="28"/>
-        </w:rPr>
-        <w:t>綠水繞舍而</w:t>
-      </w:r>
-      <w:proofErr w:type="gramEnd"/>
-      <w:r>
-        <w:rPr>
-          <w:rFonts w:ascii="標楷體" w:eastAsia="標楷體" w:hAnsi="標楷體" w:hint="eastAsia"/>
-          <w:sz w:val="28"/>
-          <w:szCs w:val="28"/>
-        </w:rPr>
-        <w:t>流，</w:t>
-      </w:r>
-      <w:proofErr w:type="gramStart"/>
-      <w:r>
-        <w:rPr>
-          <w:rFonts w:ascii="標楷體" w:eastAsia="標楷體" w:hAnsi="標楷體" w:hint="eastAsia"/>
-          <w:sz w:val="28"/>
-          <w:szCs w:val="28"/>
-        </w:rPr>
-        <w:t>行人繞舍而</w:t>
-      </w:r>
-      <w:proofErr w:type="gramEnd"/>
-      <w:r>
-        <w:rPr>
-          <w:rFonts w:ascii="標楷體" w:eastAsia="標楷體" w:hAnsi="標楷體" w:hint="eastAsia"/>
-          <w:sz w:val="28"/>
-          <w:szCs w:val="28"/>
-        </w:rPr>
-        <w:t>走，</w:t>
-      </w:r>
-      <w:r>
-        <w:rPr>
-          <w:rFonts w:ascii="標楷體" w:eastAsia="標楷體" w:hAnsi="標楷體" w:hint="eastAsia"/>
-          <w:sz w:val="28"/>
-          <w:szCs w:val="28"/>
-        </w:rPr>
-        <w:t>這</w:t>
-      </w:r>
-      <w:r>
-        <w:rPr>
-          <w:rFonts w:ascii="標楷體" w:eastAsia="標楷體" w:hAnsi="標楷體" w:hint="eastAsia"/>
-          <w:sz w:val="28"/>
-          <w:szCs w:val="28"/>
-        </w:rPr>
-        <w:lastRenderedPageBreak/>
-        <w:t>「</w:t>
-      </w:r>
-      <w:r>
-        <w:rPr>
-          <w:rFonts w:ascii="標楷體" w:eastAsia="標楷體" w:hAnsi="標楷體" w:hint="eastAsia"/>
-          <w:sz w:val="28"/>
-          <w:szCs w:val="28"/>
-        </w:rPr>
-        <w:t>繞</w:t>
-      </w:r>
-      <w:r>
-        <w:rPr>
-          <w:rFonts w:ascii="標楷體" w:eastAsia="標楷體" w:hAnsi="標楷體" w:hint="eastAsia"/>
-          <w:sz w:val="28"/>
-          <w:szCs w:val="28"/>
-        </w:rPr>
-        <w:t>」</w:t>
-      </w:r>
-      <w:r>
-        <w:rPr>
-          <w:rFonts w:ascii="標楷體" w:eastAsia="標楷體" w:hAnsi="標楷體" w:hint="eastAsia"/>
-          <w:sz w:val="28"/>
-          <w:szCs w:val="28"/>
-        </w:rPr>
-        <w:t>字</w:t>
-      </w:r>
-      <w:r>
-        <w:rPr>
-          <w:rFonts w:ascii="標楷體" w:eastAsia="標楷體" w:hAnsi="標楷體" w:hint="eastAsia"/>
-          <w:sz w:val="28"/>
-          <w:szCs w:val="28"/>
-        </w:rPr>
-        <w:t>用得</w:t>
-      </w:r>
-      <w:r>
-        <w:rPr>
-          <w:rFonts w:ascii="標楷體" w:eastAsia="標楷體" w:hAnsi="標楷體" w:hint="eastAsia"/>
-          <w:sz w:val="28"/>
-          <w:szCs w:val="28"/>
-        </w:rPr>
-        <w:t>非常真切。</w:t>
-      </w:r>
-      <w:r>
-        <w:rPr>
-          <w:rFonts w:ascii="標楷體" w:eastAsia="標楷體" w:hAnsi="標楷體" w:hint="eastAsia"/>
-          <w:sz w:val="28"/>
-          <w:szCs w:val="28"/>
-        </w:rPr>
-        <w:t>「</w:t>
-      </w:r>
-      <w:r>
-        <w:rPr>
-          <w:rFonts w:ascii="標楷體" w:eastAsia="標楷體" w:hAnsi="標楷體" w:hint="eastAsia"/>
-          <w:sz w:val="28"/>
-          <w:szCs w:val="28"/>
-        </w:rPr>
-        <w:t>枝</w:t>
-      </w:r>
-      <w:proofErr w:type="gramStart"/>
-      <w:r>
-        <w:rPr>
-          <w:rFonts w:ascii="標楷體" w:eastAsia="標楷體" w:hAnsi="標楷體" w:hint="eastAsia"/>
-          <w:sz w:val="28"/>
-          <w:szCs w:val="28"/>
-        </w:rPr>
-        <w:t>上柳棉吹</w:t>
-      </w:r>
-      <w:proofErr w:type="gramEnd"/>
-      <w:r>
-        <w:rPr>
-          <w:rFonts w:ascii="標楷體" w:eastAsia="標楷體" w:hAnsi="標楷體" w:hint="eastAsia"/>
-          <w:sz w:val="28"/>
-          <w:szCs w:val="28"/>
-        </w:rPr>
-        <w:t>又少，天涯何處無芳草？</w:t>
-      </w:r>
-      <w:r>
-        <w:rPr>
-          <w:rFonts w:ascii="標楷體" w:eastAsia="標楷體" w:hAnsi="標楷體" w:hint="eastAsia"/>
-          <w:sz w:val="28"/>
-          <w:szCs w:val="28"/>
-        </w:rPr>
-        <w:t>」</w:t>
-      </w:r>
-      <w:r>
-        <w:rPr>
-          <w:rFonts w:ascii="標楷體" w:eastAsia="標楷體" w:hAnsi="標楷體" w:hint="eastAsia"/>
-          <w:sz w:val="28"/>
-          <w:szCs w:val="28"/>
-        </w:rPr>
-        <w:t>兩句大意是：樹上的柳絮在風的吹拂下越來越少，春天行將結束，難道天下之大，</w:t>
-      </w:r>
-      <w:r>
-        <w:rPr>
-          <w:rFonts w:ascii="標楷體" w:eastAsia="標楷體" w:hAnsi="標楷體" w:hint="eastAsia"/>
-          <w:sz w:val="28"/>
-          <w:szCs w:val="28"/>
-        </w:rPr>
-        <w:t>竟</w:t>
-      </w:r>
-      <w:r>
-        <w:rPr>
-          <w:rFonts w:ascii="標楷體" w:eastAsia="標楷體" w:hAnsi="標楷體" w:hint="eastAsia"/>
-          <w:sz w:val="28"/>
-          <w:szCs w:val="28"/>
-        </w:rPr>
-        <w:t>找不到一處</w:t>
-      </w:r>
-      <w:proofErr w:type="gramStart"/>
-      <w:r>
-        <w:rPr>
-          <w:rFonts w:ascii="標楷體" w:eastAsia="標楷體" w:hAnsi="標楷體" w:hint="eastAsia"/>
-          <w:sz w:val="28"/>
-          <w:szCs w:val="28"/>
-        </w:rPr>
-        <w:t>怡</w:t>
-      </w:r>
-      <w:proofErr w:type="gramEnd"/>
-      <w:r>
-        <w:rPr>
-          <w:rFonts w:ascii="標楷體" w:eastAsia="標楷體" w:hAnsi="標楷體" w:hint="eastAsia"/>
-          <w:sz w:val="28"/>
-          <w:szCs w:val="28"/>
-        </w:rPr>
-        <w:t>人的景色嗎？柳絮紛飛，春色將盡，固然讓人傷感；而芳草青綠，又自是一番境界。</w:t>
-      </w:r>
-      <w:r>
-        <w:rPr>
-          <w:rFonts w:ascii="標楷體" w:eastAsia="標楷體" w:hAnsi="標楷體" w:hint="eastAsia"/>
-          <w:sz w:val="28"/>
-          <w:szCs w:val="28"/>
-          <w:u w:val="single"/>
-        </w:rPr>
-        <w:t>蘇軾</w:t>
-      </w:r>
-      <w:r>
-        <w:rPr>
-          <w:rFonts w:ascii="標楷體" w:eastAsia="標楷體" w:hAnsi="標楷體" w:hint="eastAsia"/>
-          <w:sz w:val="28"/>
-          <w:szCs w:val="28"/>
-        </w:rPr>
-        <w:t>的</w:t>
-      </w:r>
-      <w:proofErr w:type="gramStart"/>
+        <w:t>佳人笑」，行人因笑聲而</w:t>
+      </w:r>
       <w:r>
         <w:rPr>
           <w:rFonts w:ascii="標楷體" w:eastAsia="標楷體" w:hAnsi="標楷體" w:hint="eastAsia"/>
@@ -1657,9 +1225,70 @@
           <w:sz w:val="28"/>
           <w:szCs w:val="28"/>
         </w:rPr>
-        <w:t>曠</w:t>
+        <w:t>駐足神往</w:t>
+      </w:r>
+      <w:r>
+        <w:rPr>
+          <w:rFonts w:ascii="標楷體" w:eastAsia="標楷體" w:hAnsi="標楷體" w:hint="eastAsia"/>
+          <w:sz w:val="28"/>
+          <w:szCs w:val="28"/>
+        </w:rPr>
+        <w:t>，佳人卻</w:t>
+      </w:r>
+      <w:proofErr w:type="gramStart"/>
+      <w:r>
+        <w:rPr>
+          <w:rFonts w:ascii="標楷體" w:eastAsia="標楷體" w:hAnsi="標楷體" w:hint="eastAsia"/>
+          <w:sz w:val="28"/>
+          <w:szCs w:val="28"/>
+        </w:rPr>
+        <w:t>不</w:t>
       </w:r>
       <w:proofErr w:type="gramEnd"/>
+      <w:r>
+        <w:rPr>
+          <w:rFonts w:ascii="標楷體" w:eastAsia="標楷體" w:hAnsi="標楷體" w:hint="eastAsia"/>
+          <w:sz w:val="28"/>
+          <w:szCs w:val="28"/>
+        </w:rPr>
+        <w:t>自知有人傾聽。然而，「</w:t>
+      </w:r>
+      <w:proofErr w:type="gramStart"/>
+      <w:r>
+        <w:rPr>
+          <w:rFonts w:ascii="標楷體" w:eastAsia="標楷體" w:hAnsi="標楷體" w:hint="eastAsia"/>
+          <w:sz w:val="28"/>
+          <w:szCs w:val="28"/>
+        </w:rPr>
+        <w:t>笑漸不</w:t>
+      </w:r>
+      <w:proofErr w:type="gramEnd"/>
+      <w:r>
+        <w:rPr>
+          <w:rFonts w:ascii="標楷體" w:eastAsia="標楷體" w:hAnsi="標楷體" w:hint="eastAsia"/>
+          <w:sz w:val="28"/>
+          <w:szCs w:val="28"/>
+        </w:rPr>
+        <w:t>聞聲漸</w:t>
+      </w:r>
+      <w:proofErr w:type="gramStart"/>
+      <w:r>
+        <w:rPr>
+          <w:rFonts w:ascii="標楷體" w:eastAsia="標楷體" w:hAnsi="標楷體" w:hint="eastAsia"/>
+          <w:sz w:val="28"/>
+          <w:szCs w:val="28"/>
+        </w:rPr>
+        <w:t>悄</w:t>
+      </w:r>
+      <w:proofErr w:type="gramEnd"/>
+      <w:r>
+        <w:rPr>
+          <w:rFonts w:ascii="標楷體" w:eastAsia="標楷體" w:hAnsi="標楷體" w:hint="eastAsia"/>
+          <w:sz w:val="28"/>
+          <w:szCs w:val="28"/>
+        </w:rPr>
+        <w:t>。多情卻被無情惱」，隨著笑聲漸遠，行人的情感被勾起卻無處寄託，落入一種</w:t>
+      </w:r>
       <w:r>
         <w:rPr>
           <w:rFonts w:ascii="標楷體" w:eastAsia="標楷體" w:hAnsi="標楷體" w:hint="eastAsia"/>
@@ -1668,72 +1297,34 @@
           <w:sz w:val="28"/>
           <w:szCs w:val="28"/>
         </w:rPr>
-        <w:t>達</w:t>
-      </w:r>
-      <w:r>
-        <w:rPr>
-          <w:rFonts w:ascii="標楷體" w:eastAsia="標楷體" w:hAnsi="標楷體" w:hint="eastAsia"/>
-          <w:sz w:val="28"/>
-          <w:szCs w:val="28"/>
-        </w:rPr>
-        <w:t>於此可見。</w:t>
-      </w:r>
-      <w:r>
-        <w:rPr>
-          <w:rFonts w:ascii="標楷體" w:eastAsia="標楷體" w:hAnsi="標楷體" w:hint="eastAsia"/>
-          <w:sz w:val="28"/>
-          <w:szCs w:val="28"/>
-        </w:rPr>
-        <w:t>「</w:t>
-      </w:r>
-      <w:r>
-        <w:rPr>
-          <w:rFonts w:ascii="標楷體" w:eastAsia="標楷體" w:hAnsi="標楷體" w:hint="eastAsia"/>
-          <w:sz w:val="28"/>
-          <w:szCs w:val="28"/>
-        </w:rPr>
-        <w:t>天涯</w:t>
-      </w:r>
-      <w:r>
-        <w:rPr>
-          <w:rFonts w:ascii="標楷體" w:eastAsia="標楷體" w:hAnsi="標楷體" w:hint="eastAsia"/>
-          <w:sz w:val="28"/>
-          <w:szCs w:val="28"/>
-        </w:rPr>
-        <w:t>」</w:t>
-      </w:r>
-      <w:r>
-        <w:rPr>
-          <w:rFonts w:ascii="標楷體" w:eastAsia="標楷體" w:hAnsi="標楷體" w:hint="eastAsia"/>
-          <w:sz w:val="28"/>
-          <w:szCs w:val="28"/>
-        </w:rPr>
-        <w:t>一句，</w:t>
-      </w:r>
-      <w:r>
-        <w:rPr>
-          <w:rFonts w:ascii="標楷體" w:eastAsia="標楷體" w:hAnsi="標楷體" w:hint="eastAsia"/>
-          <w:sz w:val="28"/>
-          <w:szCs w:val="28"/>
-        </w:rPr>
-        <w:t>意指</w:t>
-      </w:r>
-      <w:r>
-        <w:rPr>
-          <w:rFonts w:ascii="標楷體" w:eastAsia="標楷體" w:hAnsi="標楷體" w:hint="eastAsia"/>
-          <w:sz w:val="28"/>
-          <w:szCs w:val="28"/>
-          <w:u w:val="single"/>
-        </w:rPr>
-        <w:t>蘇東坡</w:t>
-      </w:r>
-      <w:r>
-        <w:rPr>
-          <w:rFonts w:ascii="標楷體" w:eastAsia="標楷體" w:hAnsi="標楷體" w:hint="eastAsia"/>
-          <w:sz w:val="28"/>
-          <w:szCs w:val="28"/>
-        </w:rPr>
-        <w:t>最後竟被遠</w:t>
+        <w:t>悵然若失</w:t>
+      </w:r>
+      <w:r>
+        <w:rPr>
+          <w:rFonts w:ascii="標楷體" w:eastAsia="標楷體" w:hAnsi="標楷體" w:hint="eastAsia"/>
+          <w:sz w:val="28"/>
+          <w:szCs w:val="28"/>
+        </w:rPr>
+        <w:t>的迷惘中。</w:t>
+      </w:r>
+    </w:p>
+    <w:p>
+      <w:pPr>
+        <w:spacing w:line="440" w:lineRule="exact"/>
+        <w:jc w:val="both"/>
+        <w:rPr>
+          <w:rFonts w:ascii="標楷體" w:eastAsia="標楷體" w:hAnsi="標楷體"/>
+          <w:sz w:val="28"/>
+          <w:szCs w:val="28"/>
+        </w:rPr>
+      </w:pPr>
+      <w:r>
+        <w:rPr>
+          <w:rFonts w:ascii="標楷體" w:eastAsia="標楷體" w:hAnsi="標楷體" w:hint="eastAsia"/>
+          <w:sz w:val="28"/>
+          <w:szCs w:val="28"/>
+        </w:rPr>
+        <w:t xml:space="preserve">    </w:t>
       </w:r>
       <w:proofErr w:type="gramStart"/>
       <w:r>
@@ -1742,7 +1333,7 @@
           <w:sz w:val="28"/>
           <w:szCs w:val="28"/>
         </w:rPr>
-        <w:t>謫</w:t>
+        <w:t>全詞前半</w:t>
       </w:r>
       <w:proofErr w:type="gramEnd"/>
       <w:r>
@@ -1751,8 +1342,9 @@
           <w:sz w:val="28"/>
           <w:szCs w:val="28"/>
         </w:rPr>
-        <w:t>到萬里之遙的</w:t>
-      </w:r>
+        <w:t>段展現了</w:t>
+      </w:r>
+      <w:proofErr w:type="gramStart"/>
       <w:r>
         <w:rPr>
           <w:rFonts w:ascii="標楷體" w:eastAsia="標楷體" w:hAnsi="標楷體" w:hint="eastAsia"/>
@@ -1760,97 +1352,10 @@
           <w:bCs/>
           <w:sz w:val="28"/>
           <w:szCs w:val="28"/>
-          <w:u w:val="single"/>
-        </w:rPr>
-        <w:t>嶺南</w:t>
-      </w:r>
-      <w:r>
-        <w:rPr>
-          <w:rFonts w:ascii="標楷體" w:eastAsia="標楷體" w:hAnsi="標楷體" w:hint="eastAsia"/>
-          <w:sz w:val="28"/>
-          <w:szCs w:val="28"/>
-        </w:rPr>
-        <w:t>。此時，他已人到晚年，遙望故鄉，幾</w:t>
-      </w:r>
-      <w:r>
-        <w:rPr>
-          <w:rFonts w:ascii="標楷體" w:eastAsia="標楷體" w:hAnsi="標楷體" w:hint="eastAsia"/>
-          <w:sz w:val="28"/>
-          <w:szCs w:val="28"/>
-        </w:rPr>
-        <w:t>(</w:t>
-      </w:r>
-      <w:proofErr w:type="gramStart"/>
-      <w:r>
-        <w:rPr>
-          <w:rFonts w:ascii="標楷體" w:eastAsia="標楷體" w:hAnsi="標楷體" w:hint="eastAsia"/>
-          <w:color w:val="FF0000"/>
-          <w:sz w:val="16"/>
-          <w:szCs w:val="16"/>
-        </w:rPr>
-        <w:t>ㄐㄧ</w:t>
+        </w:rPr>
+        <w:t>曠</w:t>
       </w:r>
       <w:proofErr w:type="gramEnd"/>
-      <w:r>
-        <w:rPr>
-          <w:rFonts w:ascii="標楷體" w:eastAsia="標楷體" w:hAnsi="標楷體" w:hint="eastAsia"/>
-          <w:sz w:val="28"/>
-          <w:szCs w:val="28"/>
-        </w:rPr>
-        <w:t>)</w:t>
-      </w:r>
-      <w:r>
-        <w:rPr>
-          <w:rFonts w:ascii="標楷體" w:eastAsia="標楷體" w:hAnsi="標楷體" w:hint="eastAsia"/>
-          <w:sz w:val="28"/>
-          <w:szCs w:val="28"/>
-        </w:rPr>
-        <w:t>近天涯。這境遇和隨風飄飛的柳絮何其相似。</w:t>
-      </w:r>
-    </w:p>
-    <w:p>
-      <w:pPr>
-        <w:spacing w:line="420" w:lineRule="exact"/>
-        <w:rPr>
-          <w:rFonts w:ascii="標楷體" w:eastAsia="標楷體" w:hAnsi="標楷體"/>
-          <w:sz w:val="28"/>
-          <w:szCs w:val="28"/>
-        </w:rPr>
-      </w:pPr>
-      <w:r>
-        <w:rPr>
-          <w:rFonts w:ascii="標楷體" w:eastAsia="標楷體" w:hAnsi="標楷體" w:hint="eastAsia"/>
-          <w:sz w:val="28"/>
-          <w:szCs w:val="28"/>
-        </w:rPr>
-        <w:t xml:space="preserve">    </w:t>
-      </w:r>
-      <w:r>
-        <w:rPr>
-          <w:rFonts w:ascii="標楷體" w:eastAsia="標楷體" w:hAnsi="標楷體" w:hint="eastAsia"/>
-          <w:sz w:val="28"/>
-          <w:szCs w:val="28"/>
-        </w:rPr>
-        <w:t>上</w:t>
-      </w:r>
-      <w:proofErr w:type="gramStart"/>
-      <w:r>
-        <w:rPr>
-          <w:rFonts w:ascii="標楷體" w:eastAsia="標楷體" w:hAnsi="標楷體" w:hint="eastAsia"/>
-          <w:sz w:val="28"/>
-          <w:szCs w:val="28"/>
-        </w:rPr>
-        <w:t>闋</w:t>
-      </w:r>
-      <w:proofErr w:type="gramEnd"/>
-      <w:r>
-        <w:rPr>
-          <w:rFonts w:ascii="標楷體" w:eastAsia="標楷體" w:hAnsi="標楷體" w:hint="eastAsia"/>
-          <w:sz w:val="28"/>
-          <w:szCs w:val="28"/>
-        </w:rPr>
-        <w:t>描寫了一組暮春景色，雖也有些許亮色，但由於缺少了花草，他感到更多的是衰敗和</w:t>
-      </w:r>
       <w:r>
         <w:rPr>
           <w:rFonts w:ascii="標楷體" w:eastAsia="標楷體" w:hAnsi="標楷體" w:hint="eastAsia"/>
@@ -1859,129 +1364,15 @@
           <w:sz w:val="28"/>
           <w:szCs w:val="28"/>
         </w:rPr>
-        <w:t>蕭索</w:t>
-      </w:r>
-      <w:r>
-        <w:rPr>
-          <w:rFonts w:ascii="標楷體" w:eastAsia="標楷體" w:hAnsi="標楷體" w:hint="eastAsia"/>
-          <w:sz w:val="28"/>
-          <w:szCs w:val="28"/>
-        </w:rPr>
-        <w:t>，這正如作者此時的心境。作者被貶謫在外，仕途失意又遠離家人，所以他感到孤獨惆悵，想尋找一些美好的景物來排解心中的鬱悶，誰知佳景難覓，心情更糟。上</w:t>
-      </w:r>
-      <w:proofErr w:type="gramStart"/>
-      <w:r>
-        <w:rPr>
-          <w:rFonts w:ascii="標楷體" w:eastAsia="標楷體" w:hAnsi="標楷體" w:hint="eastAsia"/>
-          <w:sz w:val="28"/>
-          <w:szCs w:val="28"/>
-        </w:rPr>
-        <w:t>闋</w:t>
-      </w:r>
-      <w:proofErr w:type="gramEnd"/>
-      <w:r>
-        <w:rPr>
-          <w:rFonts w:ascii="標楷體" w:eastAsia="標楷體" w:hAnsi="標楷體" w:hint="eastAsia"/>
-          <w:sz w:val="28"/>
-          <w:szCs w:val="28"/>
-        </w:rPr>
-        <w:t>表達了作者的</w:t>
-      </w:r>
-      <w:proofErr w:type="gramStart"/>
-      <w:r>
-        <w:rPr>
-          <w:rFonts w:ascii="標楷體" w:eastAsia="標楷體" w:hAnsi="標楷體" w:hint="eastAsia"/>
-          <w:sz w:val="28"/>
-          <w:szCs w:val="28"/>
-        </w:rPr>
-        <w:t>惜春之情及</w:t>
-      </w:r>
-      <w:proofErr w:type="gramEnd"/>
-      <w:r>
-        <w:rPr>
-          <w:rFonts w:ascii="標楷體" w:eastAsia="標楷體" w:hAnsi="標楷體" w:hint="eastAsia"/>
-          <w:sz w:val="28"/>
-          <w:szCs w:val="28"/>
-        </w:rPr>
-        <w:t>對美好事物的追求。</w:t>
-      </w:r>
-    </w:p>
-    <w:p>
-      <w:pPr>
-        <w:spacing w:line="420" w:lineRule="exact"/>
-        <w:rPr>
-          <w:rFonts w:ascii="標楷體" w:eastAsia="標楷體" w:hAnsi="標楷體"/>
-          <w:sz w:val="28"/>
-          <w:szCs w:val="28"/>
-        </w:rPr>
-      </w:pPr>
-      <w:r>
-        <w:rPr>
-          <w:rFonts w:ascii="標楷體" w:eastAsia="標楷體" w:hAnsi="標楷體" w:hint="eastAsia"/>
-          <w:sz w:val="28"/>
-          <w:szCs w:val="28"/>
-        </w:rPr>
-        <w:t xml:space="preserve">    </w:t>
-      </w:r>
-      <w:r>
-        <w:rPr>
-          <w:rFonts w:ascii="標楷體" w:eastAsia="標楷體" w:hAnsi="標楷體" w:hint="eastAsia"/>
-          <w:sz w:val="28"/>
-          <w:szCs w:val="28"/>
-        </w:rPr>
-        <w:t>“牆裡鞦韆牆外道。牆外行人，牆裡佳人笑。”牆外是一條道路，行人從路中經過，只聽見牆裡有盪鞦韆的聲音，一陣</w:t>
-      </w:r>
-      <w:proofErr w:type="gramStart"/>
-      <w:r>
-        <w:rPr>
-          <w:rFonts w:ascii="標楷體" w:eastAsia="標楷體" w:hAnsi="標楷體" w:hint="eastAsia"/>
-          <w:sz w:val="28"/>
-          <w:szCs w:val="28"/>
-        </w:rPr>
-        <w:t>陣</w:t>
-      </w:r>
-      <w:proofErr w:type="gramEnd"/>
-      <w:r>
-        <w:rPr>
-          <w:rFonts w:ascii="標楷體" w:eastAsia="標楷體" w:hAnsi="標楷體" w:hint="eastAsia"/>
-          <w:sz w:val="28"/>
-          <w:szCs w:val="28"/>
-        </w:rPr>
-        <w:t>悅耳的笑聲不時從裡面傳出，原來是名女子在盪鞦韆。這一場景</w:t>
-      </w:r>
-      <w:proofErr w:type="gramStart"/>
-      <w:r>
-        <w:rPr>
-          <w:rFonts w:ascii="標楷體" w:eastAsia="標楷體" w:hAnsi="標楷體" w:hint="eastAsia"/>
-          <w:sz w:val="28"/>
-          <w:szCs w:val="28"/>
-        </w:rPr>
-        <w:t>頓掃上闋</w:t>
-      </w:r>
-      <w:proofErr w:type="gramEnd"/>
-      <w:r>
-        <w:rPr>
-          <w:rFonts w:ascii="標楷體" w:eastAsia="標楷體" w:hAnsi="標楷體" w:hint="eastAsia"/>
-          <w:sz w:val="28"/>
-          <w:szCs w:val="28"/>
-        </w:rPr>
-        <w:t>之蕭索，充滿了青春的歡快</w:t>
-      </w:r>
-      <w:r>
-        <w:rPr>
-          <w:rFonts w:ascii="標楷體" w:eastAsia="標楷體" w:hAnsi="標楷體" w:hint="eastAsia"/>
-          <w:sz w:val="28"/>
-          <w:szCs w:val="28"/>
-        </w:rPr>
-        <w:t>旋律</w:t>
-      </w:r>
-      <w:r>
-        <w:rPr>
-          <w:rFonts w:ascii="標楷體" w:eastAsia="標楷體" w:hAnsi="標楷體" w:hint="eastAsia"/>
-          <w:sz w:val="28"/>
-          <w:szCs w:val="28"/>
-        </w:rPr>
-        <w:t>，使行人禁不住止步，用心地欣賞和聆聽著這令人</w:t>
+        <w:t>達豪邁</w:t>
+      </w:r>
+      <w:r>
+        <w:rPr>
+          <w:rFonts w:ascii="標楷體" w:eastAsia="標楷體" w:hAnsi="標楷體" w:hint="eastAsia"/>
+          <w:sz w:val="28"/>
+          <w:szCs w:val="28"/>
+        </w:rPr>
+        <w:t>的自然觀，後半段則細膩刻畫了青春妙齡與人際間微妙而</w:t>
       </w:r>
       <w:r>
         <w:rPr>
@@ -1991,24 +1382,15 @@
           <w:sz w:val="28"/>
           <w:szCs w:val="28"/>
         </w:rPr>
-        <w:t>如痴如醉</w:t>
-      </w:r>
-      <w:r>
-        <w:rPr>
-          <w:rFonts w:ascii="標楷體" w:eastAsia="標楷體" w:hAnsi="標楷體" w:hint="eastAsia"/>
-          <w:sz w:val="28"/>
-          <w:szCs w:val="28"/>
-        </w:rPr>
-        <w:t>的歡聲笑語。作者在藝術處理上十分講究</w:t>
-      </w:r>
-      <w:proofErr w:type="gramStart"/>
-      <w:r>
-        <w:rPr>
-          <w:rFonts w:ascii="標楷體" w:eastAsia="標楷體" w:hAnsi="標楷體" w:hint="eastAsia"/>
-          <w:sz w:val="28"/>
-          <w:szCs w:val="28"/>
-        </w:rPr>
-        <w:t>藏與</w:t>
+        <w:t>惆悵</w:t>
+      </w:r>
+      <w:r>
+        <w:rPr>
+          <w:rFonts w:ascii="標楷體" w:eastAsia="標楷體" w:hAnsi="標楷體" w:hint="eastAsia"/>
+          <w:sz w:val="28"/>
+          <w:szCs w:val="28"/>
+        </w:rPr>
+        <w:t>的</w:t>
       </w:r>
       <w:r>
         <w:rPr>
@@ -2018,56 +1400,15 @@
           <w:sz w:val="28"/>
           <w:szCs w:val="28"/>
         </w:rPr>
-        <w:t>露</w:t>
-      </w:r>
-      <w:r>
-        <w:rPr>
-          <w:rFonts w:ascii="標楷體" w:eastAsia="標楷體" w:hAnsi="標楷體" w:hint="eastAsia"/>
-          <w:sz w:val="28"/>
-          <w:szCs w:val="28"/>
-        </w:rPr>
-        <w:t>的</w:t>
-      </w:r>
-      <w:proofErr w:type="gramEnd"/>
-      <w:r>
-        <w:rPr>
-          <w:rFonts w:ascii="標楷體" w:eastAsia="標楷體" w:hAnsi="標楷體" w:hint="eastAsia"/>
-          <w:sz w:val="28"/>
-          <w:szCs w:val="28"/>
-        </w:rPr>
-        <w:t>關係。這裡，他只寫露出牆頭的鞦韆和佳人的笑聲，其它則全部隱藏起來，讓</w:t>
-      </w:r>
-      <w:r>
-        <w:rPr>
-          <w:rFonts w:ascii="標楷體" w:eastAsia="標楷體" w:hAnsi="標楷體" w:hint="eastAsia"/>
-          <w:sz w:val="28"/>
-          <w:szCs w:val="28"/>
-        </w:rPr>
-        <w:t>「</w:t>
-      </w:r>
-      <w:r>
-        <w:rPr>
-          <w:rFonts w:ascii="標楷體" w:eastAsia="標楷體" w:hAnsi="標楷體" w:hint="eastAsia"/>
-          <w:sz w:val="28"/>
-          <w:szCs w:val="28"/>
-        </w:rPr>
-        <w:t>行人</w:t>
-      </w:r>
-      <w:r>
-        <w:rPr>
-          <w:rFonts w:ascii="標楷體" w:eastAsia="標楷體" w:hAnsi="標楷體" w:hint="eastAsia"/>
-          <w:sz w:val="28"/>
-          <w:szCs w:val="28"/>
-        </w:rPr>
-        <w:t>」</w:t>
-      </w:r>
-      <w:r>
-        <w:rPr>
-          <w:rFonts w:ascii="標楷體" w:eastAsia="標楷體" w:hAnsi="標楷體" w:hint="eastAsia"/>
-          <w:sz w:val="28"/>
-          <w:szCs w:val="28"/>
-        </w:rPr>
-        <w:t>去想像，在想像中產生無窮意味。小詞</w:t>
+        <w:t>情愫</w:t>
+      </w:r>
+      <w:r>
+        <w:rPr>
+          <w:rFonts w:ascii="標楷體" w:eastAsia="標楷體" w:hAnsi="標楷體" w:hint="eastAsia"/>
+          <w:sz w:val="28"/>
+          <w:szCs w:val="28"/>
+        </w:rPr>
+        <w:t>。蘇軾將宏大的生命情懷與生動的世俗生活完美結合，文字流暢自然，意境深遠，堪</w:t>
       </w:r>
       <w:proofErr w:type="gramStart"/>
       <w:r>
@@ -2076,9 +1417,8 @@
           <w:sz w:val="28"/>
           <w:szCs w:val="28"/>
         </w:rPr>
-        <w:t>最</w:t>
-      </w:r>
-      <w:proofErr w:type="gramEnd"/>
+        <w:t>稱</w:t>
+      </w:r>
       <w:r>
         <w:rPr>
           <w:rFonts w:ascii="標楷體" w:eastAsia="標楷體" w:hAnsi="標楷體" w:hint="eastAsia"/>
@@ -2087,114 +1427,7 @@
           <w:sz w:val="28"/>
           <w:szCs w:val="28"/>
         </w:rPr>
-        <w:t>忌</w:t>
-      </w:r>
-      <w:r>
-        <w:rPr>
-          <w:rFonts w:ascii="標楷體" w:eastAsia="標楷體" w:hAnsi="標楷體" w:hint="eastAsia"/>
-          <w:sz w:val="28"/>
-          <w:szCs w:val="28"/>
-        </w:rPr>
-        <w:t>詞語重複，但這三句總共十六字，</w:t>
-      </w:r>
-      <w:r>
-        <w:rPr>
-          <w:rFonts w:ascii="標楷體" w:eastAsia="標楷體" w:hAnsi="標楷體" w:hint="eastAsia"/>
-          <w:sz w:val="28"/>
-          <w:szCs w:val="28"/>
-        </w:rPr>
-        <w:t>「</w:t>
-      </w:r>
-      <w:r>
-        <w:rPr>
-          <w:rFonts w:ascii="標楷體" w:eastAsia="標楷體" w:hAnsi="標楷體" w:hint="eastAsia"/>
-          <w:sz w:val="28"/>
-          <w:szCs w:val="28"/>
-        </w:rPr>
-        <w:t>牆裡</w:t>
-      </w:r>
-      <w:r>
-        <w:rPr>
-          <w:rFonts w:ascii="標楷體" w:eastAsia="標楷體" w:hAnsi="標楷體" w:hint="eastAsia"/>
-          <w:sz w:val="28"/>
-          <w:szCs w:val="28"/>
-        </w:rPr>
-        <w:t>」</w:t>
-      </w:r>
-      <w:r>
-        <w:rPr>
-          <w:rFonts w:ascii="標楷體" w:eastAsia="標楷體" w:hAnsi="標楷體" w:hint="eastAsia"/>
-          <w:sz w:val="28"/>
-          <w:szCs w:val="28"/>
-        </w:rPr>
-        <w:t>、</w:t>
-      </w:r>
-      <w:r>
-        <w:rPr>
-          <w:rFonts w:ascii="標楷體" w:eastAsia="標楷體" w:hAnsi="標楷體" w:hint="eastAsia"/>
-          <w:sz w:val="28"/>
-          <w:szCs w:val="28"/>
-        </w:rPr>
-        <w:t>「</w:t>
-      </w:r>
-      <w:r>
-        <w:rPr>
-          <w:rFonts w:ascii="標楷體" w:eastAsia="標楷體" w:hAnsi="標楷體" w:hint="eastAsia"/>
-          <w:sz w:val="28"/>
-          <w:szCs w:val="28"/>
-        </w:rPr>
-        <w:t>牆外</w:t>
-      </w:r>
-      <w:r>
-        <w:rPr>
-          <w:rFonts w:ascii="標楷體" w:eastAsia="標楷體" w:hAnsi="標楷體" w:hint="eastAsia"/>
-          <w:sz w:val="28"/>
-          <w:szCs w:val="28"/>
-        </w:rPr>
-        <w:t>」</w:t>
-      </w:r>
-      <w:r>
-        <w:rPr>
-          <w:rFonts w:ascii="標楷體" w:eastAsia="標楷體" w:hAnsi="標楷體" w:hint="eastAsia"/>
-          <w:sz w:val="28"/>
-          <w:szCs w:val="28"/>
-        </w:rPr>
-        <w:t>分別重複，竟占去一半。而讀來</w:t>
-      </w:r>
-      <w:r>
-        <w:rPr>
-          <w:rFonts w:ascii="標楷體" w:eastAsia="標楷體" w:hAnsi="標楷體" w:hint="eastAsia"/>
-          <w:b/>
-          <w:bCs/>
-          <w:sz w:val="28"/>
-          <w:szCs w:val="28"/>
-        </w:rPr>
-        <w:t>錯落有致</w:t>
-      </w:r>
-      <w:r>
-        <w:rPr>
-          <w:rFonts w:ascii="標楷體" w:eastAsia="標楷體" w:hAnsi="標楷體" w:hint="eastAsia"/>
-          <w:sz w:val="28"/>
-          <w:szCs w:val="28"/>
-        </w:rPr>
-        <w:t>，耐人尋味。牆內是家，牆外是路；牆內有歡快的生活，年輕而富有朝氣的生命；牆外是趕路的行人。行人的心情和神態如何，作者留下了空白。不過，在這無語之中，讓人感受到一種冷落寂寞。</w:t>
-      </w:r>
-      <w:r>
-        <w:rPr>
-          <w:rFonts w:ascii="標楷體" w:eastAsia="標楷體" w:hAnsi="標楷體" w:hint="eastAsia"/>
-          <w:sz w:val="28"/>
-          <w:szCs w:val="28"/>
-        </w:rPr>
-        <w:t>「</w:t>
-      </w:r>
-      <w:proofErr w:type="gramStart"/>
-      <w:r>
-        <w:rPr>
-          <w:rFonts w:ascii="標楷體" w:eastAsia="標楷體" w:hAnsi="標楷體" w:hint="eastAsia"/>
-          <w:sz w:val="28"/>
-          <w:szCs w:val="28"/>
-        </w:rPr>
-        <w:t>笑漸不</w:t>
+        <w:t>詠春詞</w:t>
       </w:r>
       <w:proofErr w:type="gramEnd"/>
       <w:r>
@@ -2203,745 +1436,7 @@
           <w:sz w:val="28"/>
           <w:szCs w:val="28"/>
         </w:rPr>
-        <w:t>聞聲漸</w:t>
-      </w:r>
-      <w:proofErr w:type="gramStart"/>
-      <w:r>
-        <w:rPr>
-          <w:rFonts w:ascii="標楷體" w:eastAsia="標楷體" w:hAnsi="標楷體" w:hint="eastAsia"/>
-          <w:sz w:val="28"/>
-          <w:szCs w:val="28"/>
-        </w:rPr>
-        <w:t>悄</w:t>
-      </w:r>
-      <w:proofErr w:type="gramEnd"/>
-      <w:r>
-        <w:rPr>
-          <w:rFonts w:ascii="標楷體" w:eastAsia="標楷體" w:hAnsi="標楷體" w:hint="eastAsia"/>
-          <w:sz w:val="28"/>
-          <w:szCs w:val="28"/>
-        </w:rPr>
-        <w:t>，多情卻被無情惱。</w:t>
-      </w:r>
-      <w:r>
-        <w:rPr>
-          <w:rFonts w:ascii="標楷體" w:eastAsia="標楷體" w:hAnsi="標楷體" w:hint="eastAsia"/>
-          <w:sz w:val="28"/>
-          <w:szCs w:val="28"/>
-        </w:rPr>
-        <w:t>」</w:t>
-      </w:r>
-      <w:r>
-        <w:rPr>
-          <w:rFonts w:ascii="標楷體" w:eastAsia="標楷體" w:hAnsi="標楷體" w:hint="eastAsia"/>
-          <w:sz w:val="28"/>
-          <w:szCs w:val="28"/>
-        </w:rPr>
-        <w:t>也許是行人</w:t>
-      </w:r>
-      <w:r>
-        <w:rPr>
-          <w:rFonts w:ascii="標楷體" w:eastAsia="標楷體" w:hAnsi="標楷體" w:hint="eastAsia"/>
-          <w:b/>
-          <w:bCs/>
-          <w:sz w:val="28"/>
-          <w:szCs w:val="28"/>
-        </w:rPr>
-        <w:t>佇立</w:t>
-      </w:r>
-      <w:r>
-        <w:rPr>
-          <w:rFonts w:ascii="標楷體" w:eastAsia="標楷體" w:hAnsi="標楷體" w:hint="eastAsia"/>
-          <w:sz w:val="28"/>
-          <w:szCs w:val="28"/>
-        </w:rPr>
-        <w:t>良久，牆內佳人已經回到房間；也許是佳人玩樂依舊，而行人已漸漸走遠。</w:t>
-      </w:r>
-      <w:proofErr w:type="gramStart"/>
-      <w:r>
-        <w:rPr>
-          <w:rFonts w:ascii="標楷體" w:eastAsia="標楷體" w:hAnsi="標楷體" w:hint="eastAsia"/>
-          <w:sz w:val="28"/>
-          <w:szCs w:val="28"/>
-        </w:rPr>
-        <w:t>總之，</w:t>
-      </w:r>
-      <w:proofErr w:type="gramEnd"/>
-      <w:r>
-        <w:rPr>
-          <w:rFonts w:ascii="標楷體" w:eastAsia="標楷體" w:hAnsi="標楷體" w:hint="eastAsia"/>
-          <w:sz w:val="28"/>
-          <w:szCs w:val="28"/>
-        </w:rPr>
-        <w:t>佳人的笑聲漸漸聽</w:t>
-      </w:r>
-      <w:proofErr w:type="gramStart"/>
-      <w:r>
-        <w:rPr>
-          <w:rFonts w:ascii="標楷體" w:eastAsia="標楷體" w:hAnsi="標楷體" w:hint="eastAsia"/>
-          <w:sz w:val="28"/>
-          <w:szCs w:val="28"/>
-        </w:rPr>
-        <w:t>不</w:t>
-      </w:r>
-      <w:proofErr w:type="gramEnd"/>
-      <w:r>
-        <w:rPr>
-          <w:rFonts w:ascii="標楷體" w:eastAsia="標楷體" w:hAnsi="標楷體" w:hint="eastAsia"/>
-          <w:sz w:val="28"/>
-          <w:szCs w:val="28"/>
-        </w:rPr>
-        <w:t>到了，四周顯得靜悄悄。但是行人的心卻怎</w:t>
-      </w:r>
-      <w:r>
-        <w:rPr>
-          <w:rFonts w:ascii="標楷體" w:eastAsia="標楷體" w:hAnsi="標楷體" w:hint="eastAsia"/>
-          <w:sz w:val="28"/>
-          <w:szCs w:val="28"/>
-        </w:rPr>
-        <w:t>麼</w:t>
-      </w:r>
-      <w:r>
-        <w:rPr>
-          <w:rFonts w:ascii="標楷體" w:eastAsia="標楷體" w:hAnsi="標楷體" w:hint="eastAsia"/>
-          <w:sz w:val="28"/>
-          <w:szCs w:val="28"/>
-        </w:rPr>
-        <w:t>也平靜不下來。</w:t>
-      </w:r>
-      <w:proofErr w:type="gramStart"/>
-      <w:r>
-        <w:rPr>
-          <w:rFonts w:ascii="標楷體" w:eastAsia="標楷體" w:hAnsi="標楷體" w:hint="eastAsia"/>
-          <w:sz w:val="28"/>
-          <w:szCs w:val="28"/>
-        </w:rPr>
-        <w:t>牆院裡</w:t>
-      </w:r>
-      <w:proofErr w:type="gramEnd"/>
-      <w:r>
-        <w:rPr>
-          <w:rFonts w:ascii="標楷體" w:eastAsia="標楷體" w:hAnsi="標楷體" w:hint="eastAsia"/>
-          <w:sz w:val="28"/>
-          <w:szCs w:val="28"/>
-        </w:rPr>
-        <w:t>女子的笑聲漸漸地消失了，而牆外的行人聽到笑聲後卻心緒難平。他聽到女子甜美的笑聲，卻一直無法看到女子的模樣；心情</w:t>
-      </w:r>
-      <w:r>
-        <w:rPr>
-          <w:rFonts w:ascii="標楷體" w:eastAsia="標楷體" w:hAnsi="標楷體" w:hint="eastAsia"/>
-          <w:sz w:val="28"/>
-          <w:szCs w:val="28"/>
-        </w:rPr>
-        <w:t>起伏</w:t>
-      </w:r>
-      <w:r>
-        <w:rPr>
-          <w:rFonts w:ascii="標楷體" w:eastAsia="標楷體" w:hAnsi="標楷體" w:hint="eastAsia"/>
-          <w:b/>
-          <w:bCs/>
-          <w:sz w:val="28"/>
-          <w:szCs w:val="28"/>
-        </w:rPr>
-        <w:t>跌宕</w:t>
-      </w:r>
-      <w:r>
-        <w:rPr>
-          <w:rFonts w:ascii="標楷體" w:eastAsia="標楷體" w:hAnsi="標楷體" w:hint="eastAsia"/>
-          <w:sz w:val="28"/>
-          <w:szCs w:val="28"/>
-        </w:rPr>
-        <w:t>不已，而女子也並不知道牆外有個男子正為她苦惱。男子多情，女子無情。這裡的</w:t>
-      </w:r>
-      <w:r>
-        <w:rPr>
-          <w:rFonts w:ascii="標楷體" w:eastAsia="標楷體" w:hAnsi="標楷體" w:hint="eastAsia"/>
-          <w:sz w:val="28"/>
-          <w:szCs w:val="28"/>
-        </w:rPr>
-        <w:t>「</w:t>
-      </w:r>
-      <w:r>
-        <w:rPr>
-          <w:rFonts w:ascii="標楷體" w:eastAsia="標楷體" w:hAnsi="標楷體" w:hint="eastAsia"/>
-          <w:sz w:val="28"/>
-          <w:szCs w:val="28"/>
-        </w:rPr>
-        <w:t>多情</w:t>
-      </w:r>
-      <w:r>
-        <w:rPr>
-          <w:rFonts w:ascii="標楷體" w:eastAsia="標楷體" w:hAnsi="標楷體" w:hint="eastAsia"/>
-          <w:sz w:val="28"/>
-          <w:szCs w:val="28"/>
-        </w:rPr>
-        <w:t>」</w:t>
-      </w:r>
-      <w:r>
-        <w:rPr>
-          <w:rFonts w:ascii="標楷體" w:eastAsia="標楷體" w:hAnsi="標楷體" w:hint="eastAsia"/>
-          <w:sz w:val="28"/>
-          <w:szCs w:val="28"/>
-        </w:rPr>
-        <w:t>與</w:t>
-      </w:r>
-      <w:r>
-        <w:rPr>
-          <w:rFonts w:ascii="標楷體" w:eastAsia="標楷體" w:hAnsi="標楷體" w:hint="eastAsia"/>
-          <w:sz w:val="28"/>
-          <w:szCs w:val="28"/>
-        </w:rPr>
-        <w:t>「</w:t>
-      </w:r>
-      <w:r>
-        <w:rPr>
-          <w:rFonts w:ascii="標楷體" w:eastAsia="標楷體" w:hAnsi="標楷體" w:hint="eastAsia"/>
-          <w:sz w:val="28"/>
-          <w:szCs w:val="28"/>
-        </w:rPr>
-        <w:t>無情</w:t>
-      </w:r>
-      <w:r>
-        <w:rPr>
-          <w:rFonts w:ascii="標楷體" w:eastAsia="標楷體" w:hAnsi="標楷體" w:hint="eastAsia"/>
-          <w:sz w:val="28"/>
-          <w:szCs w:val="28"/>
-        </w:rPr>
-        <w:t>」</w:t>
-      </w:r>
-      <w:r>
-        <w:rPr>
-          <w:rFonts w:ascii="標楷體" w:eastAsia="標楷體" w:hAnsi="標楷體" w:hint="eastAsia"/>
-          <w:sz w:val="28"/>
-          <w:szCs w:val="28"/>
-        </w:rPr>
-        <w:t>常被當愛情來解釋，有感懷身世之情，有思鄉之情，有對年輕生命的嚮往之情，有報國之情等等，的確可謂是</w:t>
-      </w:r>
-      <w:r>
-        <w:rPr>
-          <w:rFonts w:ascii="標楷體" w:eastAsia="標楷體" w:hAnsi="標楷體" w:hint="eastAsia"/>
-          <w:sz w:val="28"/>
-          <w:szCs w:val="28"/>
-        </w:rPr>
-        <w:t>「</w:t>
-      </w:r>
-      <w:r>
-        <w:rPr>
-          <w:rFonts w:ascii="標楷體" w:eastAsia="標楷體" w:hAnsi="標楷體" w:hint="eastAsia"/>
-          <w:sz w:val="28"/>
-          <w:szCs w:val="28"/>
-        </w:rPr>
-        <w:t>有情</w:t>
-      </w:r>
-      <w:r>
-        <w:rPr>
-          <w:rFonts w:ascii="標楷體" w:eastAsia="標楷體" w:hAnsi="標楷體" w:hint="eastAsia"/>
-          <w:sz w:val="28"/>
-          <w:szCs w:val="28"/>
-        </w:rPr>
-        <w:t>」</w:t>
-      </w:r>
-      <w:r>
-        <w:rPr>
-          <w:rFonts w:ascii="標楷體" w:eastAsia="標楷體" w:hAnsi="標楷體" w:hint="eastAsia"/>
-          <w:sz w:val="28"/>
-          <w:szCs w:val="28"/>
-        </w:rPr>
-        <w:t>之人；而佳人年輕單純、無憂無慮，既沒有</w:t>
-      </w:r>
-      <w:proofErr w:type="gramStart"/>
-      <w:r>
-        <w:rPr>
-          <w:rFonts w:ascii="標楷體" w:eastAsia="標楷體" w:hAnsi="標楷體" w:hint="eastAsia"/>
-          <w:sz w:val="28"/>
-          <w:szCs w:val="28"/>
-        </w:rPr>
-        <w:t>傷春感時</w:t>
-      </w:r>
-      <w:proofErr w:type="gramEnd"/>
-      <w:r>
-        <w:rPr>
-          <w:rFonts w:ascii="標楷體" w:eastAsia="標楷體" w:hAnsi="標楷體" w:hint="eastAsia"/>
-          <w:sz w:val="28"/>
-          <w:szCs w:val="28"/>
-        </w:rPr>
-        <w:t>，也沒有為人生際遇而</w:t>
-      </w:r>
-      <w:proofErr w:type="gramStart"/>
-      <w:r>
-        <w:rPr>
-          <w:rFonts w:ascii="標楷體" w:eastAsia="標楷體" w:hAnsi="標楷體" w:hint="eastAsia"/>
-          <w:sz w:val="28"/>
-          <w:szCs w:val="28"/>
-        </w:rPr>
-        <w:t>煩惱，</w:t>
-      </w:r>
-      <w:proofErr w:type="gramEnd"/>
-      <w:r>
-        <w:rPr>
-          <w:rFonts w:ascii="標楷體" w:eastAsia="標楷體" w:hAnsi="標楷體" w:hint="eastAsia"/>
-          <w:sz w:val="28"/>
-          <w:szCs w:val="28"/>
-        </w:rPr>
-        <w:t>真</w:t>
-      </w:r>
-      <w:proofErr w:type="gramStart"/>
-      <w:r>
-        <w:rPr>
-          <w:rFonts w:ascii="標楷體" w:eastAsia="標楷體" w:hAnsi="標楷體" w:hint="eastAsia"/>
-          <w:sz w:val="28"/>
-          <w:szCs w:val="28"/>
-        </w:rPr>
-        <w:t>可以說是</w:t>
-      </w:r>
-      <w:proofErr w:type="gramEnd"/>
-      <w:r>
-        <w:rPr>
-          <w:rFonts w:ascii="標楷體" w:eastAsia="標楷體" w:hAnsi="標楷體" w:hint="eastAsia"/>
-          <w:sz w:val="28"/>
-          <w:szCs w:val="28"/>
-        </w:rPr>
-        <w:t>「</w:t>
-      </w:r>
-      <w:r>
-        <w:rPr>
-          <w:rFonts w:ascii="標楷體" w:eastAsia="標楷體" w:hAnsi="標楷體" w:hint="eastAsia"/>
-          <w:sz w:val="28"/>
-          <w:szCs w:val="28"/>
-        </w:rPr>
-        <w:t>無情</w:t>
-      </w:r>
-      <w:r>
-        <w:rPr>
-          <w:rFonts w:ascii="標楷體" w:eastAsia="標楷體" w:hAnsi="標楷體" w:hint="eastAsia"/>
-          <w:sz w:val="28"/>
-          <w:szCs w:val="28"/>
-        </w:rPr>
-        <w:t>」</w:t>
-      </w:r>
-      <w:r>
-        <w:rPr>
-          <w:rFonts w:ascii="標楷體" w:eastAsia="標楷體" w:hAnsi="標楷體" w:hint="eastAsia"/>
-          <w:sz w:val="28"/>
-          <w:szCs w:val="28"/>
-        </w:rPr>
-        <w:t>。作者發出如此深長的感慨，那</w:t>
-      </w:r>
-      <w:r>
-        <w:rPr>
-          <w:rFonts w:ascii="標楷體" w:eastAsia="標楷體" w:hAnsi="標楷體" w:hint="eastAsia"/>
-          <w:sz w:val="28"/>
-          <w:szCs w:val="28"/>
-        </w:rPr>
-        <w:t>「</w:t>
-      </w:r>
-      <w:r>
-        <w:rPr>
-          <w:rFonts w:ascii="標楷體" w:eastAsia="標楷體" w:hAnsi="標楷體" w:hint="eastAsia"/>
-          <w:sz w:val="28"/>
-          <w:szCs w:val="28"/>
-        </w:rPr>
-        <w:t>無情</w:t>
-      </w:r>
-      <w:r>
-        <w:rPr>
-          <w:rFonts w:ascii="標楷體" w:eastAsia="標楷體" w:hAnsi="標楷體" w:hint="eastAsia"/>
-          <w:sz w:val="28"/>
-          <w:szCs w:val="28"/>
-        </w:rPr>
-        <w:t>」</w:t>
-      </w:r>
-      <w:r>
-        <w:rPr>
-          <w:rFonts w:ascii="標楷體" w:eastAsia="標楷體" w:hAnsi="標楷體" w:hint="eastAsia"/>
-          <w:sz w:val="28"/>
-          <w:szCs w:val="28"/>
-        </w:rPr>
-        <w:t>之人究竟會</w:t>
-      </w:r>
-      <w:r>
-        <w:rPr>
-          <w:rFonts w:ascii="標楷體" w:eastAsia="標楷體" w:hAnsi="標楷體" w:hint="eastAsia"/>
-          <w:b/>
-          <w:bCs/>
-          <w:sz w:val="28"/>
-          <w:szCs w:val="28"/>
-        </w:rPr>
-        <w:t>撩撥</w:t>
-      </w:r>
-      <w:r>
-        <w:rPr>
-          <w:rFonts w:ascii="標楷體" w:eastAsia="標楷體" w:hAnsi="標楷體" w:hint="eastAsia"/>
-          <w:sz w:val="28"/>
-          <w:szCs w:val="28"/>
-        </w:rPr>
-        <w:t>起他什麼樣的思緒呢？也許是勾起他對美好年華的嚮往，也許是對君臣關係的</w:t>
-      </w:r>
-      <w:r>
-        <w:rPr>
-          <w:rFonts w:ascii="標楷體" w:eastAsia="標楷體" w:hAnsi="標楷體" w:hint="eastAsia"/>
-          <w:b/>
-          <w:bCs/>
-          <w:sz w:val="28"/>
-          <w:szCs w:val="28"/>
-        </w:rPr>
-        <w:t>類比</w:t>
-      </w:r>
-      <w:r>
-        <w:rPr>
-          <w:rFonts w:ascii="標楷體" w:eastAsia="標楷體" w:hAnsi="標楷體" w:hint="eastAsia"/>
-          <w:sz w:val="28"/>
-          <w:szCs w:val="28"/>
-        </w:rPr>
-        <w:t>和聯想，也許倍增</w:t>
-      </w:r>
-      <w:r>
-        <w:rPr>
-          <w:rFonts w:ascii="標楷體" w:eastAsia="標楷體" w:hAnsi="標楷體" w:hint="eastAsia"/>
-          <w:b/>
-          <w:bCs/>
-          <w:sz w:val="28"/>
-          <w:szCs w:val="28"/>
-        </w:rPr>
-        <w:t>華年</w:t>
-      </w:r>
-      <w:r>
-        <w:rPr>
-          <w:rFonts w:ascii="標楷體" w:eastAsia="標楷體" w:hAnsi="標楷體" w:hint="eastAsia"/>
-          <w:sz w:val="28"/>
-          <w:szCs w:val="28"/>
-        </w:rPr>
-        <w:t>不再的感慨，也許是對人生哲理的一種思索和領悟，作者並未言明，卻留下了豐富的空白，讓人回味、想像。</w:t>
-      </w:r>
-    </w:p>
-    <w:p>
-      <w:pPr>
-        <w:spacing w:line="420" w:lineRule="exact"/>
-        <w:rPr>
-          <w:rFonts w:ascii="標楷體" w:eastAsia="標楷體" w:hAnsi="標楷體"/>
-          <w:sz w:val="28"/>
-          <w:szCs w:val="28"/>
-        </w:rPr>
-      </w:pPr>
-      <w:r>
-        <w:rPr>
-          <w:rFonts w:ascii="標楷體" w:eastAsia="標楷體" w:hAnsi="標楷體" w:hint="eastAsia"/>
-          <w:sz w:val="28"/>
-          <w:szCs w:val="28"/>
-        </w:rPr>
-        <w:t xml:space="preserve">    </w:t>
-      </w:r>
-      <w:r>
-        <w:rPr>
-          <w:rFonts w:ascii="標楷體" w:eastAsia="標楷體" w:hAnsi="標楷體" w:hint="eastAsia"/>
-          <w:sz w:val="28"/>
-          <w:szCs w:val="28"/>
-        </w:rPr>
-        <w:t>下</w:t>
-      </w:r>
-      <w:proofErr w:type="gramStart"/>
-      <w:r>
-        <w:rPr>
-          <w:rFonts w:ascii="標楷體" w:eastAsia="標楷體" w:hAnsi="標楷體" w:hint="eastAsia"/>
-          <w:sz w:val="28"/>
-          <w:szCs w:val="28"/>
-        </w:rPr>
-        <w:t>闋</w:t>
-      </w:r>
-      <w:proofErr w:type="gramEnd"/>
-      <w:r>
-        <w:rPr>
-          <w:rFonts w:ascii="標楷體" w:eastAsia="標楷體" w:hAnsi="標楷體" w:hint="eastAsia"/>
-          <w:sz w:val="28"/>
-          <w:szCs w:val="28"/>
-        </w:rPr>
-        <w:t>寫人，描述了牆外行人對牆內佳人的</w:t>
-      </w:r>
-      <w:r>
-        <w:rPr>
-          <w:rFonts w:ascii="標楷體" w:eastAsia="標楷體" w:hAnsi="標楷體" w:hint="eastAsia"/>
-          <w:b/>
-          <w:bCs/>
-          <w:sz w:val="28"/>
-          <w:szCs w:val="28"/>
-        </w:rPr>
-        <w:t>眷顧</w:t>
-      </w:r>
-      <w:r>
-        <w:rPr>
-          <w:rFonts w:ascii="標楷體" w:eastAsia="標楷體" w:hAnsi="標楷體" w:hint="eastAsia"/>
-          <w:sz w:val="28"/>
-          <w:szCs w:val="28"/>
-        </w:rPr>
-        <w:t>及佳人的</w:t>
-      </w:r>
-      <w:r>
-        <w:rPr>
-          <w:rFonts w:ascii="標楷體" w:eastAsia="標楷體" w:hAnsi="標楷體" w:hint="eastAsia"/>
-          <w:b/>
-          <w:bCs/>
-          <w:sz w:val="28"/>
-          <w:szCs w:val="28"/>
-        </w:rPr>
-        <w:t>淡漠</w:t>
-      </w:r>
-      <w:r>
-        <w:rPr>
-          <w:rFonts w:ascii="標楷體" w:eastAsia="標楷體" w:hAnsi="標楷體" w:hint="eastAsia"/>
-          <w:sz w:val="28"/>
-          <w:szCs w:val="28"/>
-        </w:rPr>
-        <w:t>，讓行人更加</w:t>
-      </w:r>
-      <w:r>
-        <w:rPr>
-          <w:rFonts w:ascii="標楷體" w:eastAsia="標楷體" w:hAnsi="標楷體" w:hint="eastAsia"/>
-          <w:b/>
-          <w:bCs/>
-          <w:sz w:val="28"/>
-          <w:szCs w:val="28"/>
-        </w:rPr>
-        <w:t>惆悵</w:t>
-      </w:r>
-      <w:r>
-        <w:rPr>
-          <w:rFonts w:ascii="標楷體" w:eastAsia="標楷體" w:hAnsi="標楷體" w:hint="eastAsia"/>
-          <w:sz w:val="28"/>
-          <w:szCs w:val="28"/>
-        </w:rPr>
-        <w:t>。在這裡，</w:t>
-      </w:r>
-      <w:r>
-        <w:rPr>
-          <w:rFonts w:ascii="標楷體" w:eastAsia="標楷體" w:hAnsi="標楷體" w:hint="eastAsia"/>
-          <w:sz w:val="28"/>
-          <w:szCs w:val="28"/>
-        </w:rPr>
-        <w:t>「</w:t>
-      </w:r>
-      <w:r>
-        <w:rPr>
-          <w:rFonts w:ascii="標楷體" w:eastAsia="標楷體" w:hAnsi="標楷體" w:hint="eastAsia"/>
-          <w:sz w:val="28"/>
-          <w:szCs w:val="28"/>
-        </w:rPr>
-        <w:t>佳人</w:t>
-      </w:r>
-      <w:r>
-        <w:rPr>
-          <w:rFonts w:ascii="標楷體" w:eastAsia="標楷體" w:hAnsi="標楷體" w:hint="eastAsia"/>
-          <w:sz w:val="28"/>
-          <w:szCs w:val="28"/>
-        </w:rPr>
-        <w:t>」</w:t>
-      </w:r>
-      <w:r>
-        <w:rPr>
-          <w:rFonts w:ascii="標楷體" w:eastAsia="標楷體" w:hAnsi="標楷體" w:hint="eastAsia"/>
-          <w:sz w:val="28"/>
-          <w:szCs w:val="28"/>
-        </w:rPr>
-        <w:t>即代表上</w:t>
-      </w:r>
-      <w:proofErr w:type="gramStart"/>
-      <w:r>
-        <w:rPr>
-          <w:rFonts w:ascii="標楷體" w:eastAsia="標楷體" w:hAnsi="標楷體" w:hint="eastAsia"/>
-          <w:sz w:val="28"/>
-          <w:szCs w:val="28"/>
-        </w:rPr>
-        <w:t>闋</w:t>
-      </w:r>
-      <w:proofErr w:type="gramEnd"/>
-      <w:r>
-        <w:rPr>
-          <w:rFonts w:ascii="標楷體" w:eastAsia="標楷體" w:hAnsi="標楷體" w:hint="eastAsia"/>
-          <w:sz w:val="28"/>
-          <w:szCs w:val="28"/>
-        </w:rPr>
-        <w:t>作者所追求的</w:t>
-      </w:r>
-      <w:r>
-        <w:rPr>
-          <w:rFonts w:ascii="標楷體" w:eastAsia="標楷體" w:hAnsi="標楷體" w:hint="eastAsia"/>
-          <w:sz w:val="28"/>
-          <w:szCs w:val="28"/>
-        </w:rPr>
-        <w:t>「</w:t>
-      </w:r>
-      <w:r>
-        <w:rPr>
-          <w:rFonts w:ascii="標楷體" w:eastAsia="標楷體" w:hAnsi="標楷體" w:hint="eastAsia"/>
-          <w:sz w:val="28"/>
-          <w:szCs w:val="28"/>
-        </w:rPr>
-        <w:t>芳草</w:t>
-      </w:r>
-      <w:r>
-        <w:rPr>
-          <w:rFonts w:ascii="標楷體" w:eastAsia="標楷體" w:hAnsi="標楷體" w:hint="eastAsia"/>
-          <w:sz w:val="28"/>
-          <w:szCs w:val="28"/>
-        </w:rPr>
-        <w:t>」</w:t>
-      </w:r>
-      <w:r>
-        <w:rPr>
-          <w:rFonts w:ascii="標楷體" w:eastAsia="標楷體" w:hAnsi="標楷體" w:hint="eastAsia"/>
-          <w:sz w:val="28"/>
-          <w:szCs w:val="28"/>
-        </w:rPr>
-        <w:t>，</w:t>
-      </w:r>
-      <w:r>
-        <w:rPr>
-          <w:rFonts w:ascii="標楷體" w:eastAsia="標楷體" w:hAnsi="標楷體" w:hint="eastAsia"/>
-          <w:sz w:val="28"/>
-          <w:szCs w:val="28"/>
-        </w:rPr>
-        <w:t>「</w:t>
-      </w:r>
-      <w:r>
-        <w:rPr>
-          <w:rFonts w:ascii="標楷體" w:eastAsia="標楷體" w:hAnsi="標楷體" w:hint="eastAsia"/>
-          <w:sz w:val="28"/>
-          <w:szCs w:val="28"/>
-        </w:rPr>
-        <w:t>行人</w:t>
-      </w:r>
-      <w:r>
-        <w:rPr>
-          <w:rFonts w:ascii="標楷體" w:eastAsia="標楷體" w:hAnsi="標楷體" w:hint="eastAsia"/>
-          <w:sz w:val="28"/>
-          <w:szCs w:val="28"/>
-        </w:rPr>
-        <w:t>」</w:t>
-      </w:r>
-      <w:r>
-        <w:rPr>
-          <w:rFonts w:ascii="標楷體" w:eastAsia="標楷體" w:hAnsi="標楷體" w:hint="eastAsia"/>
-          <w:sz w:val="28"/>
-          <w:szCs w:val="28"/>
-        </w:rPr>
-        <w:t>則是詞人的化身。詞人通過這樣一組</w:t>
-      </w:r>
-      <w:r>
-        <w:rPr>
-          <w:rFonts w:ascii="標楷體" w:eastAsia="標楷體" w:hAnsi="標楷體" w:hint="eastAsia"/>
-          <w:b/>
-          <w:bCs/>
-          <w:sz w:val="28"/>
-          <w:szCs w:val="28"/>
-        </w:rPr>
-        <w:t>意象</w:t>
-      </w:r>
-      <w:r>
-        <w:rPr>
-          <w:rFonts w:ascii="標楷體" w:eastAsia="標楷體" w:hAnsi="標楷體" w:hint="eastAsia"/>
-          <w:sz w:val="28"/>
-          <w:szCs w:val="28"/>
-        </w:rPr>
-        <w:t>的刻畫，表現了其</w:t>
-      </w:r>
-      <w:r>
-        <w:rPr>
-          <w:rFonts w:ascii="標楷體" w:eastAsia="標楷體" w:hAnsi="標楷體" w:hint="eastAsia"/>
-          <w:b/>
-          <w:bCs/>
-          <w:sz w:val="28"/>
-          <w:szCs w:val="28"/>
-        </w:rPr>
-        <w:t>抑鬱</w:t>
-      </w:r>
-      <w:r>
-        <w:rPr>
-          <w:rFonts w:ascii="標楷體" w:eastAsia="標楷體" w:hAnsi="標楷體" w:hint="eastAsia"/>
-          <w:sz w:val="28"/>
-          <w:szCs w:val="28"/>
-        </w:rPr>
-        <w:t>終不得排解的心緒。</w:t>
-      </w:r>
-    </w:p>
-    <w:p>
-      <w:pPr>
-        <w:spacing w:line="420" w:lineRule="exact"/>
-        <w:rPr>
-          <w:rFonts w:ascii="標楷體" w:eastAsia="標楷體" w:hAnsi="標楷體"/>
-          <w:sz w:val="28"/>
-          <w:szCs w:val="28"/>
-        </w:rPr>
-      </w:pPr>
-      <w:r>
-        <w:rPr>
-          <w:rFonts w:ascii="標楷體" w:eastAsia="標楷體" w:hAnsi="標楷體" w:hint="eastAsia"/>
-          <w:sz w:val="28"/>
-          <w:szCs w:val="28"/>
-        </w:rPr>
-        <w:t xml:space="preserve">   </w:t>
-      </w:r>
-      <w:proofErr w:type="gramStart"/>
-      <w:r>
-        <w:rPr>
-          <w:rFonts w:ascii="標楷體" w:eastAsia="標楷體" w:hAnsi="標楷體" w:hint="eastAsia"/>
-          <w:sz w:val="28"/>
-          <w:szCs w:val="28"/>
-        </w:rPr>
-        <w:t>綜觀全詞</w:t>
-      </w:r>
-      <w:proofErr w:type="gramEnd"/>
-      <w:r>
-        <w:rPr>
-          <w:rFonts w:ascii="標楷體" w:eastAsia="標楷體" w:hAnsi="標楷體" w:hint="eastAsia"/>
-          <w:sz w:val="28"/>
-          <w:szCs w:val="28"/>
-        </w:rPr>
-        <w:t>，詞人寫了春天的景，春天的人，而後者也可以算是一種特殊的景觀。詞人意欲奮發有為，但終究未能如願。</w:t>
-      </w:r>
-      <w:proofErr w:type="gramStart"/>
-      <w:r>
-        <w:rPr>
-          <w:rFonts w:ascii="標楷體" w:eastAsia="標楷體" w:hAnsi="標楷體" w:hint="eastAsia"/>
-          <w:sz w:val="28"/>
-          <w:szCs w:val="28"/>
-        </w:rPr>
-        <w:t>全詞真實</w:t>
-      </w:r>
-      <w:proofErr w:type="gramEnd"/>
-      <w:r>
-        <w:rPr>
-          <w:rFonts w:ascii="標楷體" w:eastAsia="標楷體" w:hAnsi="標楷體" w:hint="eastAsia"/>
-          <w:sz w:val="28"/>
-          <w:szCs w:val="28"/>
-        </w:rPr>
-        <w:t>地反映了詞人的一段心理歷程，意境朦朧，令人回味無窮。</w:t>
-      </w:r>
-      <w:r>
-        <w:rPr>
-          <w:rFonts w:ascii="標楷體" w:eastAsia="標楷體" w:hAnsi="標楷體" w:hint="eastAsia"/>
-          <w:sz w:val="28"/>
-          <w:szCs w:val="28"/>
-        </w:rPr>
-        <w:t>(以上資料出處：</w:t>
-      </w:r>
-      <w:hyperlink r:id="rId7" w:history="1">
-        <w:r>
-          <w:rPr>
-            <w:rStyle w:val="a4"/>
-            <w:rFonts w:ascii="標楷體" w:eastAsia="標楷體" w:hAnsi="標楷體"/>
-            <w:sz w:val="28"/>
-            <w:szCs w:val="28"/>
-          </w:rPr>
-          <w:t>https://bit.ly/3OHtxhV</w:t>
-        </w:r>
-      </w:hyperlink>
-      <w:hyperlink r:id="rId8" w:history="1"/>
-      <w:r>
-        <w:rPr>
-          <w:rFonts w:ascii="標楷體" w:eastAsia="標楷體" w:hAnsi="標楷體" w:hint="eastAsia"/>
-          <w:sz w:val="28"/>
-          <w:szCs w:val="28"/>
-        </w:rPr>
-        <w:t>)</w:t>
+        <w:t>中的不朽經典。</w:t>
       </w:r>
     </w:p>
     <w:p>
@@ -2960,7 +1455,6 @@
           <w:szCs w:val="36"/>
           <w:bdr w:val="single" w:sz="4" w:space="0" w:color="auto"/>
         </w:rPr>
-        <w:lastRenderedPageBreak/>
         <w:t>補充</w:t>
       </w:r>
     </w:p>
@@ -2971,8 +1465,8 @@
           <w:ilvl w:val="0"/>
           <w:numId w:val="5"/>
         </w:numPr>
-        <w:spacing w:line="420" w:lineRule="exact"/>
-        <w:ind w:leftChars="0"/>
+        <w:spacing w:line="440" w:lineRule="exact"/>
+        <w:ind w:leftChars="0" w:left="284" w:hanging="284"/>
         <w:rPr>
           <w:rFonts w:ascii="標楷體" w:eastAsia="標楷體" w:hAnsi="標楷體"/>
           <w:sz w:val="28"/>
@@ -2985,26 +1479,32 @@
           <w:sz w:val="28"/>
           <w:szCs w:val="28"/>
         </w:rPr>
-        <w:t>掠(</w:t>
+        <w:t>清新明快</w:t>
+      </w:r>
+      <w:r>
+        <w:rPr>
+          <w:rFonts w:ascii="標楷體" w:eastAsia="標楷體" w:hAnsi="標楷體" w:hint="eastAsia"/>
+          <w:sz w:val="28"/>
+          <w:szCs w:val="28"/>
+        </w:rPr>
+        <w:t>：</w:t>
+      </w:r>
+      <w:r>
+        <w:rPr>
+          <w:rFonts w:ascii="標楷體" w:eastAsia="標楷體" w:hAnsi="標楷體" w:hint="eastAsia"/>
+          <w:sz w:val="28"/>
+          <w:szCs w:val="28"/>
+        </w:rPr>
+        <w:t>風格清爽新鮮、明朗輕快，</w:t>
       </w:r>
       <w:proofErr w:type="gramStart"/>
       <w:r>
         <w:rPr>
           <w:rFonts w:ascii="標楷體" w:eastAsia="標楷體" w:hAnsi="標楷體" w:hint="eastAsia"/>
-          <w:color w:val="FF0000"/>
-          <w:sz w:val="16"/>
-          <w:szCs w:val="16"/>
-        </w:rPr>
-        <w:t>ㄌㄩㄝ</w:t>
-      </w:r>
-      <w:r>
-        <w:rPr>
-          <w:rFonts w:ascii="標楷體" w:eastAsia="標楷體" w:hAnsi="標楷體" w:hint="eastAsia"/>
-          <w:color w:val="FF0000"/>
-          <w:sz w:val="16"/>
-          <w:szCs w:val="16"/>
-        </w:rPr>
-        <w:t>ˋ</w:t>
+          <w:sz w:val="28"/>
+          <w:szCs w:val="28"/>
+        </w:rPr>
+        <w:t>不</w:t>
       </w:r>
       <w:proofErr w:type="gramEnd"/>
       <w:r>
@@ -3013,55 +1513,25 @@
           <w:sz w:val="28"/>
           <w:szCs w:val="28"/>
         </w:rPr>
-        <w:t>)</w:t>
-      </w:r>
-    </w:p>
-    <w:p>
-      <w:pPr>
-        <w:pStyle w:val="a6"/>
-        <w:numPr>
-          <w:ilvl w:val="0"/>
-          <w:numId w:val="24"/>
-        </w:numPr>
-        <w:spacing w:line="420" w:lineRule="exact"/>
-        <w:ind w:leftChars="0"/>
-        <w:rPr>
-          <w:rFonts w:ascii="標楷體" w:eastAsia="標楷體" w:hAnsi="標楷體" w:hint="eastAsia"/>
-          <w:sz w:val="28"/>
-          <w:szCs w:val="28"/>
-        </w:rPr>
-      </w:pPr>
-      <w:r>
-        <w:rPr>
-          <w:rFonts w:ascii="標楷體" w:eastAsia="標楷體" w:hAnsi="標楷體" w:hint="eastAsia"/>
-          <w:sz w:val="28"/>
-          <w:szCs w:val="28"/>
-        </w:rPr>
-        <w:t>奪取、搶取。如：「掠奪」、「掠美」、「劫掠」。</w:t>
-      </w:r>
-    </w:p>
-    <w:p>
-      <w:pPr>
-        <w:pStyle w:val="a6"/>
-        <w:numPr>
-          <w:ilvl w:val="0"/>
-          <w:numId w:val="24"/>
-        </w:numPr>
-        <w:spacing w:line="420" w:lineRule="exact"/>
-        <w:ind w:leftChars="0"/>
-        <w:rPr>
-          <w:rFonts w:ascii="標楷體" w:eastAsia="標楷體" w:hAnsi="標楷體"/>
-          <w:sz w:val="28"/>
-          <w:szCs w:val="28"/>
-        </w:rPr>
-      </w:pPr>
-      <w:r>
-        <w:rPr>
-          <w:rFonts w:ascii="標楷體" w:eastAsia="標楷體" w:hAnsi="標楷體" w:hint="eastAsia"/>
-          <w:sz w:val="28"/>
-          <w:szCs w:val="28"/>
-        </w:rPr>
-        <w:t>輕輕擦過、拂過。如：「蜻蜓掠過水面，泛起陣陣漣漪。」</w:t>
+        <w:t>沉悶。指這首詞的筆調沒有一般</w:t>
+      </w:r>
+      <w:proofErr w:type="gramStart"/>
+      <w:r>
+        <w:rPr>
+          <w:rFonts w:ascii="標楷體" w:eastAsia="標楷體" w:hAnsi="標楷體" w:hint="eastAsia"/>
+          <w:sz w:val="28"/>
+          <w:szCs w:val="28"/>
+        </w:rPr>
+        <w:t>傷春詞的</w:t>
+      </w:r>
+      <w:proofErr w:type="gramEnd"/>
+      <w:r>
+        <w:rPr>
+          <w:rFonts w:ascii="標楷體" w:eastAsia="標楷體" w:hAnsi="標楷體" w:hint="eastAsia"/>
+          <w:sz w:val="28"/>
+          <w:szCs w:val="28"/>
+        </w:rPr>
+        <w:t>悲涼或陰鬱，而是充滿生機與輕快的節奏感。</w:t>
       </w:r>
     </w:p>
     <w:p>
@@ -3071,8 +1541,8 @@
           <w:ilvl w:val="0"/>
           <w:numId w:val="5"/>
         </w:numPr>
-        <w:spacing w:line="420" w:lineRule="exact"/>
-        <w:ind w:leftChars="0"/>
+        <w:spacing w:line="440" w:lineRule="exact"/>
+        <w:ind w:leftChars="0" w:left="284" w:hanging="284"/>
         <w:rPr>
           <w:rFonts w:ascii="標楷體" w:eastAsia="標楷體" w:hAnsi="標楷體"/>
           <w:sz w:val="28"/>
@@ -3085,7 +1555,7 @@
           <w:sz w:val="28"/>
           <w:szCs w:val="28"/>
         </w:rPr>
-        <w:t>婉約</w:t>
+        <w:t>遲暮</w:t>
       </w:r>
       <w:r>
         <w:rPr>
@@ -3101,7 +1571,7 @@
           <w:sz w:val="28"/>
           <w:szCs w:val="28"/>
         </w:rPr>
-        <w:t>婉轉含蓄。【例】她的個性溫柔婉約，很好相處。</w:t>
+        <w:t>比喻人老邁或事物接近衰落的時期。在文中指春光將盡、繁華消逝的暮春景象，容易讓人聯想到生命或時光流逝的感傷。</w:t>
       </w:r>
     </w:p>
     <w:p>
@@ -3111,8 +1581,8 @@
           <w:ilvl w:val="0"/>
           <w:numId w:val="5"/>
         </w:numPr>
-        <w:spacing w:line="420" w:lineRule="exact"/>
-        <w:ind w:leftChars="0"/>
+        <w:spacing w:line="440" w:lineRule="exact"/>
+        <w:ind w:leftChars="0" w:left="284" w:hanging="284"/>
         <w:rPr>
           <w:rFonts w:ascii="標楷體" w:eastAsia="標楷體" w:hAnsi="標楷體"/>
           <w:sz w:val="28"/>
@@ -3125,15 +1595,60 @@
           <w:sz w:val="28"/>
           <w:szCs w:val="28"/>
         </w:rPr>
-        <w:t>情理：</w:t>
-      </w:r>
-      <w:r>
-        <w:rPr>
-          <w:rFonts w:ascii="標楷體" w:eastAsia="標楷體" w:hAnsi="標楷體" w:hint="eastAsia"/>
-          <w:sz w:val="28"/>
-          <w:szCs w:val="28"/>
-        </w:rPr>
-        <w:t>人情與事理。【例】他所說的話一點也不合乎情理，聽了真是叫人氣憤。</w:t>
+        <w:t>胸襟</w:t>
+      </w:r>
+      <w:r>
+        <w:rPr>
+          <w:rFonts w:ascii="標楷體" w:eastAsia="標楷體" w:hAnsi="標楷體" w:hint="eastAsia"/>
+          <w:sz w:val="28"/>
+          <w:szCs w:val="28"/>
+        </w:rPr>
+        <w:t>(</w:t>
+      </w:r>
+      <w:proofErr w:type="gramStart"/>
+      <w:r>
+        <w:rPr>
+          <w:rFonts w:ascii="標楷體" w:eastAsia="標楷體" w:hAnsi="標楷體" w:hint="eastAsia"/>
+          <w:color w:val="FF0000"/>
+          <w:sz w:val="16"/>
+          <w:szCs w:val="16"/>
+        </w:rPr>
+        <w:t>ㄐㄧㄣ</w:t>
+      </w:r>
+      <w:proofErr w:type="gramEnd"/>
+      <w:r>
+        <w:rPr>
+          <w:rFonts w:ascii="標楷體" w:eastAsia="標楷體" w:hAnsi="標楷體" w:hint="eastAsia"/>
+          <w:sz w:val="28"/>
+          <w:szCs w:val="28"/>
+        </w:rPr>
+        <w:t>)：</w:t>
+      </w:r>
+      <w:r>
+        <w:rPr>
+          <w:rFonts w:ascii="標楷體" w:eastAsia="標楷體" w:hAnsi="標楷體" w:hint="eastAsia"/>
+          <w:sz w:val="28"/>
+          <w:szCs w:val="28"/>
+        </w:rPr>
+        <w:t>抱負、氣量或心胸的寬廣程度。形容詞人在面對春光消逝時，展現出不狹隘、</w:t>
+      </w:r>
+      <w:proofErr w:type="gramStart"/>
+      <w:r>
+        <w:rPr>
+          <w:rFonts w:ascii="標楷體" w:eastAsia="標楷體" w:hAnsi="標楷體" w:hint="eastAsia"/>
+          <w:sz w:val="28"/>
+          <w:szCs w:val="28"/>
+        </w:rPr>
+        <w:t>不</w:t>
+      </w:r>
+      <w:proofErr w:type="gramEnd"/>
+      <w:r>
+        <w:rPr>
+          <w:rFonts w:ascii="標楷體" w:eastAsia="標楷體" w:hAnsi="標楷體" w:hint="eastAsia"/>
+          <w:sz w:val="28"/>
+          <w:szCs w:val="28"/>
+        </w:rPr>
+        <w:t>糾結的大氣心境。</w:t>
       </w:r>
     </w:p>
     <w:p>
@@ -3143,8 +1658,8 @@
           <w:ilvl w:val="0"/>
           <w:numId w:val="5"/>
         </w:numPr>
-        <w:spacing w:line="420" w:lineRule="exact"/>
-        <w:ind w:leftChars="0"/>
+        <w:spacing w:line="440" w:lineRule="exact"/>
+        <w:ind w:leftChars="0" w:left="284" w:hanging="284"/>
         <w:rPr>
           <w:rFonts w:ascii="標楷體" w:eastAsia="標楷體" w:hAnsi="標楷體"/>
           <w:sz w:val="28"/>
@@ -3157,55 +1672,58 @@
           <w:sz w:val="28"/>
           <w:szCs w:val="28"/>
         </w:rPr>
-        <w:t>凋零</w:t>
-      </w:r>
-    </w:p>
-    <w:p>
-      <w:pPr>
-        <w:pStyle w:val="a6"/>
-        <w:numPr>
-          <w:ilvl w:val="0"/>
-          <w:numId w:val="25"/>
-        </w:numPr>
-        <w:spacing w:line="420" w:lineRule="exact"/>
-        <w:ind w:leftChars="0"/>
-        <w:rPr>
-          <w:rFonts w:ascii="標楷體" w:eastAsia="標楷體" w:hAnsi="標楷體" w:hint="eastAsia"/>
-          <w:sz w:val="28"/>
-          <w:szCs w:val="28"/>
-        </w:rPr>
-      </w:pPr>
-      <w:r>
-        <w:rPr>
-          <w:rFonts w:ascii="標楷體" w:eastAsia="標楷體" w:hAnsi="標楷體" w:hint="eastAsia"/>
-          <w:sz w:val="28"/>
-          <w:szCs w:val="28"/>
-        </w:rPr>
-        <w:t>凋謝零落。【例】昨夜的一場狂風暴雨，使得院子裡的桂花紛紛凋零。</w:t>
-      </w:r>
-    </w:p>
-    <w:p>
-      <w:pPr>
-        <w:pStyle w:val="a6"/>
-        <w:numPr>
-          <w:ilvl w:val="0"/>
-          <w:numId w:val="25"/>
-        </w:numPr>
-        <w:spacing w:line="420" w:lineRule="exact"/>
-        <w:ind w:leftChars="0"/>
-        <w:rPr>
-          <w:rFonts w:ascii="標楷體" w:eastAsia="標楷體" w:hAnsi="標楷體"/>
-          <w:sz w:val="28"/>
-          <w:szCs w:val="28"/>
-        </w:rPr>
-      </w:pPr>
-      <w:r>
-        <w:rPr>
-          <w:rFonts w:ascii="標楷體" w:eastAsia="標楷體" w:hAnsi="標楷體" w:hint="eastAsia"/>
-          <w:sz w:val="28"/>
-          <w:szCs w:val="28"/>
-        </w:rPr>
-        <w:t>衰敗、衰落。【例】他家本是當地望族，但經過多年的人事變遷後已漸漸凋零。</w:t>
+        <w:t>豁</w:t>
+      </w:r>
+      <w:r>
+        <w:rPr>
+          <w:rFonts w:ascii="標楷體" w:eastAsia="標楷體" w:hAnsi="標楷體" w:hint="eastAsia"/>
+          <w:sz w:val="28"/>
+          <w:szCs w:val="28"/>
+        </w:rPr>
+        <w:t>(</w:t>
+      </w:r>
+      <w:proofErr w:type="gramStart"/>
+      <w:r>
+        <w:rPr>
+          <w:rFonts w:ascii="標楷體" w:eastAsia="標楷體" w:hAnsi="標楷體" w:hint="eastAsia"/>
+          <w:color w:val="FF0000"/>
+          <w:sz w:val="16"/>
+          <w:szCs w:val="16"/>
+        </w:rPr>
+        <w:t>ㄏㄨㄛˋ</w:t>
+      </w:r>
+      <w:proofErr w:type="gramEnd"/>
+      <w:r>
+        <w:rPr>
+          <w:rFonts w:ascii="標楷體" w:eastAsia="標楷體" w:hAnsi="標楷體" w:hint="eastAsia"/>
+          <w:sz w:val="28"/>
+          <w:szCs w:val="28"/>
+        </w:rPr>
+        <w:t>)</w:t>
+      </w:r>
+      <w:r>
+        <w:rPr>
+          <w:rFonts w:ascii="標楷體" w:eastAsia="標楷體" w:hAnsi="標楷體" w:hint="eastAsia"/>
+          <w:sz w:val="28"/>
+          <w:szCs w:val="28"/>
+        </w:rPr>
+        <w:t>達</w:t>
+      </w:r>
+      <w:r>
+        <w:rPr>
+          <w:rFonts w:ascii="標楷體" w:eastAsia="標楷體" w:hAnsi="標楷體" w:hint="eastAsia"/>
+          <w:sz w:val="28"/>
+          <w:szCs w:val="28"/>
+        </w:rPr>
+        <w:t>：</w:t>
+      </w:r>
+      <w:r>
+        <w:rPr>
+          <w:rFonts w:ascii="標楷體" w:eastAsia="標楷體" w:hAnsi="標楷體" w:hint="eastAsia"/>
+          <w:sz w:val="28"/>
+          <w:szCs w:val="28"/>
+        </w:rPr>
+        <w:t>心胸開闊，對事物看得開、不計較。指詞人藉由「天涯何處無芳草」展現出超脫世俗憂傷、隨遇而安的樂觀態度。</w:t>
       </w:r>
     </w:p>
     <w:p>
@@ -3215,22 +1733,48 @@
           <w:ilvl w:val="0"/>
           <w:numId w:val="5"/>
         </w:numPr>
-        <w:spacing w:line="420" w:lineRule="exact"/>
-        <w:ind w:leftChars="0"/>
+        <w:spacing w:line="440" w:lineRule="exact"/>
+        <w:ind w:leftChars="0" w:left="284" w:hanging="284"/>
         <w:rPr>
           <w:rFonts w:ascii="標楷體" w:eastAsia="標楷體" w:hAnsi="標楷體"/>
           <w:sz w:val="28"/>
           <w:szCs w:val="28"/>
         </w:rPr>
       </w:pPr>
+      <w:r>
+        <w:rPr>
+          <w:rFonts w:ascii="標楷體" w:eastAsia="標楷體" w:hAnsi="標楷體" w:hint="eastAsia"/>
+          <w:sz w:val="28"/>
+          <w:szCs w:val="28"/>
+        </w:rPr>
+        <w:t>拘泥</w:t>
+      </w:r>
+      <w:r>
+        <w:rPr>
+          <w:rFonts w:ascii="標楷體" w:eastAsia="標楷體" w:hAnsi="標楷體" w:hint="eastAsia"/>
+          <w:sz w:val="28"/>
+          <w:szCs w:val="28"/>
+        </w:rPr>
+        <w:t>(</w:t>
+      </w:r>
       <w:proofErr w:type="gramStart"/>
       <w:r>
         <w:rPr>
           <w:rFonts w:ascii="標楷體" w:eastAsia="標楷體" w:hAnsi="標楷體" w:hint="eastAsia"/>
-          <w:sz w:val="28"/>
-          <w:szCs w:val="28"/>
-        </w:rPr>
-        <w:t>曠</w:t>
+          <w:color w:val="FF0000"/>
+          <w:sz w:val="16"/>
+          <w:szCs w:val="16"/>
+        </w:rPr>
+        <w:t>ㄋㄧ</w:t>
+      </w:r>
+      <w:r>
+        <w:rPr>
+          <w:rFonts w:ascii="標楷體" w:eastAsia="標楷體" w:hAnsi="標楷體" w:hint="eastAsia"/>
+          <w:color w:val="FF0000"/>
+          <w:sz w:val="16"/>
+          <w:szCs w:val="16"/>
+        </w:rPr>
+        <w:t>ˋ</w:t>
       </w:r>
       <w:proofErr w:type="gramEnd"/>
       <w:r>
@@ -3239,23 +1783,15 @@
           <w:sz w:val="28"/>
           <w:szCs w:val="28"/>
         </w:rPr>
-        <w:t>達</w:t>
-      </w:r>
-      <w:r>
-        <w:rPr>
-          <w:rFonts w:ascii="標楷體" w:eastAsia="標楷體" w:hAnsi="標楷體" w:hint="eastAsia"/>
-          <w:sz w:val="28"/>
-          <w:szCs w:val="28"/>
-        </w:rPr>
-        <w:t>：</w:t>
-      </w:r>
-      <w:r>
-        <w:rPr>
-          <w:rFonts w:ascii="標楷體" w:eastAsia="標楷體" w:hAnsi="標楷體" w:hint="eastAsia"/>
-          <w:sz w:val="28"/>
-          <w:szCs w:val="28"/>
-        </w:rPr>
-        <w:t>心胸豁達。</w:t>
+        <w:t>)：</w:t>
+      </w:r>
+      <w:r>
+        <w:rPr>
+          <w:rFonts w:ascii="標楷體" w:eastAsia="標楷體" w:hAnsi="標楷體" w:hint="eastAsia"/>
+          <w:sz w:val="28"/>
+          <w:szCs w:val="28"/>
+        </w:rPr>
+        <w:t>固執、不知變通，或過度局限於某個局部而無法自拔。用來反襯詞人「不拘泥」於一時一地的繁華消逝，心態十分自由。</w:t>
       </w:r>
     </w:p>
     <w:p>
@@ -3265,88 +1801,93 @@
           <w:ilvl w:val="0"/>
           <w:numId w:val="5"/>
         </w:numPr>
-        <w:spacing w:line="420" w:lineRule="exact"/>
-        <w:ind w:leftChars="0"/>
+        <w:spacing w:line="440" w:lineRule="exact"/>
+        <w:ind w:leftChars="0" w:left="284" w:hanging="284"/>
         <w:rPr>
           <w:rFonts w:ascii="標楷體" w:eastAsia="標楷體" w:hAnsi="標楷體"/>
           <w:sz w:val="28"/>
           <w:szCs w:val="28"/>
         </w:rPr>
       </w:pPr>
-      <w:r>
-        <w:rPr>
-          <w:rFonts w:ascii="標楷體" w:eastAsia="標楷體" w:hAnsi="標楷體" w:hint="eastAsia"/>
-          <w:sz w:val="28"/>
-          <w:szCs w:val="28"/>
-        </w:rPr>
-        <w:t>嶺南</w:t>
-      </w:r>
-    </w:p>
-    <w:p>
-      <w:pPr>
-        <w:pStyle w:val="a6"/>
-        <w:numPr>
-          <w:ilvl w:val="0"/>
-          <w:numId w:val="26"/>
-        </w:numPr>
-        <w:spacing w:line="420" w:lineRule="exact"/>
-        <w:ind w:leftChars="0"/>
-        <w:rPr>
-          <w:rFonts w:ascii="標楷體" w:eastAsia="標楷體" w:hAnsi="標楷體" w:hint="eastAsia"/>
-          <w:sz w:val="28"/>
-          <w:szCs w:val="28"/>
-        </w:rPr>
-      </w:pPr>
-      <w:r>
-        <w:rPr>
-          <w:rFonts w:ascii="標楷體" w:eastAsia="標楷體" w:hAnsi="標楷體" w:hint="eastAsia"/>
-          <w:sz w:val="28"/>
-          <w:szCs w:val="28"/>
-        </w:rPr>
-        <w:t>泛指</w:t>
-      </w:r>
-      <w:hyperlink r:id="rId9" w:history="1">
-        <w:r>
-          <w:rPr>
-            <w:rStyle w:val="a4"/>
-            <w:rFonts w:ascii="標楷體" w:eastAsia="標楷體" w:hAnsi="標楷體" w:hint="eastAsia"/>
-            <w:sz w:val="28"/>
-            <w:szCs w:val="28"/>
-          </w:rPr>
-          <w:t>五嶺</w:t>
-        </w:r>
-      </w:hyperlink>
-      <w:r>
-        <w:rPr>
-          <w:rFonts w:ascii="標楷體" w:eastAsia="標楷體" w:hAnsi="標楷體" w:hint="eastAsia"/>
-          <w:sz w:val="28"/>
-          <w:szCs w:val="28"/>
-        </w:rPr>
-        <w:t>以南的地區。</w:t>
-      </w:r>
-    </w:p>
-    <w:p>
-      <w:pPr>
-        <w:pStyle w:val="a6"/>
-        <w:numPr>
-          <w:ilvl w:val="0"/>
-          <w:numId w:val="26"/>
-        </w:numPr>
-        <w:spacing w:line="420" w:lineRule="exact"/>
-        <w:ind w:leftChars="0"/>
-        <w:rPr>
-          <w:rFonts w:ascii="標楷體" w:eastAsia="標楷體" w:hAnsi="標楷體"/>
-          <w:sz w:val="28"/>
-          <w:szCs w:val="28"/>
-        </w:rPr>
-      </w:pPr>
-      <w:r>
-        <w:rPr>
-          <w:rFonts w:ascii="標楷體" w:eastAsia="標楷體" w:hAnsi="標楷體" w:hint="eastAsia"/>
-          <w:sz w:val="28"/>
-          <w:szCs w:val="28"/>
-        </w:rPr>
-        <w:t>廣東。因其在五嶺以南，故通稱為「嶺南」。</w:t>
+      <w:proofErr w:type="gramStart"/>
+      <w:r>
+        <w:rPr>
+          <w:rFonts w:ascii="標楷體" w:eastAsia="標楷體" w:hAnsi="標楷體" w:hint="eastAsia"/>
+          <w:sz w:val="28"/>
+          <w:szCs w:val="28"/>
+        </w:rPr>
+        <w:t>踽</w:t>
+      </w:r>
+      <w:proofErr w:type="gramEnd"/>
+      <w:r>
+        <w:rPr>
+          <w:rFonts w:ascii="標楷體" w:eastAsia="標楷體" w:hAnsi="標楷體" w:hint="eastAsia"/>
+          <w:sz w:val="28"/>
+          <w:szCs w:val="28"/>
+        </w:rPr>
+        <w:t>(</w:t>
+      </w:r>
+      <w:proofErr w:type="gramStart"/>
+      <w:r>
+        <w:rPr>
+          <w:rFonts w:ascii="標楷體" w:eastAsia="標楷體" w:hAnsi="標楷體" w:hint="eastAsia"/>
+          <w:color w:val="FF0000"/>
+          <w:sz w:val="16"/>
+          <w:szCs w:val="16"/>
+        </w:rPr>
+        <w:t>ㄐㄩ</w:t>
+      </w:r>
+      <w:r>
+        <w:rPr>
+          <w:rFonts w:ascii="標楷體" w:eastAsia="標楷體" w:hAnsi="標楷體" w:hint="eastAsia"/>
+          <w:color w:val="FF0000"/>
+          <w:sz w:val="16"/>
+          <w:szCs w:val="16"/>
+        </w:rPr>
+        <w:t>ˇ</w:t>
+      </w:r>
+      <w:proofErr w:type="gramEnd"/>
+      <w:r>
+        <w:rPr>
+          <w:rFonts w:ascii="標楷體" w:eastAsia="標楷體" w:hAnsi="標楷體" w:hint="eastAsia"/>
+          <w:sz w:val="28"/>
+          <w:szCs w:val="28"/>
+        </w:rPr>
+        <w:t>)</w:t>
+      </w:r>
+      <w:proofErr w:type="gramStart"/>
+      <w:r>
+        <w:rPr>
+          <w:rFonts w:ascii="標楷體" w:eastAsia="標楷體" w:hAnsi="標楷體" w:hint="eastAsia"/>
+          <w:sz w:val="28"/>
+          <w:szCs w:val="28"/>
+        </w:rPr>
+        <w:t>踽</w:t>
+      </w:r>
+      <w:proofErr w:type="gramEnd"/>
+      <w:r>
+        <w:rPr>
+          <w:rFonts w:ascii="標楷體" w:eastAsia="標楷體" w:hAnsi="標楷體" w:hint="eastAsia"/>
+          <w:sz w:val="28"/>
+          <w:szCs w:val="28"/>
+        </w:rPr>
+        <w:t>獨行</w:t>
+      </w:r>
+      <w:r>
+        <w:rPr>
+          <w:rFonts w:ascii="標楷體" w:eastAsia="標楷體" w:hAnsi="標楷體" w:hint="eastAsia"/>
+          <w:sz w:val="28"/>
+          <w:szCs w:val="28"/>
+        </w:rPr>
+        <w:t>：</w:t>
+      </w:r>
+      <w:r>
+        <w:rPr>
+          <w:rFonts w:ascii="標楷體" w:eastAsia="標楷體" w:hAnsi="標楷體" w:hint="eastAsia"/>
+          <w:sz w:val="28"/>
+          <w:szCs w:val="28"/>
+        </w:rPr>
+        <w:t>孤零零地獨自走路的樣子。形容詞中牆外行人在孤獨中前行、無人作伴的落寞情態。</w:t>
       </w:r>
     </w:p>
     <w:p>
@@ -3356,8 +1897,8 @@
           <w:ilvl w:val="0"/>
           <w:numId w:val="5"/>
         </w:numPr>
-        <w:spacing w:line="420" w:lineRule="exact"/>
-        <w:ind w:leftChars="0"/>
+        <w:spacing w:line="440" w:lineRule="exact"/>
+        <w:ind w:leftChars="0" w:left="284" w:hanging="284"/>
         <w:rPr>
           <w:rFonts w:ascii="標楷體" w:eastAsia="標楷體" w:hAnsi="標楷體"/>
           <w:sz w:val="28"/>
@@ -3370,7 +1911,7 @@
           <w:sz w:val="28"/>
           <w:szCs w:val="28"/>
         </w:rPr>
-        <w:t>蕭索</w:t>
+        <w:t>駐足神往</w:t>
       </w:r>
       <w:r>
         <w:rPr>
@@ -3386,23 +1927,7 @@
           <w:sz w:val="28"/>
           <w:szCs w:val="28"/>
         </w:rPr>
-        <w:t>冷落衰頹的樣子</w:t>
-      </w:r>
-      <w:r>
-        <w:rPr>
-          <w:rFonts w:ascii="標楷體" w:eastAsia="標楷體" w:hAnsi="標楷體" w:hint="eastAsia"/>
-          <w:sz w:val="28"/>
-          <w:szCs w:val="28"/>
-        </w:rPr>
-        <w:t>；</w:t>
-      </w:r>
-      <w:r>
-        <w:rPr>
-          <w:rFonts w:ascii="標楷體" w:eastAsia="標楷體" w:hAnsi="標楷體" w:hint="eastAsia"/>
-          <w:sz w:val="28"/>
-          <w:szCs w:val="28"/>
-        </w:rPr>
-        <w:t>衰敗、不景氣。</w:t>
+        <w:t>停下腳步，心神飛馳、無限嚮往。描寫牆外行人聽到牆內歡笑聲時，被其青春活力吸引而停下腳步、心馳神往的癡迷狀態。</w:t>
       </w:r>
     </w:p>
     <w:p>
@@ -3412,21 +1937,58 @@
           <w:ilvl w:val="0"/>
           <w:numId w:val="5"/>
         </w:numPr>
-        <w:spacing w:line="420" w:lineRule="exact"/>
-        <w:ind w:leftChars="0"/>
-        <w:rPr>
-          <w:rFonts w:ascii="標楷體" w:eastAsia="標楷體" w:hAnsi="標楷體" w:hint="eastAsia"/>
-          <w:sz w:val="28"/>
-          <w:szCs w:val="28"/>
-        </w:rPr>
-      </w:pPr>
-      <w:r>
-        <w:rPr>
-          <w:rFonts w:ascii="標楷體" w:eastAsia="標楷體" w:hAnsi="標楷體" w:hint="eastAsia"/>
-          <w:sz w:val="28"/>
-          <w:szCs w:val="28"/>
-        </w:rPr>
-        <w:t>如痴如醉</w:t>
+        <w:spacing w:line="440" w:lineRule="exact"/>
+        <w:ind w:leftChars="0" w:left="284" w:hanging="284"/>
+        <w:rPr>
+          <w:rFonts w:ascii="標楷體" w:eastAsia="標楷體" w:hAnsi="標楷體"/>
+          <w:sz w:val="28"/>
+          <w:szCs w:val="28"/>
+        </w:rPr>
+      </w:pPr>
+      <w:proofErr w:type="gramStart"/>
+      <w:r>
+        <w:rPr>
+          <w:rFonts w:ascii="標楷體" w:eastAsia="標楷體" w:hAnsi="標楷體" w:hint="eastAsia"/>
+          <w:sz w:val="28"/>
+          <w:szCs w:val="28"/>
+        </w:rPr>
+        <w:t>悵</w:t>
+      </w:r>
+      <w:proofErr w:type="gramEnd"/>
+      <w:r>
+        <w:rPr>
+          <w:rFonts w:ascii="標楷體" w:eastAsia="標楷體" w:hAnsi="標楷體" w:hint="eastAsia"/>
+          <w:sz w:val="28"/>
+          <w:szCs w:val="28"/>
+        </w:rPr>
+        <w:t>(</w:t>
+      </w:r>
+      <w:proofErr w:type="gramStart"/>
+      <w:r>
+        <w:rPr>
+          <w:rFonts w:ascii="標楷體" w:eastAsia="標楷體" w:hAnsi="標楷體" w:hint="eastAsia"/>
+          <w:color w:val="FF0000"/>
+          <w:sz w:val="16"/>
+          <w:szCs w:val="16"/>
+        </w:rPr>
+        <w:t>ㄔㄤˋ</w:t>
+      </w:r>
+      <w:proofErr w:type="gramEnd"/>
+      <w:r>
+        <w:rPr>
+          <w:rFonts w:ascii="標楷體" w:eastAsia="標楷體" w:hAnsi="標楷體" w:hint="eastAsia"/>
+          <w:sz w:val="28"/>
+          <w:szCs w:val="28"/>
+        </w:rPr>
+        <w:t>)</w:t>
+      </w:r>
+      <w:r>
+        <w:rPr>
+          <w:rFonts w:ascii="標楷體" w:eastAsia="標楷體" w:hAnsi="標楷體" w:hint="eastAsia"/>
+          <w:sz w:val="28"/>
+          <w:szCs w:val="28"/>
+        </w:rPr>
+        <w:t>然若失</w:t>
       </w:r>
       <w:r>
         <w:rPr>
@@ -3442,27 +2004,7 @@
           <w:sz w:val="28"/>
           <w:szCs w:val="28"/>
         </w:rPr>
-        <w:t>形容人神態失常，陶醉於所沉迷的事物中。</w:t>
-      </w:r>
-    </w:p>
-    <w:p>
-      <w:pPr>
-        <w:pStyle w:val="a6"/>
-        <w:spacing w:line="420" w:lineRule="exact"/>
-        <w:ind w:leftChars="0"/>
-        <w:rPr>
-          <w:rFonts w:ascii="標楷體" w:eastAsia="標楷體" w:hAnsi="標楷體"/>
-          <w:sz w:val="28"/>
-          <w:szCs w:val="28"/>
-        </w:rPr>
-      </w:pPr>
-      <w:r>
-        <w:rPr>
-          <w:rFonts w:ascii="標楷體" w:eastAsia="標楷體" w:hAnsi="標楷體" w:hint="eastAsia"/>
-          <w:sz w:val="28"/>
-          <w:szCs w:val="28"/>
-        </w:rPr>
-        <w:t>【例】他的琴藝相當精湛，</w:t>
+        <w:t>因失落而感到惆悵、空虛，好像失去了什麼東西一樣。形容笑聲消失後，行人面對現實的</w:t>
       </w:r>
       <w:proofErr w:type="gramStart"/>
       <w:r>
@@ -3471,7 +2013,7 @@
           <w:sz w:val="28"/>
           <w:szCs w:val="28"/>
         </w:rPr>
-        <w:t>使得在場來賓</w:t>
+        <w:t>空寂感</w:t>
       </w:r>
       <w:proofErr w:type="gramEnd"/>
       <w:r>
@@ -3480,7 +2022,7 @@
           <w:sz w:val="28"/>
           <w:szCs w:val="28"/>
         </w:rPr>
-        <w:t>個個聽得如痴如醉。</w:t>
+        <w:t>，內心產生的失落與迷惘。</w:t>
       </w:r>
     </w:p>
     <w:p>
@@ -3490,39 +2032,22 @@
           <w:ilvl w:val="0"/>
           <w:numId w:val="5"/>
         </w:numPr>
-        <w:spacing w:line="420" w:lineRule="exact"/>
-        <w:ind w:leftChars="0"/>
+        <w:spacing w:line="440" w:lineRule="exact"/>
+        <w:ind w:leftChars="0" w:left="284" w:hanging="284"/>
         <w:rPr>
           <w:rFonts w:ascii="標楷體" w:eastAsia="標楷體" w:hAnsi="標楷體"/>
           <w:sz w:val="28"/>
           <w:szCs w:val="28"/>
         </w:rPr>
       </w:pPr>
-      <w:r>
-        <w:rPr>
-          <w:rFonts w:ascii="標楷體" w:eastAsia="標楷體" w:hAnsi="標楷體" w:hint="eastAsia"/>
-          <w:sz w:val="28"/>
-          <w:szCs w:val="28"/>
-        </w:rPr>
-        <w:t>露</w:t>
-      </w:r>
-      <w:r>
-        <w:rPr>
-          <w:rFonts w:ascii="標楷體" w:eastAsia="標楷體" w:hAnsi="標楷體" w:hint="eastAsia"/>
-          <w:sz w:val="28"/>
-          <w:szCs w:val="28"/>
-        </w:rPr>
-        <w:t>(</w:t>
-      </w:r>
       <w:proofErr w:type="gramStart"/>
       <w:r>
         <w:rPr>
           <w:rFonts w:ascii="標楷體" w:eastAsia="標楷體" w:hAnsi="標楷體" w:hint="eastAsia"/>
-          <w:color w:val="FF0000"/>
-          <w:sz w:val="16"/>
-          <w:szCs w:val="16"/>
-        </w:rPr>
-        <w:t>ㄌㄨˋ</w:t>
+          <w:sz w:val="28"/>
+          <w:szCs w:val="28"/>
+        </w:rPr>
+        <w:t>曠</w:t>
       </w:r>
       <w:proofErr w:type="gramEnd"/>
       <w:r>
@@ -3531,7 +2056,7 @@
           <w:sz w:val="28"/>
           <w:szCs w:val="28"/>
         </w:rPr>
-        <w:t>)</w:t>
+        <w:t>達豪邁</w:t>
       </w:r>
       <w:r>
         <w:rPr>
@@ -3547,7 +2072,42 @@
           <w:sz w:val="28"/>
           <w:szCs w:val="28"/>
         </w:rPr>
-        <w:t>表現、顯現。【例】顯露、暴露</w:t>
+        <w:t>心胸寬廣、性格豪爽，不受拘束。評價</w:t>
+      </w:r>
+      <w:r>
+        <w:rPr>
+          <w:rFonts w:ascii="標楷體" w:eastAsia="標楷體" w:hAnsi="標楷體" w:hint="eastAsia"/>
+          <w:sz w:val="28"/>
+          <w:szCs w:val="28"/>
+          <w:u w:val="single"/>
+        </w:rPr>
+        <w:t>蘇軾</w:t>
+      </w:r>
+      <w:r>
+        <w:rPr>
+          <w:rFonts w:ascii="標楷體" w:eastAsia="標楷體" w:hAnsi="標楷體" w:hint="eastAsia"/>
+          <w:sz w:val="28"/>
+          <w:szCs w:val="28"/>
+        </w:rPr>
+        <w:t>詩詞風格中常見的高遠眼界與灑脫不</w:t>
+      </w:r>
+      <w:proofErr w:type="gramStart"/>
+      <w:r>
+        <w:rPr>
+          <w:rFonts w:ascii="標楷體" w:eastAsia="標楷體" w:hAnsi="標楷體" w:hint="eastAsia"/>
+          <w:sz w:val="28"/>
+          <w:szCs w:val="28"/>
+        </w:rPr>
+        <w:t>羈</w:t>
+      </w:r>
+      <w:proofErr w:type="gramEnd"/>
+      <w:r>
+        <w:rPr>
+          <w:rFonts w:ascii="標楷體" w:eastAsia="標楷體" w:hAnsi="標楷體" w:hint="eastAsia"/>
+          <w:sz w:val="28"/>
+          <w:szCs w:val="28"/>
+        </w:rPr>
+        <w:t>的英雄氣概。</w:t>
       </w:r>
     </w:p>
     <w:p>
@@ -3557,8 +2117,8 @@
           <w:ilvl w:val="0"/>
           <w:numId w:val="5"/>
         </w:numPr>
-        <w:spacing w:line="420" w:lineRule="exact"/>
-        <w:ind w:leftChars="0"/>
+        <w:spacing w:line="440" w:lineRule="exact"/>
+        <w:ind w:leftChars="0" w:left="284" w:hanging="426"/>
         <w:rPr>
           <w:rFonts w:ascii="標楷體" w:eastAsia="標楷體" w:hAnsi="標楷體"/>
           <w:sz w:val="28"/>
@@ -3571,33 +2131,80 @@
           <w:sz w:val="28"/>
           <w:szCs w:val="28"/>
         </w:rPr>
-        <w:t>忌：</w:t>
-      </w:r>
-      <w:r>
-        <w:rPr>
-          <w:rFonts w:ascii="標楷體" w:eastAsia="標楷體" w:hAnsi="標楷體" w:hint="eastAsia"/>
-          <w:sz w:val="28"/>
-          <w:szCs w:val="28"/>
-        </w:rPr>
-        <w:t>禁戒。如：「忌口」、「</w:t>
+        <w:t>惆悵</w:t>
+      </w:r>
+      <w:r>
+        <w:rPr>
+          <w:rFonts w:ascii="標楷體" w:eastAsia="標楷體" w:hAnsi="標楷體" w:hint="eastAsia"/>
+          <w:sz w:val="28"/>
+          <w:szCs w:val="28"/>
+        </w:rPr>
+        <w:t>(</w:t>
       </w:r>
       <w:proofErr w:type="gramStart"/>
       <w:r>
         <w:rPr>
           <w:rFonts w:ascii="標楷體" w:eastAsia="標楷體" w:hAnsi="標楷體" w:hint="eastAsia"/>
-          <w:sz w:val="28"/>
-          <w:szCs w:val="28"/>
-        </w:rPr>
-        <w:t>忌酒</w:t>
+          <w:color w:val="FF0000"/>
+          <w:sz w:val="16"/>
+          <w:szCs w:val="16"/>
+        </w:rPr>
+        <w:t>ㄔㄡˊ</w:t>
       </w:r>
       <w:proofErr w:type="gramEnd"/>
       <w:r>
         <w:rPr>
           <w:rFonts w:ascii="標楷體" w:eastAsia="標楷體" w:hAnsi="標楷體" w:hint="eastAsia"/>
-          <w:sz w:val="28"/>
-          <w:szCs w:val="28"/>
-        </w:rPr>
-        <w:t>」、「生冷不忌」。</w:t>
+          <w:color w:val="FF0000"/>
+          <w:sz w:val="16"/>
+          <w:szCs w:val="16"/>
+        </w:rPr>
+        <w:t xml:space="preserve"> </w:t>
+      </w:r>
+      <w:proofErr w:type="gramStart"/>
+      <w:r>
+        <w:rPr>
+          <w:rFonts w:ascii="標楷體" w:eastAsia="標楷體" w:hAnsi="標楷體" w:hint="eastAsia"/>
+          <w:color w:val="FF0000"/>
+          <w:sz w:val="16"/>
+          <w:szCs w:val="16"/>
+        </w:rPr>
+        <w:t>ㄔㄤˋ</w:t>
+      </w:r>
+      <w:proofErr w:type="gramEnd"/>
+      <w:r>
+        <w:rPr>
+          <w:rFonts w:ascii="標楷體" w:eastAsia="標楷體" w:hAnsi="標楷體" w:hint="eastAsia"/>
+          <w:sz w:val="28"/>
+          <w:szCs w:val="28"/>
+        </w:rPr>
+        <w:t>)：</w:t>
+      </w:r>
+      <w:r>
+        <w:rPr>
+          <w:rFonts w:ascii="標楷體" w:eastAsia="標楷體" w:hAnsi="標楷體" w:hint="eastAsia"/>
+          <w:sz w:val="28"/>
+          <w:szCs w:val="28"/>
+        </w:rPr>
+        <w:t>因失意或感傷而心神不定、悶悶不樂。指</w:t>
+      </w:r>
+      <w:proofErr w:type="gramStart"/>
+      <w:r>
+        <w:rPr>
+          <w:rFonts w:ascii="標楷體" w:eastAsia="標楷體" w:hAnsi="標楷體" w:hint="eastAsia"/>
+          <w:sz w:val="28"/>
+          <w:szCs w:val="28"/>
+        </w:rPr>
+        <w:t>青春易逝</w:t>
+      </w:r>
+      <w:proofErr w:type="gramEnd"/>
+      <w:r>
+        <w:rPr>
+          <w:rFonts w:ascii="標楷體" w:eastAsia="標楷體" w:hAnsi="標楷體" w:hint="eastAsia"/>
+          <w:sz w:val="28"/>
+          <w:szCs w:val="28"/>
+        </w:rPr>
+        <w:t>、美景難留，以及情感無法獲得回應時的淡淡哀愁。</w:t>
       </w:r>
     </w:p>
     <w:p>
@@ -3607,44 +2214,8 @@
           <w:ilvl w:val="0"/>
           <w:numId w:val="5"/>
         </w:numPr>
-        <w:spacing w:line="420" w:lineRule="exact"/>
-        <w:ind w:leftChars="0"/>
-        <w:rPr>
-          <w:rFonts w:ascii="標楷體" w:eastAsia="標楷體" w:hAnsi="標楷體" w:hint="eastAsia"/>
-          <w:sz w:val="28"/>
-          <w:szCs w:val="28"/>
-        </w:rPr>
-      </w:pPr>
-      <w:r>
-        <w:rPr>
-          <w:rFonts w:ascii="標楷體" w:eastAsia="標楷體" w:hAnsi="標楷體" w:hint="eastAsia"/>
-          <w:sz w:val="28"/>
-          <w:szCs w:val="28"/>
-        </w:rPr>
-        <w:t>錯落有致</w:t>
-      </w:r>
-      <w:r>
-        <w:rPr>
-          <w:rFonts w:ascii="標楷體" w:eastAsia="標楷體" w:hAnsi="標楷體" w:hint="eastAsia"/>
-          <w:sz w:val="28"/>
-          <w:szCs w:val="28"/>
-        </w:rPr>
-        <w:t>：</w:t>
-      </w:r>
-      <w:r>
-        <w:rPr>
-          <w:rFonts w:ascii="標楷體" w:eastAsia="標楷體" w:hAnsi="標楷體" w:hint="eastAsia"/>
-          <w:sz w:val="28"/>
-          <w:szCs w:val="28"/>
-        </w:rPr>
-        <w:t>交錯紛雜但有條理。</w:t>
-      </w:r>
-    </w:p>
-    <w:p>
-      <w:pPr>
-        <w:pStyle w:val="a6"/>
-        <w:spacing w:line="420" w:lineRule="exact"/>
-        <w:ind w:leftChars="0"/>
+        <w:spacing w:line="440" w:lineRule="exact"/>
+        <w:ind w:leftChars="0" w:left="284" w:hanging="426"/>
         <w:rPr>
           <w:rFonts w:ascii="標楷體" w:eastAsia="標楷體" w:hAnsi="標楷體"/>
           <w:sz w:val="28"/>
@@ -3657,16 +2228,25 @@
           <w:sz w:val="28"/>
           <w:szCs w:val="28"/>
         </w:rPr>
-        <w:t>【例】狹長的山谷中，原住民部落散布</w:t>
+        <w:t>情愫</w:t>
+      </w:r>
+      <w:r>
+        <w:rPr>
+          <w:rFonts w:ascii="標楷體" w:eastAsia="標楷體" w:hAnsi="標楷體" w:hint="eastAsia"/>
+          <w:sz w:val="28"/>
+          <w:szCs w:val="28"/>
+        </w:rPr>
+        <w:t>(</w:t>
       </w:r>
       <w:proofErr w:type="gramStart"/>
       <w:r>
         <w:rPr>
           <w:rFonts w:ascii="標楷體" w:eastAsia="標楷體" w:hAnsi="標楷體" w:hint="eastAsia"/>
-          <w:sz w:val="28"/>
-          <w:szCs w:val="28"/>
-        </w:rPr>
-        <w:t>其間，</w:t>
+          <w:color w:val="FF0000"/>
+          <w:sz w:val="16"/>
+          <w:szCs w:val="16"/>
+        </w:rPr>
+        <w:t>ㄙㄨˋ</w:t>
       </w:r>
       <w:proofErr w:type="gramEnd"/>
       <w:r>
@@ -3675,7 +2255,33 @@
           <w:sz w:val="28"/>
           <w:szCs w:val="28"/>
         </w:rPr>
-        <w:t>錯落有致。</w:t>
+        <w:t>)：</w:t>
+      </w:r>
+      <w:r>
+        <w:rPr>
+          <w:rFonts w:ascii="標楷體" w:eastAsia="標楷體" w:hAnsi="標楷體" w:hint="eastAsia"/>
+          <w:sz w:val="28"/>
+          <w:szCs w:val="28"/>
+        </w:rPr>
+        <w:t>內心深處的情感或情思。</w:t>
+      </w:r>
+      <w:proofErr w:type="gramStart"/>
+      <w:r>
+        <w:rPr>
+          <w:rFonts w:ascii="標楷體" w:eastAsia="標楷體" w:hAnsi="標楷體" w:hint="eastAsia"/>
+          <w:sz w:val="28"/>
+          <w:szCs w:val="28"/>
+        </w:rPr>
+        <w:t>指詞中</w:t>
+      </w:r>
+      <w:proofErr w:type="gramEnd"/>
+      <w:r>
+        <w:rPr>
+          <w:rFonts w:ascii="標楷體" w:eastAsia="標楷體" w:hAnsi="標楷體" w:hint="eastAsia"/>
+          <w:sz w:val="28"/>
+          <w:szCs w:val="28"/>
+        </w:rPr>
+        <w:t>交織著對青春的依戀、對美好事物的向往，以及微妙而難言的心靈悸動。</w:t>
       </w:r>
     </w:p>
     <w:p>
@@ -3685,10 +2291,10 @@
           <w:ilvl w:val="0"/>
           <w:numId w:val="5"/>
         </w:numPr>
-        <w:spacing w:line="420" w:lineRule="exact"/>
-        <w:ind w:leftChars="0"/>
-        <w:rPr>
-          <w:rFonts w:ascii="標楷體" w:eastAsia="標楷體" w:hAnsi="標楷體"/>
+        <w:spacing w:line="440" w:lineRule="exact"/>
+        <w:ind w:leftChars="0" w:left="284" w:hanging="426"/>
+        <w:rPr>
+          <w:rFonts w:ascii="標楷體" w:eastAsia="標楷體" w:hAnsi="標楷體" w:hint="eastAsia"/>
           <w:sz w:val="28"/>
           <w:szCs w:val="28"/>
         </w:rPr>
@@ -3700,7 +2306,7 @@
           <w:sz w:val="28"/>
           <w:szCs w:val="28"/>
         </w:rPr>
-        <w:t>佇</w:t>
+        <w:t>詠春詞</w:t>
       </w:r>
       <w:proofErr w:type="gramEnd"/>
       <w:r>
@@ -3709,26 +2315,24 @@
           <w:sz w:val="28"/>
           <w:szCs w:val="28"/>
         </w:rPr>
-        <w:t>(</w:t>
+        <w:t>：</w:t>
+      </w:r>
+      <w:r>
+        <w:rPr>
+          <w:rFonts w:ascii="標楷體" w:eastAsia="標楷體" w:hAnsi="標楷體" w:hint="eastAsia"/>
+          <w:sz w:val="28"/>
+          <w:szCs w:val="28"/>
+        </w:rPr>
+        <w:t>以</w:t>
       </w:r>
       <w:proofErr w:type="gramStart"/>
       <w:r>
         <w:rPr>
           <w:rFonts w:ascii="標楷體" w:eastAsia="標楷體" w:hAnsi="標楷體" w:hint="eastAsia"/>
-          <w:color w:val="FF0000"/>
-          <w:sz w:val="16"/>
-          <w:szCs w:val="16"/>
-        </w:rPr>
-        <w:t>ㄓㄨ</w:t>
-      </w:r>
-      <w:r>
-        <w:rPr>
-          <w:rFonts w:ascii="標楷體" w:eastAsia="標楷體" w:hAnsi="標楷體" w:hint="eastAsia"/>
-          <w:color w:val="FF0000"/>
-          <w:sz w:val="16"/>
-          <w:szCs w:val="16"/>
-        </w:rPr>
-        <w:t>ˋ</w:t>
+          <w:sz w:val="28"/>
+          <w:szCs w:val="28"/>
+        </w:rPr>
+        <w:t>歌詠春景</w:t>
       </w:r>
       <w:proofErr w:type="gramEnd"/>
       <w:r>
@@ -3737,82 +2341,16 @@
           <w:sz w:val="28"/>
           <w:szCs w:val="28"/>
         </w:rPr>
-        <w:t>)</w:t>
-      </w:r>
-      <w:r>
-        <w:rPr>
-          <w:rFonts w:ascii="標楷體" w:eastAsia="標楷體" w:hAnsi="標楷體" w:hint="eastAsia"/>
-          <w:sz w:val="28"/>
-          <w:szCs w:val="28"/>
-        </w:rPr>
-        <w:t>立</w:t>
-      </w:r>
-      <w:r>
-        <w:rPr>
-          <w:rFonts w:ascii="標楷體" w:eastAsia="標楷體" w:hAnsi="標楷體" w:hint="eastAsia"/>
-          <w:sz w:val="28"/>
-          <w:szCs w:val="28"/>
-        </w:rPr>
-        <w:t>：</w:t>
-      </w:r>
-      <w:r>
-        <w:rPr>
-          <w:rFonts w:ascii="標楷體" w:eastAsia="標楷體" w:hAnsi="標楷體" w:hint="eastAsia"/>
-          <w:sz w:val="28"/>
-          <w:szCs w:val="28"/>
-        </w:rPr>
-        <w:t>長時間站著。【例】一群人佇立在站牌下，等候公車。</w:t>
-      </w:r>
-    </w:p>
-    <w:p>
-      <w:pPr>
-        <w:pStyle w:val="a6"/>
-        <w:numPr>
-          <w:ilvl w:val="0"/>
-          <w:numId w:val="5"/>
-        </w:numPr>
-        <w:spacing w:line="420" w:lineRule="exact"/>
-        <w:ind w:leftChars="0"/>
-        <w:rPr>
-          <w:rFonts w:ascii="標楷體" w:eastAsia="標楷體" w:hAnsi="標楷體"/>
-          <w:sz w:val="28"/>
-          <w:szCs w:val="28"/>
-        </w:rPr>
-      </w:pPr>
-      <w:r>
-        <w:rPr>
-          <w:rFonts w:ascii="標楷體" w:eastAsia="標楷體" w:hAnsi="標楷體" w:hint="eastAsia"/>
-          <w:sz w:val="28"/>
-          <w:szCs w:val="28"/>
-        </w:rPr>
-        <w:t>跌宕</w:t>
-      </w:r>
-      <w:r>
-        <w:rPr>
-          <w:rFonts w:ascii="標楷體" w:eastAsia="標楷體" w:hAnsi="標楷體" w:hint="eastAsia"/>
-          <w:sz w:val="28"/>
-          <w:szCs w:val="28"/>
-        </w:rPr>
-        <w:t>(</w:t>
+        <w:t>、春意為主要主題的詩詞文類。</w:t>
       </w:r>
       <w:proofErr w:type="gramStart"/>
       <w:r>
         <w:rPr>
           <w:rFonts w:ascii="標楷體" w:eastAsia="標楷體" w:hAnsi="標楷體" w:hint="eastAsia"/>
-          <w:color w:val="FF0000"/>
-          <w:sz w:val="16"/>
-          <w:szCs w:val="16"/>
-        </w:rPr>
-        <w:t>ㄉㄤ</w:t>
-      </w:r>
-      <w:r>
-        <w:rPr>
-          <w:rFonts w:ascii="標楷體" w:eastAsia="標楷體" w:hAnsi="標楷體" w:hint="eastAsia"/>
-          <w:color w:val="FF0000"/>
-          <w:sz w:val="16"/>
-          <w:szCs w:val="16"/>
-        </w:rPr>
-        <w:t>ˋ</w:t>
+          <w:sz w:val="28"/>
+          <w:szCs w:val="28"/>
+        </w:rPr>
+        <w:t>此詞在</w:t>
       </w:r>
       <w:proofErr w:type="gramEnd"/>
       <w:r>
@@ -3821,578 +2359,11 @@
           <w:sz w:val="28"/>
           <w:szCs w:val="28"/>
         </w:rPr>
-        <w:t>)</w:t>
-      </w:r>
-      <w:r>
-        <w:rPr>
-          <w:rFonts w:ascii="標楷體" w:eastAsia="標楷體" w:hAnsi="標楷體" w:hint="eastAsia"/>
-          <w:sz w:val="28"/>
-          <w:szCs w:val="28"/>
-        </w:rPr>
-        <w:t>：</w:t>
-      </w:r>
-      <w:r>
-        <w:rPr>
-          <w:rFonts w:ascii="標楷體" w:eastAsia="標楷體" w:hAnsi="標楷體" w:hint="eastAsia"/>
-          <w:sz w:val="28"/>
-          <w:szCs w:val="28"/>
-        </w:rPr>
-        <w:t>形容詞句運用的變化起伏或語言音調的抑揚頓挫。【例】跌宕起伏</w:t>
-      </w:r>
-    </w:p>
-    <w:p>
-      <w:pPr>
-        <w:pStyle w:val="a6"/>
-        <w:numPr>
-          <w:ilvl w:val="0"/>
-          <w:numId w:val="5"/>
-        </w:numPr>
-        <w:spacing w:line="420" w:lineRule="exact"/>
-        <w:ind w:leftChars="0"/>
-        <w:rPr>
-          <w:rFonts w:ascii="標楷體" w:eastAsia="標楷體" w:hAnsi="標楷體"/>
-          <w:sz w:val="28"/>
-          <w:szCs w:val="28"/>
-        </w:rPr>
-      </w:pPr>
-      <w:r>
-        <w:rPr>
-          <w:rFonts w:ascii="標楷體" w:eastAsia="標楷體" w:hAnsi="標楷體" w:hint="eastAsia"/>
-          <w:sz w:val="28"/>
-          <w:szCs w:val="28"/>
-        </w:rPr>
-        <w:t>撩</w:t>
-      </w:r>
-      <w:r>
-        <w:rPr>
-          <w:rFonts w:ascii="標楷體" w:eastAsia="標楷體" w:hAnsi="標楷體" w:hint="eastAsia"/>
-          <w:sz w:val="28"/>
-          <w:szCs w:val="28"/>
-        </w:rPr>
-        <w:t>(</w:t>
-      </w:r>
-      <w:proofErr w:type="gramStart"/>
-      <w:r>
-        <w:rPr>
-          <w:rFonts w:ascii="標楷體" w:eastAsia="標楷體" w:hAnsi="標楷體" w:hint="eastAsia"/>
-          <w:color w:val="FF0000"/>
-          <w:sz w:val="16"/>
-          <w:szCs w:val="16"/>
-        </w:rPr>
-        <w:t>ㄌㄧㄠ</w:t>
-      </w:r>
-      <w:r>
-        <w:rPr>
-          <w:rFonts w:ascii="標楷體" w:eastAsia="標楷體" w:hAnsi="標楷體" w:hint="eastAsia"/>
-          <w:color w:val="FF0000"/>
-          <w:sz w:val="16"/>
-          <w:szCs w:val="16"/>
-        </w:rPr>
-        <w:t>ˊ</w:t>
-      </w:r>
-      <w:proofErr w:type="gramEnd"/>
-      <w:r>
-        <w:rPr>
-          <w:rFonts w:ascii="標楷體" w:eastAsia="標楷體" w:hAnsi="標楷體" w:hint="eastAsia"/>
-          <w:sz w:val="28"/>
-          <w:szCs w:val="28"/>
-        </w:rPr>
-        <w:t>)</w:t>
-      </w:r>
-      <w:r>
-        <w:rPr>
-          <w:rFonts w:ascii="標楷體" w:eastAsia="標楷體" w:hAnsi="標楷體" w:hint="eastAsia"/>
-          <w:sz w:val="28"/>
-          <w:szCs w:val="28"/>
-        </w:rPr>
-        <w:t>撥</w:t>
-      </w:r>
-    </w:p>
-    <w:p>
-      <w:pPr>
-        <w:pStyle w:val="a6"/>
-        <w:numPr>
-          <w:ilvl w:val="0"/>
-          <w:numId w:val="27"/>
-        </w:numPr>
-        <w:spacing w:line="420" w:lineRule="exact"/>
-        <w:ind w:leftChars="0"/>
-        <w:rPr>
-          <w:rFonts w:ascii="標楷體" w:eastAsia="標楷體" w:hAnsi="標楷體" w:hint="eastAsia"/>
-          <w:sz w:val="28"/>
-          <w:szCs w:val="28"/>
-        </w:rPr>
-      </w:pPr>
-      <w:r>
-        <w:rPr>
-          <w:rFonts w:ascii="標楷體" w:eastAsia="標楷體" w:hAnsi="標楷體" w:hint="eastAsia"/>
-          <w:sz w:val="28"/>
-          <w:szCs w:val="28"/>
-        </w:rPr>
-        <w:t>挑逗、引誘。</w:t>
-      </w:r>
-    </w:p>
-    <w:p>
-      <w:pPr>
-        <w:pStyle w:val="a6"/>
-        <w:numPr>
-          <w:ilvl w:val="0"/>
-          <w:numId w:val="27"/>
-        </w:numPr>
-        <w:spacing w:line="420" w:lineRule="exact"/>
-        <w:ind w:leftChars="0"/>
-        <w:rPr>
-          <w:rFonts w:ascii="標楷體" w:eastAsia="標楷體" w:hAnsi="標楷體"/>
-          <w:sz w:val="28"/>
-          <w:szCs w:val="28"/>
-        </w:rPr>
-      </w:pPr>
-      <w:r>
-        <w:rPr>
-          <w:rFonts w:ascii="標楷體" w:eastAsia="標楷體" w:hAnsi="標楷體" w:hint="eastAsia"/>
-          <w:sz w:val="28"/>
-          <w:szCs w:val="28"/>
-        </w:rPr>
-        <w:t>招惹、打擾。如：「他正氣頭上，你又去撩撥他，不是</w:t>
-      </w:r>
-      <w:proofErr w:type="gramStart"/>
-      <w:r>
-        <w:rPr>
-          <w:rFonts w:ascii="標楷體" w:eastAsia="標楷體" w:hAnsi="標楷體" w:hint="eastAsia"/>
-          <w:sz w:val="28"/>
-          <w:szCs w:val="28"/>
-        </w:rPr>
-        <w:t>找罵挨</w:t>
-      </w:r>
-      <w:proofErr w:type="gramEnd"/>
-      <w:r>
-        <w:rPr>
-          <w:rFonts w:ascii="標楷體" w:eastAsia="標楷體" w:hAnsi="標楷體" w:hint="eastAsia"/>
-          <w:sz w:val="28"/>
-          <w:szCs w:val="28"/>
-        </w:rPr>
-        <w:t>？」</w:t>
-      </w:r>
-    </w:p>
-    <w:p>
-      <w:pPr>
-        <w:pStyle w:val="a6"/>
-        <w:numPr>
-          <w:ilvl w:val="0"/>
-          <w:numId w:val="5"/>
-        </w:numPr>
-        <w:spacing w:line="420" w:lineRule="exact"/>
-        <w:ind w:leftChars="0"/>
-        <w:rPr>
-          <w:rFonts w:ascii="標楷體" w:eastAsia="標楷體" w:hAnsi="標楷體" w:hint="eastAsia"/>
-          <w:sz w:val="28"/>
-          <w:szCs w:val="28"/>
-        </w:rPr>
-      </w:pPr>
-      <w:r>
-        <w:rPr>
-          <w:rFonts w:ascii="標楷體" w:eastAsia="標楷體" w:hAnsi="標楷體" w:hint="eastAsia"/>
-          <w:sz w:val="28"/>
-          <w:szCs w:val="28"/>
-        </w:rPr>
-        <w:t>類比：</w:t>
-      </w:r>
-      <w:r>
-        <w:rPr>
-          <w:rFonts w:ascii="標楷體" w:eastAsia="標楷體" w:hAnsi="標楷體" w:hint="eastAsia"/>
-          <w:sz w:val="28"/>
-          <w:szCs w:val="28"/>
-        </w:rPr>
-        <w:t>以同類事物或相近性質為基礎，而進行比較推理，以求了解新事物。</w:t>
-      </w:r>
-    </w:p>
-    <w:p>
-      <w:pPr>
-        <w:pStyle w:val="a6"/>
-        <w:spacing w:line="420" w:lineRule="exact"/>
-        <w:ind w:leftChars="0"/>
-        <w:rPr>
-          <w:rFonts w:ascii="標楷體" w:eastAsia="標楷體" w:hAnsi="標楷體"/>
-          <w:sz w:val="28"/>
-          <w:szCs w:val="28"/>
-        </w:rPr>
-      </w:pPr>
-      <w:r>
-        <w:rPr>
-          <w:rFonts w:ascii="標楷體" w:eastAsia="標楷體" w:hAnsi="標楷體" w:hint="eastAsia"/>
-          <w:sz w:val="28"/>
-          <w:szCs w:val="28"/>
-        </w:rPr>
-        <w:t>【例】對於許多未知的事物，科學家們也只能用類比的方法去探索。</w:t>
-      </w:r>
-    </w:p>
-    <w:p>
-      <w:pPr>
-        <w:pStyle w:val="a6"/>
-        <w:numPr>
-          <w:ilvl w:val="0"/>
-          <w:numId w:val="5"/>
-        </w:numPr>
-        <w:spacing w:line="420" w:lineRule="exact"/>
-        <w:ind w:leftChars="0"/>
-        <w:rPr>
-          <w:rFonts w:ascii="標楷體" w:eastAsia="標楷體" w:hAnsi="標楷體"/>
-          <w:sz w:val="28"/>
-          <w:szCs w:val="28"/>
-        </w:rPr>
-      </w:pPr>
-      <w:r>
-        <w:rPr>
-          <w:rFonts w:ascii="標楷體" w:eastAsia="標楷體" w:hAnsi="標楷體" w:hint="eastAsia"/>
-          <w:sz w:val="28"/>
-          <w:szCs w:val="28"/>
-        </w:rPr>
-        <w:t>華年</w:t>
-      </w:r>
-      <w:r>
-        <w:rPr>
-          <w:rFonts w:ascii="標楷體" w:eastAsia="標楷體" w:hAnsi="標楷體" w:hint="eastAsia"/>
-          <w:sz w:val="28"/>
-          <w:szCs w:val="28"/>
-        </w:rPr>
-        <w:t>：</w:t>
-      </w:r>
-      <w:r>
-        <w:rPr>
-          <w:rFonts w:ascii="標楷體" w:eastAsia="標楷體" w:hAnsi="標楷體" w:hint="eastAsia"/>
-          <w:sz w:val="28"/>
-          <w:szCs w:val="28"/>
-        </w:rPr>
-        <w:t>如花盛開的年紀。指少年。</w:t>
-      </w:r>
-    </w:p>
-    <w:p>
-      <w:pPr>
-        <w:pStyle w:val="a6"/>
-        <w:numPr>
-          <w:ilvl w:val="0"/>
-          <w:numId w:val="5"/>
-        </w:numPr>
-        <w:spacing w:line="420" w:lineRule="exact"/>
-        <w:ind w:leftChars="0"/>
-        <w:rPr>
-          <w:rFonts w:ascii="標楷體" w:eastAsia="標楷體" w:hAnsi="標楷體" w:hint="eastAsia"/>
-          <w:sz w:val="28"/>
-          <w:szCs w:val="28"/>
-        </w:rPr>
-      </w:pPr>
-      <w:r>
-        <w:rPr>
-          <w:rFonts w:ascii="標楷體" w:eastAsia="標楷體" w:hAnsi="標楷體" w:hint="eastAsia"/>
-          <w:sz w:val="28"/>
-          <w:szCs w:val="28"/>
-        </w:rPr>
-        <w:t>眷顧</w:t>
-      </w:r>
-      <w:r>
-        <w:rPr>
-          <w:rFonts w:ascii="標楷體" w:eastAsia="標楷體" w:hAnsi="標楷體" w:hint="eastAsia"/>
-          <w:sz w:val="28"/>
-          <w:szCs w:val="28"/>
-        </w:rPr>
-        <w:t>：</w:t>
-      </w:r>
-      <w:r>
-        <w:rPr>
-          <w:rFonts w:ascii="標楷體" w:eastAsia="標楷體" w:hAnsi="標楷體" w:hint="eastAsia"/>
-          <w:sz w:val="28"/>
-          <w:szCs w:val="28"/>
-        </w:rPr>
-        <w:t>特別的關愛或照顧。</w:t>
-      </w:r>
-    </w:p>
-    <w:p>
-      <w:pPr>
-        <w:pStyle w:val="a6"/>
-        <w:spacing w:line="420" w:lineRule="exact"/>
-        <w:ind w:leftChars="0"/>
-        <w:rPr>
-          <w:rFonts w:ascii="標楷體" w:eastAsia="標楷體" w:hAnsi="標楷體"/>
-          <w:sz w:val="28"/>
-          <w:szCs w:val="28"/>
-        </w:rPr>
-      </w:pPr>
-      <w:r>
-        <w:rPr>
-          <w:rFonts w:ascii="標楷體" w:eastAsia="標楷體" w:hAnsi="標楷體" w:hint="eastAsia"/>
-          <w:sz w:val="28"/>
-          <w:szCs w:val="28"/>
-        </w:rPr>
-        <w:t>【例】承蒙您多方眷顧，我真是感激不盡！</w:t>
-      </w:r>
-    </w:p>
-    <w:p>
-      <w:pPr>
-        <w:pStyle w:val="a6"/>
-        <w:numPr>
-          <w:ilvl w:val="0"/>
-          <w:numId w:val="5"/>
-        </w:numPr>
-        <w:spacing w:line="420" w:lineRule="exact"/>
-        <w:ind w:leftChars="0"/>
-        <w:rPr>
-          <w:rFonts w:ascii="標楷體" w:eastAsia="標楷體" w:hAnsi="標楷體"/>
-          <w:sz w:val="28"/>
-          <w:szCs w:val="28"/>
-        </w:rPr>
-      </w:pPr>
-      <w:r>
-        <w:rPr>
-          <w:rFonts w:ascii="標楷體" w:eastAsia="標楷體" w:hAnsi="標楷體" w:hint="eastAsia"/>
-          <w:sz w:val="28"/>
-          <w:szCs w:val="28"/>
-        </w:rPr>
-        <w:t>淡漠</w:t>
-      </w:r>
-      <w:r>
-        <w:rPr>
-          <w:rFonts w:ascii="標楷體" w:eastAsia="標楷體" w:hAnsi="標楷體" w:hint="eastAsia"/>
-          <w:sz w:val="28"/>
-          <w:szCs w:val="28"/>
-        </w:rPr>
-        <w:t>：</w:t>
-      </w:r>
-      <w:r>
-        <w:rPr>
-          <w:rFonts w:ascii="標楷體" w:eastAsia="標楷體" w:hAnsi="標楷體" w:hint="eastAsia"/>
-          <w:sz w:val="28"/>
-          <w:szCs w:val="28"/>
-        </w:rPr>
-        <w:t>冷淡不關心。【例】他對這件事態度十分淡漠。</w:t>
-      </w:r>
-    </w:p>
-    <w:p>
-      <w:pPr>
-        <w:pStyle w:val="a6"/>
-        <w:numPr>
-          <w:ilvl w:val="0"/>
-          <w:numId w:val="5"/>
-        </w:numPr>
-        <w:spacing w:line="420" w:lineRule="exact"/>
-        <w:ind w:leftChars="0"/>
-        <w:rPr>
-          <w:rFonts w:ascii="標楷體" w:eastAsia="標楷體" w:hAnsi="標楷體"/>
-          <w:spacing w:val="-10"/>
-          <w:sz w:val="28"/>
-          <w:szCs w:val="28"/>
-        </w:rPr>
-      </w:pPr>
-      <w:r>
-        <w:rPr>
-          <w:rFonts w:ascii="標楷體" w:eastAsia="標楷體" w:hAnsi="標楷體" w:hint="eastAsia"/>
-          <w:spacing w:val="-10"/>
-          <w:sz w:val="28"/>
-          <w:szCs w:val="28"/>
-        </w:rPr>
-        <w:t>惆悵</w:t>
-      </w:r>
-      <w:r>
-        <w:rPr>
-          <w:rFonts w:ascii="標楷體" w:eastAsia="標楷體" w:hAnsi="標楷體" w:hint="eastAsia"/>
-          <w:spacing w:val="-10"/>
-          <w:sz w:val="28"/>
-          <w:szCs w:val="28"/>
-        </w:rPr>
-        <w:t>(</w:t>
-      </w:r>
-      <w:proofErr w:type="gramStart"/>
-      <w:r>
-        <w:rPr>
-          <w:rFonts w:ascii="標楷體" w:eastAsia="標楷體" w:hAnsi="標楷體" w:hint="eastAsia"/>
-          <w:color w:val="FF0000"/>
-          <w:spacing w:val="-10"/>
-          <w:sz w:val="16"/>
-          <w:szCs w:val="16"/>
-        </w:rPr>
-        <w:t>ㄔㄡ</w:t>
-      </w:r>
-      <w:r>
-        <w:rPr>
-          <w:rFonts w:ascii="標楷體" w:eastAsia="標楷體" w:hAnsi="標楷體" w:hint="eastAsia"/>
-          <w:color w:val="FF0000"/>
-          <w:spacing w:val="-10"/>
-          <w:sz w:val="16"/>
-          <w:szCs w:val="16"/>
-        </w:rPr>
-        <w:t>ˊ</w:t>
-      </w:r>
-      <w:proofErr w:type="gramEnd"/>
-      <w:r>
-        <w:rPr>
-          <w:rFonts w:ascii="標楷體" w:eastAsia="標楷體" w:hAnsi="標楷體" w:hint="eastAsia"/>
-          <w:color w:val="FF0000"/>
-          <w:spacing w:val="-10"/>
-          <w:sz w:val="16"/>
-          <w:szCs w:val="16"/>
-        </w:rPr>
-        <w:t xml:space="preserve"> </w:t>
-      </w:r>
-      <w:proofErr w:type="gramStart"/>
-      <w:r>
-        <w:rPr>
-          <w:rFonts w:ascii="標楷體" w:eastAsia="標楷體" w:hAnsi="標楷體" w:hint="eastAsia"/>
-          <w:color w:val="FF0000"/>
-          <w:spacing w:val="-10"/>
-          <w:sz w:val="16"/>
-          <w:szCs w:val="16"/>
-        </w:rPr>
-        <w:t>ㄔ</w:t>
-      </w:r>
-      <w:r>
-        <w:rPr>
-          <w:rFonts w:ascii="標楷體" w:eastAsia="標楷體" w:hAnsi="標楷體" w:hint="eastAsia"/>
-          <w:color w:val="FF0000"/>
-          <w:spacing w:val="-10"/>
-          <w:sz w:val="16"/>
-          <w:szCs w:val="16"/>
-        </w:rPr>
-        <w:t>ㄤˋ</w:t>
-      </w:r>
-      <w:proofErr w:type="gramEnd"/>
-      <w:r>
-        <w:rPr>
-          <w:rFonts w:ascii="標楷體" w:eastAsia="標楷體" w:hAnsi="標楷體" w:hint="eastAsia"/>
-          <w:spacing w:val="-10"/>
-          <w:sz w:val="28"/>
-          <w:szCs w:val="28"/>
-        </w:rPr>
-        <w:t>)：</w:t>
-      </w:r>
-      <w:r>
-        <w:rPr>
-          <w:rFonts w:ascii="標楷體" w:eastAsia="標楷體" w:hAnsi="標楷體" w:hint="eastAsia"/>
-          <w:spacing w:val="-10"/>
-          <w:sz w:val="28"/>
-          <w:szCs w:val="28"/>
-        </w:rPr>
-        <w:t>悲愁、失意。【例】想到自己一事無成，他的心中頓時惆悵不已。</w:t>
-      </w:r>
-    </w:p>
-    <w:p>
-      <w:pPr>
-        <w:pStyle w:val="a6"/>
-        <w:numPr>
-          <w:ilvl w:val="0"/>
-          <w:numId w:val="5"/>
-        </w:numPr>
-        <w:spacing w:line="420" w:lineRule="exact"/>
-        <w:ind w:leftChars="0"/>
-        <w:rPr>
-          <w:rFonts w:ascii="標楷體" w:eastAsia="標楷體" w:hAnsi="標楷體" w:hint="eastAsia"/>
-          <w:sz w:val="28"/>
-          <w:szCs w:val="28"/>
-        </w:rPr>
-      </w:pPr>
-      <w:r>
-        <w:rPr>
-          <w:rFonts w:ascii="標楷體" w:eastAsia="標楷體" w:hAnsi="標楷體" w:hint="eastAsia"/>
-          <w:sz w:val="28"/>
-          <w:szCs w:val="28"/>
-        </w:rPr>
-        <w:t>意象</w:t>
-      </w:r>
-      <w:r>
-        <w:rPr>
-          <w:rFonts w:ascii="標楷體" w:eastAsia="標楷體" w:hAnsi="標楷體" w:hint="eastAsia"/>
-          <w:sz w:val="28"/>
-          <w:szCs w:val="28"/>
-        </w:rPr>
-        <w:t>：</w:t>
-      </w:r>
-      <w:r>
-        <w:rPr>
-          <w:rFonts w:ascii="標楷體" w:eastAsia="標楷體" w:hAnsi="標楷體" w:hint="eastAsia"/>
-          <w:sz w:val="28"/>
-          <w:szCs w:val="28"/>
-        </w:rPr>
-        <w:t>在主觀意識中，被選擇而有秩序的組織起來的客觀現象。</w:t>
-      </w:r>
-    </w:p>
-    <w:p>
-      <w:pPr>
-        <w:pStyle w:val="a6"/>
-        <w:spacing w:line="420" w:lineRule="exact"/>
-        <w:ind w:leftChars="0"/>
-        <w:rPr>
-          <w:rFonts w:ascii="標楷體" w:eastAsia="標楷體" w:hAnsi="標楷體"/>
-          <w:sz w:val="28"/>
-          <w:szCs w:val="28"/>
-        </w:rPr>
-      </w:pPr>
-      <w:r>
-        <w:rPr>
-          <w:rFonts w:ascii="標楷體" w:eastAsia="標楷體" w:hAnsi="標楷體" w:hint="eastAsia"/>
-          <w:sz w:val="28"/>
-          <w:szCs w:val="28"/>
-        </w:rPr>
-        <w:t>【例】這</w:t>
-      </w:r>
-      <w:proofErr w:type="gramStart"/>
-      <w:r>
-        <w:rPr>
-          <w:rFonts w:ascii="標楷體" w:eastAsia="標楷體" w:hAnsi="標楷體" w:hint="eastAsia"/>
-          <w:sz w:val="28"/>
-          <w:szCs w:val="28"/>
-        </w:rPr>
-        <w:t>首詩以景物</w:t>
-      </w:r>
-      <w:proofErr w:type="gramEnd"/>
-      <w:r>
-        <w:rPr>
-          <w:rFonts w:ascii="標楷體" w:eastAsia="標楷體" w:hAnsi="標楷體" w:hint="eastAsia"/>
-          <w:sz w:val="28"/>
-          <w:szCs w:val="28"/>
-        </w:rPr>
-        <w:t>意象襯托人物感情。</w:t>
-      </w:r>
-    </w:p>
-    <w:p>
-      <w:pPr>
-        <w:pStyle w:val="a6"/>
-        <w:numPr>
-          <w:ilvl w:val="0"/>
-          <w:numId w:val="5"/>
-        </w:numPr>
-        <w:spacing w:line="420" w:lineRule="exact"/>
-        <w:ind w:leftChars="0"/>
-        <w:rPr>
-          <w:rFonts w:ascii="標楷體" w:eastAsia="標楷體" w:hAnsi="標楷體"/>
-          <w:sz w:val="28"/>
-          <w:szCs w:val="28"/>
-        </w:rPr>
-      </w:pPr>
-      <w:r>
-        <w:rPr>
-          <w:rFonts w:ascii="標楷體" w:eastAsia="標楷體" w:hAnsi="標楷體" w:hint="eastAsia"/>
-          <w:sz w:val="28"/>
-          <w:szCs w:val="28"/>
-        </w:rPr>
-        <w:t>抑鬱</w:t>
-      </w:r>
-      <w:r>
-        <w:rPr>
-          <w:rFonts w:ascii="標楷體" w:eastAsia="標楷體" w:hAnsi="標楷體" w:hint="eastAsia"/>
-          <w:sz w:val="28"/>
-          <w:szCs w:val="28"/>
-        </w:rPr>
-        <w:t>：</w:t>
-      </w:r>
-      <w:r>
-        <w:rPr>
-          <w:rFonts w:ascii="標楷體" w:eastAsia="標楷體" w:hAnsi="標楷體" w:hint="eastAsia"/>
-          <w:sz w:val="28"/>
-          <w:szCs w:val="28"/>
-        </w:rPr>
-        <w:t>憂鬱煩悶。【例】他一生不得志，抑鬱以終。</w:t>
+        <w:t>傳統描寫春光的題材中，成功融入了深刻的人生哲理與生活情趣，成為該類題材的不朽代表。</w:t>
       </w:r>
     </w:p>
     <w:sectPr>
-      <w:footerReference w:type="default" r:id="rId10"/>
+      <w:footerReference w:type="default" r:id="rId7"/>
       <w:pgSz w:w="11906" w:h="16838"/>
       <w:pgMar w:top="567" w:right="851" w:bottom="567" w:left="851" w:header="567" w:footer="0" w:gutter="0"/>
       <w:cols w:space="425"/>
